--- a/Homework_5_DWH/ПРОЕКТИРОВАНИЕ DATE WAREHOUSE.docx
+++ b/Homework_5_DWH/ПРОЕКТИРОВАНИЕ DATE WAREHOUSE.docx
@@ -609,8 +609,20 @@
           <w:sz w:val="28"/>
           <w:szCs w:val="28"/>
         </w:rPr>
-        <w:t>Data Warehouse</w:t>
-      </w:r>
+        <w:t xml:space="preserve">Data </w:t>
+      </w:r>
+      <w:proofErr w:type="spellStart"/>
+      <w:r>
+        <w:rPr>
+          <w:rFonts w:ascii="Times New Roman" w:hAnsi="Times New Roman" w:cs="Times New Roman"/>
+          <w:i/>
+          <w:iCs/>
+          <w:sz w:val="28"/>
+          <w:szCs w:val="28"/>
+        </w:rPr>
+        <w:t>Warehouse</w:t>
+      </w:r>
+      <w:proofErr w:type="spellEnd"/>
       <w:r>
         <w:rPr>
           <w:rFonts w:ascii="Times New Roman" w:hAnsi="Times New Roman" w:cs="Times New Roman"/>
@@ -934,6 +946,7 @@
         </w:rPr>
         <w:t>(</w:t>
       </w:r>
+      <w:proofErr w:type="spellStart"/>
       <w:r>
         <w:rPr>
           <w:rFonts w:ascii="Times New Roman" w:hAnsi="Times New Roman" w:cs="Times New Roman"/>
@@ -944,8 +957,9 @@
           <w:sz w:val="28"/>
           <w:szCs w:val="28"/>
         </w:rPr>
-        <w:t>dimension tables</w:t>
-      </w:r>
+        <w:t>dimension</w:t>
+      </w:r>
+      <w:proofErr w:type="spellEnd"/>
       <w:r>
         <w:rPr>
           <w:rFonts w:ascii="Times New Roman" w:hAnsi="Times New Roman" w:cs="Times New Roman"/>
@@ -958,6 +972,7 @@
         </w:rPr>
         <w:t xml:space="preserve"> </w:t>
       </w:r>
+      <w:proofErr w:type="spellStart"/>
       <w:r>
         <w:rPr>
           <w:rFonts w:ascii="Times New Roman" w:hAnsi="Times New Roman" w:cs="Times New Roman"/>
@@ -967,10 +982,10 @@
           <w:iCs/>
           <w:sz w:val="28"/>
           <w:szCs w:val="28"/>
-          <w:lang w:val="en-US"/>
-        </w:rPr>
-        <w:t xml:space="preserve">and </w:t>
-      </w:r>
+        </w:rPr>
+        <w:t>tables</w:t>
+      </w:r>
+      <w:proofErr w:type="spellEnd"/>
       <w:r>
         <w:rPr>
           <w:rFonts w:ascii="Times New Roman" w:hAnsi="Times New Roman" w:cs="Times New Roman"/>
@@ -981,8 +996,61 @@
           <w:sz w:val="28"/>
           <w:szCs w:val="28"/>
         </w:rPr>
-        <w:t>fact table</w:t>
-      </w:r>
+        <w:t xml:space="preserve"> </w:t>
+      </w:r>
+      <w:r>
+        <w:rPr>
+          <w:rFonts w:ascii="Times New Roman" w:hAnsi="Times New Roman" w:cs="Times New Roman"/>
+          <w:b/>
+          <w:bCs/>
+          <w:i/>
+          <w:iCs/>
+          <w:sz w:val="28"/>
+          <w:szCs w:val="28"/>
+          <w:lang w:val="en-US"/>
+        </w:rPr>
+        <w:t xml:space="preserve">and </w:t>
+      </w:r>
+      <w:proofErr w:type="spellStart"/>
+      <w:r>
+        <w:rPr>
+          <w:rFonts w:ascii="Times New Roman" w:hAnsi="Times New Roman" w:cs="Times New Roman"/>
+          <w:b/>
+          <w:bCs/>
+          <w:i/>
+          <w:iCs/>
+          <w:sz w:val="28"/>
+          <w:szCs w:val="28"/>
+        </w:rPr>
+        <w:t>fact</w:t>
+      </w:r>
+      <w:proofErr w:type="spellEnd"/>
+      <w:r>
+        <w:rPr>
+          <w:rFonts w:ascii="Times New Roman" w:hAnsi="Times New Roman" w:cs="Times New Roman"/>
+          <w:b/>
+          <w:bCs/>
+          <w:i/>
+          <w:iCs/>
+          <w:sz w:val="28"/>
+          <w:szCs w:val="28"/>
+        </w:rPr>
+        <w:t xml:space="preserve"> </w:t>
+      </w:r>
+      <w:proofErr w:type="spellStart"/>
+      <w:r>
+        <w:rPr>
+          <w:rFonts w:ascii="Times New Roman" w:hAnsi="Times New Roman" w:cs="Times New Roman"/>
+          <w:b/>
+          <w:bCs/>
+          <w:i/>
+          <w:iCs/>
+          <w:sz w:val="28"/>
+          <w:szCs w:val="28"/>
+        </w:rPr>
+        <w:t>table</w:t>
+      </w:r>
+      <w:proofErr w:type="spellEnd"/>
       <w:r>
         <w:rPr>
           <w:rFonts w:ascii="Times New Roman" w:hAnsi="Times New Roman" w:cs="Times New Roman"/>
@@ -1047,6 +1115,7 @@
         </w:rPr>
         <w:t> </w:t>
       </w:r>
+      <w:proofErr w:type="spellStart"/>
       <w:r>
         <w:rPr>
           <w:rFonts w:ascii="Times New Roman" w:hAnsi="Times New Roman" w:cs="Times New Roman"/>
@@ -1060,6 +1129,7 @@
         </w:rPr>
         <w:t>dim_date</w:t>
       </w:r>
+      <w:proofErr w:type="spellEnd"/>
       <w:r>
         <w:rPr>
           <w:rFonts w:ascii="Times New Roman" w:hAnsi="Times New Roman" w:cs="Times New Roman"/>
@@ -1152,6 +1222,7 @@
           <w:iCs/>
           <w:sz w:val="28"/>
           <w:szCs w:val="28"/>
+          <w:lang w:val="en-US"/>
         </w:rPr>
       </w:pPr>
       <w:r>
@@ -1163,6 +1234,7 @@
           <w:iCs/>
           <w:sz w:val="28"/>
           <w:szCs w:val="28"/>
+          <w:lang w:val="en-US"/>
         </w:rPr>
         <w:t>Attributes:</w:t>
       </w:r>
@@ -1172,38 +1244,46 @@
         <w:pStyle w:val="a7"/>
         <w:numPr>
           <w:ilvl w:val="0"/>
-          <w:numId w:val="23"/>
+          <w:numId w:val="42"/>
         </w:numPr>
         <w:tabs>
-          <w:tab w:val="clear" w:pos="720"/>
-          <w:tab w:val="left" w:pos="426"/>
-        </w:tabs>
-        <w:spacing w:before="1560"/>
-        <w:ind w:left="1701" w:hanging="425"/>
+          <w:tab w:val="left" w:pos="1701"/>
+        </w:tabs>
+        <w:spacing w:after="0"/>
+        <w:ind w:left="1843" w:hanging="567"/>
         <w:jc w:val="both"/>
         <w:rPr>
           <w:rFonts w:ascii="Times New Roman" w:hAnsi="Times New Roman" w:cs="Times New Roman"/>
-          <w:sz w:val="28"/>
-          <w:szCs w:val="28"/>
-        </w:rPr>
-      </w:pPr>
-      <w:r>
-        <w:rPr>
-          <w:rFonts w:ascii="Times New Roman" w:hAnsi="Times New Roman" w:cs="Times New Roman"/>
-          <w:i/>
-          <w:iCs/>
-          <w:sz w:val="28"/>
-          <w:szCs w:val="28"/>
-        </w:rPr>
-        <w:t>DateKey:</w:t>
-      </w:r>
-      <w:r>
-        <w:rPr>
-          <w:rFonts w:ascii="Times New Roman" w:hAnsi="Times New Roman" w:cs="Times New Roman"/>
-          <w:sz w:val="28"/>
-          <w:szCs w:val="28"/>
-        </w:rPr>
-        <w:t xml:space="preserve"> INTEGER, PK</w:t>
+          <w:i/>
+          <w:iCs/>
+          <w:sz w:val="28"/>
+          <w:szCs w:val="28"/>
+          <w:lang w:val="en-US"/>
+        </w:rPr>
+      </w:pPr>
+      <w:proofErr w:type="spellStart"/>
+      <w:r>
+        <w:rPr>
+          <w:rFonts w:ascii="Times New Roman" w:hAnsi="Times New Roman" w:cs="Times New Roman"/>
+          <w:i/>
+          <w:iCs/>
+          <w:sz w:val="28"/>
+          <w:szCs w:val="28"/>
+          <w:lang w:val="en-US"/>
+        </w:rPr>
+        <w:t>DateKey</w:t>
+      </w:r>
+      <w:proofErr w:type="spellEnd"/>
+      <w:r>
+        <w:rPr>
+          <w:rFonts w:ascii="Times New Roman" w:hAnsi="Times New Roman" w:cs="Times New Roman"/>
+          <w:i/>
+          <w:iCs/>
+          <w:sz w:val="28"/>
+          <w:szCs w:val="28"/>
+          <w:lang w:val="en-US"/>
+        </w:rPr>
+        <w:t xml:space="preserve">         INT PRIMARY KEY,</w:t>
       </w:r>
     </w:p>
     <w:p>
@@ -1211,38 +1291,46 @@
         <w:pStyle w:val="a7"/>
         <w:numPr>
           <w:ilvl w:val="0"/>
-          <w:numId w:val="23"/>
+          <w:numId w:val="42"/>
         </w:numPr>
         <w:tabs>
-          <w:tab w:val="clear" w:pos="720"/>
-          <w:tab w:val="left" w:pos="426"/>
-        </w:tabs>
-        <w:spacing w:before="1560"/>
-        <w:ind w:left="1701" w:hanging="425"/>
+          <w:tab w:val="left" w:pos="1701"/>
+        </w:tabs>
+        <w:spacing w:after="0"/>
+        <w:ind w:left="1843" w:hanging="567"/>
         <w:jc w:val="both"/>
         <w:rPr>
           <w:rFonts w:ascii="Times New Roman" w:hAnsi="Times New Roman" w:cs="Times New Roman"/>
-          <w:sz w:val="28"/>
-          <w:szCs w:val="28"/>
-        </w:rPr>
-      </w:pPr>
-      <w:r>
-        <w:rPr>
-          <w:rFonts w:ascii="Times New Roman" w:hAnsi="Times New Roman" w:cs="Times New Roman"/>
-          <w:i/>
-          <w:iCs/>
-          <w:sz w:val="28"/>
-          <w:szCs w:val="28"/>
-        </w:rPr>
-        <w:t>FullDate:</w:t>
-      </w:r>
-      <w:r>
-        <w:rPr>
-          <w:rFonts w:ascii="Times New Roman" w:hAnsi="Times New Roman" w:cs="Times New Roman"/>
-          <w:sz w:val="28"/>
-          <w:szCs w:val="28"/>
-        </w:rPr>
-        <w:t xml:space="preserve"> DATE, NOT NULL</w:t>
+          <w:i/>
+          <w:iCs/>
+          <w:sz w:val="28"/>
+          <w:szCs w:val="28"/>
+          <w:lang w:val="en-US"/>
+        </w:rPr>
+      </w:pPr>
+      <w:proofErr w:type="spellStart"/>
+      <w:r>
+        <w:rPr>
+          <w:rFonts w:ascii="Times New Roman" w:hAnsi="Times New Roman" w:cs="Times New Roman"/>
+          <w:i/>
+          <w:iCs/>
+          <w:sz w:val="28"/>
+          <w:szCs w:val="28"/>
+          <w:lang w:val="en-US"/>
+        </w:rPr>
+        <w:t>FullDate</w:t>
+      </w:r>
+      <w:proofErr w:type="spellEnd"/>
+      <w:r>
+        <w:rPr>
+          <w:rFonts w:ascii="Times New Roman" w:hAnsi="Times New Roman" w:cs="Times New Roman"/>
+          <w:i/>
+          <w:iCs/>
+          <w:sz w:val="28"/>
+          <w:szCs w:val="28"/>
+          <w:lang w:val="en-US"/>
+        </w:rPr>
+        <w:t xml:space="preserve">        DATE NOT NULL,</w:t>
       </w:r>
     </w:p>
     <w:p>
@@ -1250,39 +1338,47 @@
         <w:pStyle w:val="a7"/>
         <w:numPr>
           <w:ilvl w:val="0"/>
-          <w:numId w:val="23"/>
+          <w:numId w:val="42"/>
         </w:numPr>
         <w:tabs>
-          <w:tab w:val="clear" w:pos="720"/>
-          <w:tab w:val="left" w:pos="426"/>
-        </w:tabs>
-        <w:spacing w:before="1560"/>
-        <w:ind w:left="1701" w:hanging="425"/>
+          <w:tab w:val="left" w:pos="1701"/>
+        </w:tabs>
+        <w:spacing w:after="0"/>
+        <w:ind w:left="1843" w:hanging="567"/>
         <w:jc w:val="both"/>
         <w:rPr>
           <w:rFonts w:ascii="Times New Roman" w:hAnsi="Times New Roman" w:cs="Times New Roman"/>
-          <w:sz w:val="28"/>
-          <w:szCs w:val="28"/>
-        </w:rPr>
-      </w:pPr>
-      <w:r>
-        <w:rPr>
-          <w:rFonts w:ascii="Times New Roman" w:hAnsi="Times New Roman" w:cs="Times New Roman"/>
-          <w:i/>
-          <w:iCs/>
-          <w:sz w:val="28"/>
-          <w:szCs w:val="28"/>
+          <w:i/>
+          <w:iCs/>
+          <w:sz w:val="28"/>
+          <w:szCs w:val="28"/>
+          <w:lang w:val="en-US"/>
+        </w:rPr>
+      </w:pPr>
+      <w:proofErr w:type="spellStart"/>
+      <w:r>
+        <w:rPr>
+          <w:rFonts w:ascii="Times New Roman" w:hAnsi="Times New Roman" w:cs="Times New Roman"/>
+          <w:i/>
+          <w:iCs/>
+          <w:sz w:val="28"/>
+          <w:szCs w:val="28"/>
+          <w:lang w:val="en-US"/>
         </w:rPr>
         <w:lastRenderedPageBreak/>
-        <w:t>Month:</w:t>
-      </w:r>
-      <w:r>
-        <w:rPr>
-          <w:rFonts w:ascii="Times New Roman" w:hAnsi="Times New Roman" w:cs="Times New Roman"/>
-          <w:sz w:val="28"/>
-          <w:szCs w:val="28"/>
-        </w:rPr>
-        <w:t xml:space="preserve"> INTEGER, NOT NULL</w:t>
+        <w:t>DayOfMonth</w:t>
+      </w:r>
+      <w:proofErr w:type="spellEnd"/>
+      <w:r>
+        <w:rPr>
+          <w:rFonts w:ascii="Times New Roman" w:hAnsi="Times New Roman" w:cs="Times New Roman"/>
+          <w:i/>
+          <w:iCs/>
+          <w:sz w:val="28"/>
+          <w:szCs w:val="28"/>
+          <w:lang w:val="en-US"/>
+        </w:rPr>
+        <w:t xml:space="preserve">      INT NOT NULL,           </w:t>
       </w:r>
     </w:p>
     <w:p>
@@ -1290,38 +1386,33 @@
         <w:pStyle w:val="a7"/>
         <w:numPr>
           <w:ilvl w:val="0"/>
-          <w:numId w:val="23"/>
+          <w:numId w:val="42"/>
         </w:numPr>
         <w:tabs>
-          <w:tab w:val="clear" w:pos="720"/>
-          <w:tab w:val="left" w:pos="426"/>
-        </w:tabs>
-        <w:spacing w:before="1560"/>
-        <w:ind w:left="1701" w:hanging="425"/>
+          <w:tab w:val="left" w:pos="1701"/>
+        </w:tabs>
+        <w:spacing w:after="0"/>
+        <w:ind w:left="1843" w:hanging="567"/>
         <w:jc w:val="both"/>
         <w:rPr>
           <w:rFonts w:ascii="Times New Roman" w:hAnsi="Times New Roman" w:cs="Times New Roman"/>
-          <w:sz w:val="28"/>
-          <w:szCs w:val="28"/>
-        </w:rPr>
-      </w:pPr>
-      <w:r>
-        <w:rPr>
-          <w:rFonts w:ascii="Times New Roman" w:hAnsi="Times New Roman" w:cs="Times New Roman"/>
-          <w:i/>
-          <w:iCs/>
-          <w:sz w:val="28"/>
-          <w:szCs w:val="28"/>
-        </w:rPr>
-        <w:t>Year:</w:t>
-      </w:r>
-      <w:r>
-        <w:rPr>
-          <w:rFonts w:ascii="Times New Roman" w:hAnsi="Times New Roman" w:cs="Times New Roman"/>
-          <w:sz w:val="28"/>
-          <w:szCs w:val="28"/>
-        </w:rPr>
-        <w:t xml:space="preserve"> INTEGER, NOT NULL</w:t>
+          <w:i/>
+          <w:iCs/>
+          <w:sz w:val="28"/>
+          <w:szCs w:val="28"/>
+          <w:lang w:val="en-US"/>
+        </w:rPr>
+      </w:pPr>
+      <w:r>
+        <w:rPr>
+          <w:rFonts w:ascii="Times New Roman" w:hAnsi="Times New Roman" w:cs="Times New Roman"/>
+          <w:i/>
+          <w:iCs/>
+          <w:sz w:val="28"/>
+          <w:szCs w:val="28"/>
+          <w:lang w:val="en-US"/>
+        </w:rPr>
+        <w:t xml:space="preserve">Month           INT NOT NULL,           </w:t>
       </w:r>
     </w:p>
     <w:p>
@@ -1329,66 +1420,31 @@
         <w:pStyle w:val="a7"/>
         <w:numPr>
           <w:ilvl w:val="0"/>
-          <w:numId w:val="23"/>
+          <w:numId w:val="42"/>
         </w:numPr>
         <w:tabs>
-          <w:tab w:val="clear" w:pos="720"/>
-          <w:tab w:val="left" w:pos="426"/>
-        </w:tabs>
-        <w:spacing w:before="1560"/>
-        <w:ind w:left="1701" w:hanging="425"/>
+          <w:tab w:val="left" w:pos="1701"/>
+        </w:tabs>
+        <w:spacing w:after="0"/>
+        <w:ind w:left="1843" w:hanging="567"/>
         <w:jc w:val="both"/>
         <w:rPr>
           <w:rFonts w:ascii="Times New Roman" w:hAnsi="Times New Roman" w:cs="Times New Roman"/>
-          <w:sz w:val="28"/>
-          <w:szCs w:val="28"/>
-        </w:rPr>
-      </w:pPr>
-      <w:r>
-        <w:rPr>
-          <w:rFonts w:ascii="Times New Roman" w:hAnsi="Times New Roman" w:cs="Times New Roman"/>
-          <w:i/>
-          <w:iCs/>
-          <w:sz w:val="28"/>
-          <w:szCs w:val="28"/>
-        </w:rPr>
-        <w:t>DayName:</w:t>
-      </w:r>
-      <w:r>
-        <w:rPr>
-          <w:rFonts w:ascii="Times New Roman" w:hAnsi="Times New Roman" w:cs="Times New Roman"/>
-          <w:sz w:val="28"/>
-          <w:szCs w:val="28"/>
-        </w:rPr>
-        <w:t xml:space="preserve"> VARCHAR(20), NOT NULL</w:t>
-      </w:r>
-    </w:p>
-    <w:p>
-      <w:pPr>
-        <w:pStyle w:val="a7"/>
-        <w:tabs>
-          <w:tab w:val="left" w:pos="709"/>
-        </w:tabs>
-        <w:spacing w:before="1560"/>
-        <w:ind w:firstLine="131"/>
-        <w:jc w:val="both"/>
-        <w:rPr>
-          <w:rFonts w:ascii="Times New Roman" w:hAnsi="Times New Roman" w:cs="Times New Roman"/>
-          <w:b/>
-          <w:bCs/>
-          <w:sz w:val="28"/>
-          <w:szCs w:val="28"/>
-        </w:rPr>
-      </w:pPr>
-      <w:r>
-        <w:rPr>
-          <w:rFonts w:ascii="Times New Roman" w:hAnsi="Times New Roman" w:cs="Times New Roman"/>
-          <w:b/>
-          <w:bCs/>
-          <w:sz w:val="28"/>
-          <w:szCs w:val="28"/>
-        </w:rPr>
-        <w:t>Constraints:</w:t>
+          <w:i/>
+          <w:iCs/>
+          <w:sz w:val="28"/>
+          <w:szCs w:val="28"/>
+        </w:rPr>
+      </w:pPr>
+      <w:r>
+        <w:rPr>
+          <w:rFonts w:ascii="Times New Roman" w:hAnsi="Times New Roman" w:cs="Times New Roman"/>
+          <w:i/>
+          <w:iCs/>
+          <w:sz w:val="28"/>
+          <w:szCs w:val="28"/>
+        </w:rPr>
+        <w:t xml:space="preserve">Year            INT NOT NULL,           </w:t>
       </w:r>
     </w:p>
     <w:p>
@@ -1396,61 +1452,65 @@
         <w:pStyle w:val="a7"/>
         <w:numPr>
           <w:ilvl w:val="0"/>
-          <w:numId w:val="24"/>
+          <w:numId w:val="42"/>
         </w:numPr>
         <w:tabs>
-          <w:tab w:val="clear" w:pos="720"/>
           <w:tab w:val="left" w:pos="1701"/>
         </w:tabs>
-        <w:spacing w:before="1560"/>
+        <w:spacing w:after="0"/>
         <w:ind w:left="1843" w:hanging="567"/>
         <w:jc w:val="both"/>
         <w:rPr>
           <w:rFonts w:ascii="Times New Roman" w:hAnsi="Times New Roman" w:cs="Times New Roman"/>
-          <w:sz w:val="28"/>
-          <w:szCs w:val="28"/>
-          <w:lang w:val="en-US"/>
-        </w:rPr>
-      </w:pPr>
-      <w:r>
-        <w:rPr>
-          <w:rFonts w:ascii="Times New Roman" w:hAnsi="Times New Roman" w:cs="Times New Roman"/>
-          <w:i/>
-          <w:iCs/>
-          <w:sz w:val="28"/>
-          <w:szCs w:val="28"/>
-          <w:lang w:val="en-US"/>
-        </w:rPr>
-        <w:t>PK_dim_date:</w:t>
-      </w:r>
-      <w:r>
-        <w:rPr>
-          <w:rFonts w:ascii="Times New Roman" w:hAnsi="Times New Roman" w:cs="Times New Roman"/>
-          <w:sz w:val="28"/>
-          <w:szCs w:val="28"/>
-          <w:lang w:val="en-US"/>
-        </w:rPr>
-        <w:t xml:space="preserve"> PRIMARY KEY (</w:t>
-      </w:r>
-      <w:r>
-        <w:rPr>
-          <w:rFonts w:ascii="Times New Roman" w:hAnsi="Times New Roman" w:cs="Times New Roman"/>
-          <w:i/>
-          <w:iCs/>
-          <w:sz w:val="28"/>
-          <w:szCs w:val="28"/>
-          <w:lang w:val="en-US"/>
-        </w:rPr>
-        <w:t>DateKey</w:t>
-      </w:r>
-      <w:r>
-        <w:rPr>
-          <w:rFonts w:ascii="Times New Roman" w:hAnsi="Times New Roman" w:cs="Times New Roman"/>
-          <w:sz w:val="28"/>
-          <w:szCs w:val="28"/>
-          <w:lang w:val="en-US"/>
-        </w:rPr>
-        <w:t>)</w:t>
+          <w:i/>
+          <w:iCs/>
+          <w:sz w:val="28"/>
+          <w:szCs w:val="28"/>
+        </w:rPr>
+      </w:pPr>
+      <w:proofErr w:type="spellStart"/>
+      <w:r>
+        <w:rPr>
+          <w:rFonts w:ascii="Times New Roman" w:hAnsi="Times New Roman" w:cs="Times New Roman"/>
+          <w:i/>
+          <w:iCs/>
+          <w:sz w:val="28"/>
+          <w:szCs w:val="28"/>
+        </w:rPr>
+        <w:t>DayName</w:t>
+      </w:r>
+      <w:proofErr w:type="spellEnd"/>
+      <w:r>
+        <w:rPr>
+          <w:rFonts w:ascii="Times New Roman" w:hAnsi="Times New Roman" w:cs="Times New Roman"/>
+          <w:i/>
+          <w:iCs/>
+          <w:sz w:val="28"/>
+          <w:szCs w:val="28"/>
+        </w:rPr>
+        <w:t xml:space="preserve">         </w:t>
+      </w:r>
+      <w:proofErr w:type="gramStart"/>
+      <w:r>
+        <w:rPr>
+          <w:rFonts w:ascii="Times New Roman" w:hAnsi="Times New Roman" w:cs="Times New Roman"/>
+          <w:i/>
+          <w:iCs/>
+          <w:sz w:val="28"/>
+          <w:szCs w:val="28"/>
+        </w:rPr>
+        <w:t>VARCHAR(</w:t>
+      </w:r>
+      <w:proofErr w:type="gramEnd"/>
+      <w:r>
+        <w:rPr>
+          <w:rFonts w:ascii="Times New Roman" w:hAnsi="Times New Roman" w:cs="Times New Roman"/>
+          <w:i/>
+          <w:iCs/>
+          <w:sz w:val="28"/>
+          <w:szCs w:val="28"/>
+        </w:rPr>
+        <w:t xml:space="preserve">20) NOT NULL,   </w:t>
       </w:r>
     </w:p>
     <w:p>
@@ -1458,41 +1518,46 @@
         <w:pStyle w:val="a7"/>
         <w:numPr>
           <w:ilvl w:val="0"/>
-          <w:numId w:val="24"/>
+          <w:numId w:val="42"/>
         </w:numPr>
         <w:tabs>
-          <w:tab w:val="clear" w:pos="720"/>
           <w:tab w:val="left" w:pos="1701"/>
         </w:tabs>
-        <w:spacing w:before="1560"/>
+        <w:spacing w:after="0"/>
         <w:ind w:left="1843" w:hanging="567"/>
         <w:jc w:val="both"/>
         <w:rPr>
           <w:rFonts w:ascii="Times New Roman" w:hAnsi="Times New Roman" w:cs="Times New Roman"/>
-          <w:sz w:val="28"/>
-          <w:szCs w:val="28"/>
-          <w:lang w:val="en-US"/>
-        </w:rPr>
-      </w:pPr>
-      <w:r>
-        <w:rPr>
-          <w:rFonts w:ascii="Times New Roman" w:hAnsi="Times New Roman" w:cs="Times New Roman"/>
-          <w:i/>
-          <w:iCs/>
-          <w:sz w:val="28"/>
-          <w:szCs w:val="28"/>
-          <w:lang w:val="en-US"/>
-        </w:rPr>
-        <w:t>CHK_Month:</w:t>
-      </w:r>
-      <w:r>
-        <w:rPr>
-          <w:rFonts w:ascii="Times New Roman" w:hAnsi="Times New Roman" w:cs="Times New Roman"/>
-          <w:sz w:val="28"/>
-          <w:szCs w:val="28"/>
-          <w:lang w:val="en-US"/>
-        </w:rPr>
-        <w:t xml:space="preserve"> CHECK (Month BETWEEN 1 AND 12)</w:t>
+          <w:i/>
+          <w:iCs/>
+          <w:sz w:val="28"/>
+          <w:szCs w:val="28"/>
+          <w:lang w:val="en-US"/>
+        </w:rPr>
+      </w:pPr>
+      <w:proofErr w:type="spellStart"/>
+      <w:r>
+        <w:rPr>
+          <w:rFonts w:ascii="Times New Roman" w:hAnsi="Times New Roman" w:cs="Times New Roman"/>
+          <w:i/>
+          <w:iCs/>
+          <w:sz w:val="28"/>
+          <w:szCs w:val="28"/>
+          <w:lang w:val="en-US"/>
+        </w:rPr>
+        <w:t>DayOfWeekNumber</w:t>
+      </w:r>
+      <w:proofErr w:type="spellEnd"/>
+      <w:r>
+        <w:rPr>
+          <w:rFonts w:ascii="Times New Roman" w:hAnsi="Times New Roman" w:cs="Times New Roman"/>
+          <w:i/>
+          <w:iCs/>
+          <w:sz w:val="28"/>
+          <w:szCs w:val="28"/>
+          <w:lang w:val="en-US"/>
+        </w:rPr>
+        <w:t xml:space="preserve"> INT NOT NULL,           </w:t>
       </w:r>
     </w:p>
     <w:p>
@@ -1500,41 +1565,494 @@
         <w:pStyle w:val="a7"/>
         <w:numPr>
           <w:ilvl w:val="0"/>
-          <w:numId w:val="24"/>
+          <w:numId w:val="42"/>
         </w:numPr>
         <w:tabs>
-          <w:tab w:val="clear" w:pos="720"/>
           <w:tab w:val="left" w:pos="1701"/>
         </w:tabs>
+        <w:spacing w:after="0"/>
         <w:ind w:left="1843" w:hanging="567"/>
         <w:jc w:val="both"/>
         <w:rPr>
           <w:rFonts w:ascii="Times New Roman" w:hAnsi="Times New Roman" w:cs="Times New Roman"/>
-          <w:sz w:val="28"/>
-          <w:szCs w:val="28"/>
-          <w:lang w:val="en-US"/>
-        </w:rPr>
-      </w:pPr>
-      <w:r>
-        <w:rPr>
-          <w:rFonts w:ascii="Times New Roman" w:hAnsi="Times New Roman" w:cs="Times New Roman"/>
-          <w:i/>
-          <w:iCs/>
-          <w:sz w:val="28"/>
-          <w:szCs w:val="28"/>
-          <w:lang w:val="en-US"/>
-        </w:rPr>
-        <w:t>CHK_Year:</w:t>
-      </w:r>
-      <w:r>
-        <w:rPr>
-          <w:rFonts w:ascii="Times New Roman" w:hAnsi="Times New Roman" w:cs="Times New Roman"/>
-          <w:sz w:val="28"/>
-          <w:szCs w:val="28"/>
-          <w:lang w:val="en-US"/>
-        </w:rPr>
-        <w:t xml:space="preserve"> CHECK (Year BETWEEN 2000 AND 2100)</w:t>
-      </w:r>
+          <w:i/>
+          <w:iCs/>
+          <w:sz w:val="28"/>
+          <w:szCs w:val="28"/>
+          <w:lang w:val="en-US"/>
+        </w:rPr>
+      </w:pPr>
+      <w:proofErr w:type="spellStart"/>
+      <w:r>
+        <w:rPr>
+          <w:rFonts w:ascii="Times New Roman" w:hAnsi="Times New Roman" w:cs="Times New Roman"/>
+          <w:i/>
+          <w:iCs/>
+          <w:sz w:val="28"/>
+          <w:szCs w:val="28"/>
+          <w:lang w:val="en-US"/>
+        </w:rPr>
+        <w:t>MonthName</w:t>
+      </w:r>
+      <w:proofErr w:type="spellEnd"/>
+      <w:r>
+        <w:rPr>
+          <w:rFonts w:ascii="Times New Roman" w:hAnsi="Times New Roman" w:cs="Times New Roman"/>
+          <w:i/>
+          <w:iCs/>
+          <w:sz w:val="28"/>
+          <w:szCs w:val="28"/>
+          <w:lang w:val="en-US"/>
+        </w:rPr>
+        <w:t xml:space="preserve">       </w:t>
+      </w:r>
+      <w:proofErr w:type="gramStart"/>
+      <w:r>
+        <w:rPr>
+          <w:rFonts w:ascii="Times New Roman" w:hAnsi="Times New Roman" w:cs="Times New Roman"/>
+          <w:i/>
+          <w:iCs/>
+          <w:sz w:val="28"/>
+          <w:szCs w:val="28"/>
+          <w:lang w:val="en-US"/>
+        </w:rPr>
+        <w:t>VARCHAR(</w:t>
+      </w:r>
+      <w:proofErr w:type="gramEnd"/>
+      <w:r>
+        <w:rPr>
+          <w:rFonts w:ascii="Times New Roman" w:hAnsi="Times New Roman" w:cs="Times New Roman"/>
+          <w:i/>
+          <w:iCs/>
+          <w:sz w:val="28"/>
+          <w:szCs w:val="28"/>
+          <w:lang w:val="en-US"/>
+        </w:rPr>
+        <w:t xml:space="preserve">20) NOT NULL,   </w:t>
+      </w:r>
+    </w:p>
+    <w:p>
+      <w:pPr>
+        <w:pStyle w:val="a7"/>
+        <w:numPr>
+          <w:ilvl w:val="0"/>
+          <w:numId w:val="42"/>
+        </w:numPr>
+        <w:tabs>
+          <w:tab w:val="left" w:pos="1701"/>
+        </w:tabs>
+        <w:spacing w:after="0"/>
+        <w:ind w:left="1843" w:hanging="567"/>
+        <w:jc w:val="both"/>
+        <w:rPr>
+          <w:rFonts w:ascii="Times New Roman" w:hAnsi="Times New Roman" w:cs="Times New Roman"/>
+          <w:i/>
+          <w:iCs/>
+          <w:sz w:val="28"/>
+          <w:szCs w:val="28"/>
+          <w:lang w:val="en-US"/>
+        </w:rPr>
+      </w:pPr>
+      <w:r>
+        <w:rPr>
+          <w:rFonts w:ascii="Times New Roman" w:hAnsi="Times New Roman" w:cs="Times New Roman"/>
+          <w:i/>
+          <w:iCs/>
+          <w:sz w:val="28"/>
+          <w:szCs w:val="28"/>
+          <w:lang w:val="en-US"/>
+        </w:rPr>
+        <w:t xml:space="preserve">Quarter         INT NOT NULL,           </w:t>
+      </w:r>
+    </w:p>
+    <w:p>
+      <w:pPr>
+        <w:pStyle w:val="a7"/>
+        <w:numPr>
+          <w:ilvl w:val="0"/>
+          <w:numId w:val="42"/>
+        </w:numPr>
+        <w:tabs>
+          <w:tab w:val="left" w:pos="1701"/>
+        </w:tabs>
+        <w:spacing w:after="0"/>
+        <w:ind w:left="1843" w:hanging="567"/>
+        <w:jc w:val="both"/>
+        <w:rPr>
+          <w:rFonts w:ascii="Times New Roman" w:hAnsi="Times New Roman" w:cs="Times New Roman"/>
+          <w:i/>
+          <w:iCs/>
+          <w:sz w:val="28"/>
+          <w:szCs w:val="28"/>
+          <w:lang w:val="en-US"/>
+        </w:rPr>
+      </w:pPr>
+      <w:proofErr w:type="spellStart"/>
+      <w:r>
+        <w:rPr>
+          <w:rFonts w:ascii="Times New Roman" w:hAnsi="Times New Roman" w:cs="Times New Roman"/>
+          <w:i/>
+          <w:iCs/>
+          <w:sz w:val="28"/>
+          <w:szCs w:val="28"/>
+          <w:lang w:val="en-US"/>
+        </w:rPr>
+        <w:t>WeekOfYear</w:t>
+      </w:r>
+      <w:proofErr w:type="spellEnd"/>
+      <w:r>
+        <w:rPr>
+          <w:rFonts w:ascii="Times New Roman" w:hAnsi="Times New Roman" w:cs="Times New Roman"/>
+          <w:i/>
+          <w:iCs/>
+          <w:sz w:val="28"/>
+          <w:szCs w:val="28"/>
+          <w:lang w:val="en-US"/>
+        </w:rPr>
+        <w:t xml:space="preserve">      INT NOT NULL       </w:t>
+      </w:r>
+    </w:p>
+    <w:p>
+      <w:pPr>
+        <w:tabs>
+          <w:tab w:val="left" w:pos="1701"/>
+        </w:tabs>
+        <w:spacing w:after="0"/>
+        <w:ind w:left="1276" w:hanging="567"/>
+        <w:jc w:val="both"/>
+        <w:rPr>
+          <w:rFonts w:ascii="Times New Roman" w:hAnsi="Times New Roman" w:cs="Times New Roman"/>
+          <w:i/>
+          <w:iCs/>
+          <w:sz w:val="28"/>
+          <w:szCs w:val="28"/>
+          <w:lang w:val="en-US"/>
+        </w:rPr>
+      </w:pPr>
+      <w:r>
+        <w:rPr>
+          <w:rFonts w:ascii="Times New Roman" w:hAnsi="Times New Roman" w:cs="Times New Roman"/>
+          <w:b/>
+          <w:bCs/>
+          <w:i/>
+          <w:iCs/>
+          <w:sz w:val="28"/>
+          <w:szCs w:val="28"/>
+          <w:lang w:val="en-US"/>
+        </w:rPr>
+        <w:t>Constraints:</w:t>
+      </w:r>
+    </w:p>
+    <w:p>
+      <w:pPr>
+        <w:pStyle w:val="a7"/>
+        <w:numPr>
+          <w:ilvl w:val="0"/>
+          <w:numId w:val="43"/>
+        </w:numPr>
+        <w:tabs>
+          <w:tab w:val="left" w:pos="1701"/>
+        </w:tabs>
+        <w:spacing w:after="0"/>
+        <w:ind w:firstLine="556"/>
+        <w:jc w:val="both"/>
+        <w:rPr>
+          <w:rFonts w:ascii="Times New Roman" w:hAnsi="Times New Roman" w:cs="Times New Roman"/>
+          <w:i/>
+          <w:iCs/>
+          <w:sz w:val="28"/>
+          <w:szCs w:val="28"/>
+          <w:lang w:val="en-US"/>
+        </w:rPr>
+      </w:pPr>
+      <w:r>
+        <w:rPr>
+          <w:rFonts w:ascii="Times New Roman" w:hAnsi="Times New Roman" w:cs="Times New Roman"/>
+          <w:i/>
+          <w:iCs/>
+          <w:sz w:val="28"/>
+          <w:szCs w:val="28"/>
+          <w:lang w:val="en-US"/>
+        </w:rPr>
+        <w:t>CHK_Month CHECK (Month BETWEEN 1 AND 12),</w:t>
+      </w:r>
+    </w:p>
+    <w:p>
+      <w:pPr>
+        <w:pStyle w:val="a7"/>
+        <w:numPr>
+          <w:ilvl w:val="0"/>
+          <w:numId w:val="43"/>
+        </w:numPr>
+        <w:tabs>
+          <w:tab w:val="left" w:pos="1701"/>
+        </w:tabs>
+        <w:spacing w:after="0"/>
+        <w:ind w:firstLine="556"/>
+        <w:jc w:val="both"/>
+        <w:rPr>
+          <w:rFonts w:ascii="Times New Roman" w:hAnsi="Times New Roman" w:cs="Times New Roman"/>
+          <w:i/>
+          <w:iCs/>
+          <w:sz w:val="28"/>
+          <w:szCs w:val="28"/>
+          <w:lang w:val="en-US"/>
+        </w:rPr>
+      </w:pPr>
+      <w:proofErr w:type="spellStart"/>
+      <w:r>
+        <w:rPr>
+          <w:rFonts w:ascii="Times New Roman" w:hAnsi="Times New Roman" w:cs="Times New Roman"/>
+          <w:i/>
+          <w:iCs/>
+          <w:sz w:val="28"/>
+          <w:szCs w:val="28"/>
+          <w:lang w:val="en-US"/>
+        </w:rPr>
+        <w:t>CHK_</w:t>
+      </w:r>
+      <w:proofErr w:type="gramStart"/>
+      <w:r>
+        <w:rPr>
+          <w:rFonts w:ascii="Times New Roman" w:hAnsi="Times New Roman" w:cs="Times New Roman"/>
+          <w:i/>
+          <w:iCs/>
+          <w:sz w:val="28"/>
+          <w:szCs w:val="28"/>
+          <w:lang w:val="en-US"/>
+        </w:rPr>
+        <w:t>Year</w:t>
+      </w:r>
+      <w:proofErr w:type="spellEnd"/>
+      <w:r>
+        <w:rPr>
+          <w:rFonts w:ascii="Times New Roman" w:hAnsi="Times New Roman" w:cs="Times New Roman"/>
+          <w:i/>
+          <w:iCs/>
+          <w:sz w:val="28"/>
+          <w:szCs w:val="28"/>
+          <w:lang w:val="en-US"/>
+        </w:rPr>
+        <w:t xml:space="preserve">  CHECK</w:t>
+      </w:r>
+      <w:proofErr w:type="gramEnd"/>
+      <w:r>
+        <w:rPr>
+          <w:rFonts w:ascii="Times New Roman" w:hAnsi="Times New Roman" w:cs="Times New Roman"/>
+          <w:i/>
+          <w:iCs/>
+          <w:sz w:val="28"/>
+          <w:szCs w:val="28"/>
+          <w:lang w:val="en-US"/>
+        </w:rPr>
+        <w:t xml:space="preserve"> (Year BETWEEN 2000 AND 2100),</w:t>
+      </w:r>
+    </w:p>
+    <w:p>
+      <w:pPr>
+        <w:pStyle w:val="a7"/>
+        <w:numPr>
+          <w:ilvl w:val="0"/>
+          <w:numId w:val="43"/>
+        </w:numPr>
+        <w:tabs>
+          <w:tab w:val="left" w:pos="1701"/>
+        </w:tabs>
+        <w:spacing w:after="0"/>
+        <w:ind w:firstLine="556"/>
+        <w:jc w:val="both"/>
+        <w:rPr>
+          <w:rFonts w:ascii="Times New Roman" w:hAnsi="Times New Roman" w:cs="Times New Roman"/>
+          <w:i/>
+          <w:iCs/>
+          <w:sz w:val="28"/>
+          <w:szCs w:val="28"/>
+          <w:lang w:val="en-US"/>
+        </w:rPr>
+      </w:pPr>
+      <w:proofErr w:type="spellStart"/>
+      <w:r>
+        <w:rPr>
+          <w:rFonts w:ascii="Times New Roman" w:hAnsi="Times New Roman" w:cs="Times New Roman"/>
+          <w:i/>
+          <w:iCs/>
+          <w:sz w:val="28"/>
+          <w:szCs w:val="28"/>
+          <w:lang w:val="en-US"/>
+        </w:rPr>
+        <w:t>CHK_DayOfMonth</w:t>
+      </w:r>
+      <w:proofErr w:type="spellEnd"/>
+      <w:r>
+        <w:rPr>
+          <w:rFonts w:ascii="Times New Roman" w:hAnsi="Times New Roman" w:cs="Times New Roman"/>
+          <w:i/>
+          <w:iCs/>
+          <w:sz w:val="28"/>
+          <w:szCs w:val="28"/>
+          <w:lang w:val="en-US"/>
+        </w:rPr>
+        <w:t xml:space="preserve"> CHECK (</w:t>
+      </w:r>
+      <w:proofErr w:type="spellStart"/>
+      <w:r>
+        <w:rPr>
+          <w:rFonts w:ascii="Times New Roman" w:hAnsi="Times New Roman" w:cs="Times New Roman"/>
+          <w:i/>
+          <w:iCs/>
+          <w:sz w:val="28"/>
+          <w:szCs w:val="28"/>
+          <w:lang w:val="en-US"/>
+        </w:rPr>
+        <w:t>DayOfMonth</w:t>
+      </w:r>
+      <w:proofErr w:type="spellEnd"/>
+      <w:r>
+        <w:rPr>
+          <w:rFonts w:ascii="Times New Roman" w:hAnsi="Times New Roman" w:cs="Times New Roman"/>
+          <w:i/>
+          <w:iCs/>
+          <w:sz w:val="28"/>
+          <w:szCs w:val="28"/>
+          <w:lang w:val="en-US"/>
+        </w:rPr>
+        <w:t xml:space="preserve"> BETWEEN 1 AND 31),</w:t>
+      </w:r>
+    </w:p>
+    <w:p>
+      <w:pPr>
+        <w:pStyle w:val="a7"/>
+        <w:numPr>
+          <w:ilvl w:val="0"/>
+          <w:numId w:val="43"/>
+        </w:numPr>
+        <w:tabs>
+          <w:tab w:val="left" w:pos="1701"/>
+        </w:tabs>
+        <w:spacing w:after="0"/>
+        <w:ind w:firstLine="556"/>
+        <w:jc w:val="both"/>
+        <w:rPr>
+          <w:rFonts w:ascii="Times New Roman" w:hAnsi="Times New Roman" w:cs="Times New Roman"/>
+          <w:i/>
+          <w:iCs/>
+          <w:sz w:val="28"/>
+          <w:szCs w:val="28"/>
+          <w:lang w:val="en-US"/>
+        </w:rPr>
+      </w:pPr>
+      <w:proofErr w:type="spellStart"/>
+      <w:r>
+        <w:rPr>
+          <w:rFonts w:ascii="Times New Roman" w:hAnsi="Times New Roman" w:cs="Times New Roman"/>
+          <w:i/>
+          <w:iCs/>
+          <w:sz w:val="28"/>
+          <w:szCs w:val="28"/>
+          <w:lang w:val="en-US"/>
+        </w:rPr>
+        <w:t>CHK_DayOfWeekNumber</w:t>
+      </w:r>
+      <w:proofErr w:type="spellEnd"/>
+      <w:r>
+        <w:rPr>
+          <w:rFonts w:ascii="Times New Roman" w:hAnsi="Times New Roman" w:cs="Times New Roman"/>
+          <w:i/>
+          <w:iCs/>
+          <w:sz w:val="28"/>
+          <w:szCs w:val="28"/>
+          <w:lang w:val="en-US"/>
+        </w:rPr>
+        <w:t xml:space="preserve"> CHECK (</w:t>
+      </w:r>
+      <w:proofErr w:type="spellStart"/>
+      <w:r>
+        <w:rPr>
+          <w:rFonts w:ascii="Times New Roman" w:hAnsi="Times New Roman" w:cs="Times New Roman"/>
+          <w:i/>
+          <w:iCs/>
+          <w:sz w:val="28"/>
+          <w:szCs w:val="28"/>
+          <w:lang w:val="en-US"/>
+        </w:rPr>
+        <w:t>DayOfWeekNumber</w:t>
+      </w:r>
+      <w:proofErr w:type="spellEnd"/>
+      <w:r>
+        <w:rPr>
+          <w:rFonts w:ascii="Times New Roman" w:hAnsi="Times New Roman" w:cs="Times New Roman"/>
+          <w:i/>
+          <w:iCs/>
+          <w:sz w:val="28"/>
+          <w:szCs w:val="28"/>
+          <w:lang w:val="en-US"/>
+        </w:rPr>
+        <w:t xml:space="preserve"> BETWEEN 1 AND 7),</w:t>
+      </w:r>
+    </w:p>
+    <w:p>
+      <w:pPr>
+        <w:pStyle w:val="a7"/>
+        <w:numPr>
+          <w:ilvl w:val="0"/>
+          <w:numId w:val="43"/>
+        </w:numPr>
+        <w:tabs>
+          <w:tab w:val="left" w:pos="1701"/>
+        </w:tabs>
+        <w:spacing w:after="0"/>
+        <w:ind w:firstLine="556"/>
+        <w:jc w:val="both"/>
+        <w:rPr>
+          <w:rFonts w:ascii="Times New Roman" w:hAnsi="Times New Roman" w:cs="Times New Roman"/>
+          <w:i/>
+          <w:iCs/>
+          <w:sz w:val="28"/>
+          <w:szCs w:val="28"/>
+          <w:lang w:val="en-US"/>
+        </w:rPr>
+      </w:pPr>
+      <w:proofErr w:type="spellStart"/>
+      <w:r>
+        <w:rPr>
+          <w:rFonts w:ascii="Times New Roman" w:hAnsi="Times New Roman" w:cs="Times New Roman"/>
+          <w:i/>
+          <w:iCs/>
+          <w:sz w:val="28"/>
+          <w:szCs w:val="28"/>
+          <w:lang w:val="en-US"/>
+        </w:rPr>
+        <w:t>CHK_Quarter</w:t>
+      </w:r>
+      <w:proofErr w:type="spellEnd"/>
+      <w:r>
+        <w:rPr>
+          <w:rFonts w:ascii="Times New Roman" w:hAnsi="Times New Roman" w:cs="Times New Roman"/>
+          <w:i/>
+          <w:iCs/>
+          <w:sz w:val="28"/>
+          <w:szCs w:val="28"/>
+          <w:lang w:val="en-US"/>
+        </w:rPr>
+        <w:t xml:space="preserve"> CHECK (Quarter BETWEEN 1 AND 4);</w:t>
+      </w:r>
+    </w:p>
+    <w:p>
+      <w:pPr>
+        <w:tabs>
+          <w:tab w:val="left" w:pos="1701"/>
+        </w:tabs>
+        <w:spacing w:after="0"/>
+        <w:jc w:val="both"/>
+        <w:rPr>
+          <w:rFonts w:ascii="Times New Roman" w:hAnsi="Times New Roman" w:cs="Times New Roman"/>
+          <w:i/>
+          <w:iCs/>
+          <w:sz w:val="28"/>
+          <w:szCs w:val="28"/>
+          <w:lang w:val="en-US"/>
+        </w:rPr>
+      </w:pPr>
     </w:p>
     <w:p>
       <w:pPr>
@@ -1562,21 +2080,47 @@
           <w:szCs w:val="28"/>
           <w:lang w:val="en-US"/>
         </w:rPr>
-        <w:t xml:space="preserve">2. </w:t>
+        <w:tab/>
       </w:r>
       <w:r>
         <w:rPr>
           <w:rFonts w:ascii="Times New Roman" w:hAnsi="Times New Roman" w:cs="Times New Roman"/>
           <w:b/>
           <w:bCs/>
-          <w:i/>
-          <w:iCs/>
-          <w:sz w:val="28"/>
-          <w:szCs w:val="28"/>
-          <w:lang w:val="en-US"/>
-        </w:rPr>
-        <w:t>Table Name: dim_customer</w:t>
-      </w:r>
+          <w:sz w:val="28"/>
+          <w:szCs w:val="28"/>
+          <w:lang w:val="en-US"/>
+        </w:rPr>
+        <w:t xml:space="preserve">2. </w:t>
+      </w:r>
+      <w:r>
+        <w:rPr>
+          <w:rFonts w:ascii="Times New Roman" w:hAnsi="Times New Roman" w:cs="Times New Roman"/>
+          <w:b/>
+          <w:bCs/>
+          <w:i/>
+          <w:iCs/>
+          <w:sz w:val="28"/>
+          <w:szCs w:val="28"/>
+          <w:lang w:val="en-US"/>
+        </w:rPr>
+        <w:t>Table Name: </w:t>
+      </w:r>
+      <w:proofErr w:type="spellStart"/>
+      <w:r>
+        <w:rPr>
+          <w:rFonts w:ascii="Times New Roman" w:hAnsi="Times New Roman" w:cs="Times New Roman"/>
+          <w:b/>
+          <w:bCs/>
+          <w:i/>
+          <w:iCs/>
+          <w:sz w:val="28"/>
+          <w:szCs w:val="28"/>
+          <w:lang w:val="en-US"/>
+        </w:rPr>
+        <w:t>dim_customer</w:t>
+      </w:r>
+      <w:proofErr w:type="spellEnd"/>
       <w:r>
         <w:rPr>
           <w:rFonts w:ascii="Times New Roman" w:hAnsi="Times New Roman" w:cs="Times New Roman"/>
@@ -1667,6 +2211,7 @@
           <w:szCs w:val="28"/>
         </w:rPr>
       </w:pPr>
+      <w:proofErr w:type="spellStart"/>
       <w:r>
         <w:rPr>
           <w:rFonts w:ascii="Times New Roman" w:hAnsi="Times New Roman" w:cs="Times New Roman"/>
@@ -1677,7 +2222,20 @@
           <w:sz w:val="28"/>
           <w:szCs w:val="28"/>
         </w:rPr>
-        <w:t>Attributes:</w:t>
+        <w:t>Attributes</w:t>
+      </w:r>
+      <w:proofErr w:type="spellEnd"/>
+      <w:r>
+        <w:rPr>
+          <w:rFonts w:ascii="Times New Roman" w:hAnsi="Times New Roman" w:cs="Times New Roman"/>
+          <w:b/>
+          <w:bCs/>
+          <w:i/>
+          <w:iCs/>
+          <w:sz w:val="28"/>
+          <w:szCs w:val="28"/>
+        </w:rPr>
+        <w:t>:</w:t>
       </w:r>
     </w:p>
     <w:p>
@@ -1698,23 +2256,35 @@
           <w:szCs w:val="28"/>
         </w:rPr>
       </w:pPr>
-      <w:r>
-        <w:rPr>
-          <w:rFonts w:ascii="Times New Roman" w:hAnsi="Times New Roman" w:cs="Times New Roman"/>
-          <w:i/>
-          <w:iCs/>
-          <w:sz w:val="28"/>
-          <w:szCs w:val="28"/>
-        </w:rPr>
-        <w:t xml:space="preserve">CustomerKey: </w:t>
-      </w:r>
-      <w:r>
-        <w:rPr>
-          <w:rFonts w:ascii="Times New Roman" w:hAnsi="Times New Roman" w:cs="Times New Roman"/>
-          <w:sz w:val="28"/>
-          <w:szCs w:val="28"/>
-        </w:rPr>
-        <w:t>BIGINT, PK</w:t>
+      <w:proofErr w:type="spellStart"/>
+      <w:r>
+        <w:rPr>
+          <w:rFonts w:ascii="Times New Roman" w:hAnsi="Times New Roman" w:cs="Times New Roman"/>
+          <w:i/>
+          <w:iCs/>
+          <w:sz w:val="28"/>
+          <w:szCs w:val="28"/>
+        </w:rPr>
+        <w:t>CustomerKey</w:t>
+      </w:r>
+      <w:proofErr w:type="spellEnd"/>
+      <w:r>
+        <w:rPr>
+          <w:rFonts w:ascii="Times New Roman" w:hAnsi="Times New Roman" w:cs="Times New Roman"/>
+          <w:i/>
+          <w:iCs/>
+          <w:sz w:val="28"/>
+          <w:szCs w:val="28"/>
+        </w:rPr>
+        <w:t xml:space="preserve">: </w:t>
+      </w:r>
+      <w:r>
+        <w:rPr>
+          <w:rFonts w:ascii="Times New Roman" w:hAnsi="Times New Roman" w:cs="Times New Roman"/>
+          <w:sz w:val="28"/>
+          <w:szCs w:val="28"/>
+        </w:rPr>
+        <w:t>INT, PK</w:t>
       </w:r>
     </w:p>
     <w:p>
@@ -1751,7 +2321,25 @@
           <w:sz w:val="28"/>
           <w:szCs w:val="28"/>
         </w:rPr>
-        <w:t xml:space="preserve"> VARCHAR(100), NOT NULL</w:t>
+        <w:t xml:space="preserve"> </w:t>
+      </w:r>
+      <w:proofErr w:type="gramStart"/>
+      <w:r>
+        <w:rPr>
+          <w:rFonts w:ascii="Times New Roman" w:hAnsi="Times New Roman" w:cs="Times New Roman"/>
+          <w:sz w:val="28"/>
+          <w:szCs w:val="28"/>
+        </w:rPr>
+        <w:t>VARCHAR(</w:t>
+      </w:r>
+      <w:proofErr w:type="gramEnd"/>
+      <w:r>
+        <w:rPr>
+          <w:rFonts w:ascii="Times New Roman" w:hAnsi="Times New Roman" w:cs="Times New Roman"/>
+          <w:sz w:val="28"/>
+          <w:szCs w:val="28"/>
+        </w:rPr>
+        <w:t>100), NOT NULL</w:t>
       </w:r>
     </w:p>
     <w:p>
@@ -1788,7 +2376,25 @@
           <w:sz w:val="28"/>
           <w:szCs w:val="28"/>
         </w:rPr>
-        <w:t xml:space="preserve"> VARCHAR(100), NOT NULL</w:t>
+        <w:t xml:space="preserve"> </w:t>
+      </w:r>
+      <w:proofErr w:type="gramStart"/>
+      <w:r>
+        <w:rPr>
+          <w:rFonts w:ascii="Times New Roman" w:hAnsi="Times New Roman" w:cs="Times New Roman"/>
+          <w:sz w:val="28"/>
+          <w:szCs w:val="28"/>
+        </w:rPr>
+        <w:t>VARCHAR(</w:t>
+      </w:r>
+      <w:proofErr w:type="gramEnd"/>
+      <w:r>
+        <w:rPr>
+          <w:rFonts w:ascii="Times New Roman" w:hAnsi="Times New Roman" w:cs="Times New Roman"/>
+          <w:sz w:val="28"/>
+          <w:szCs w:val="28"/>
+        </w:rPr>
+        <w:t>100), NOT NULL</w:t>
       </w:r>
     </w:p>
     <w:p>
@@ -1825,7 +2431,25 @@
           <w:sz w:val="28"/>
           <w:szCs w:val="28"/>
         </w:rPr>
-        <w:t xml:space="preserve"> VARCHAR(20), UNIQUE</w:t>
+        <w:t xml:space="preserve"> </w:t>
+      </w:r>
+      <w:proofErr w:type="gramStart"/>
+      <w:r>
+        <w:rPr>
+          <w:rFonts w:ascii="Times New Roman" w:hAnsi="Times New Roman" w:cs="Times New Roman"/>
+          <w:sz w:val="28"/>
+          <w:szCs w:val="28"/>
+        </w:rPr>
+        <w:t>VARCHAR(</w:t>
+      </w:r>
+      <w:proofErr w:type="gramEnd"/>
+      <w:r>
+        <w:rPr>
+          <w:rFonts w:ascii="Times New Roman" w:hAnsi="Times New Roman" w:cs="Times New Roman"/>
+          <w:sz w:val="28"/>
+          <w:szCs w:val="28"/>
+        </w:rPr>
+        <w:t>20), UNIQUE</w:t>
       </w:r>
     </w:p>
     <w:p>
@@ -1844,6 +2468,7 @@
           <w:szCs w:val="28"/>
         </w:rPr>
       </w:pPr>
+      <w:proofErr w:type="spellStart"/>
       <w:r>
         <w:rPr>
           <w:rFonts w:ascii="Times New Roman" w:hAnsi="Times New Roman" w:cs="Times New Roman"/>
@@ -1854,7 +2479,20 @@
           <w:sz w:val="28"/>
           <w:szCs w:val="28"/>
         </w:rPr>
-        <w:t>Constraints:</w:t>
+        <w:t>Constraints</w:t>
+      </w:r>
+      <w:proofErr w:type="spellEnd"/>
+      <w:r>
+        <w:rPr>
+          <w:rFonts w:ascii="Times New Roman" w:hAnsi="Times New Roman" w:cs="Times New Roman"/>
+          <w:b/>
+          <w:bCs/>
+          <w:i/>
+          <w:iCs/>
+          <w:sz w:val="28"/>
+          <w:szCs w:val="28"/>
+        </w:rPr>
+        <w:t>:</w:t>
       </w:r>
     </w:p>
     <w:p>
@@ -1876,16 +2514,29 @@
           <w:lang w:val="en-US"/>
         </w:rPr>
       </w:pPr>
-      <w:r>
-        <w:rPr>
-          <w:rFonts w:ascii="Times New Roman" w:hAnsi="Times New Roman" w:cs="Times New Roman"/>
-          <w:i/>
-          <w:iCs/>
-          <w:sz w:val="28"/>
-          <w:szCs w:val="28"/>
-          <w:lang w:val="en-US"/>
-        </w:rPr>
-        <w:t xml:space="preserve">PK_dim_customer: </w:t>
+      <w:proofErr w:type="spellStart"/>
+      <w:r>
+        <w:rPr>
+          <w:rFonts w:ascii="Times New Roman" w:hAnsi="Times New Roman" w:cs="Times New Roman"/>
+          <w:i/>
+          <w:iCs/>
+          <w:sz w:val="28"/>
+          <w:szCs w:val="28"/>
+          <w:lang w:val="en-US"/>
+        </w:rPr>
+        <w:t>PK_dim_customer</w:t>
+      </w:r>
+      <w:proofErr w:type="spellEnd"/>
+      <w:r>
+        <w:rPr>
+          <w:rFonts w:ascii="Times New Roman" w:hAnsi="Times New Roman" w:cs="Times New Roman"/>
+          <w:i/>
+          <w:iCs/>
+          <w:sz w:val="28"/>
+          <w:szCs w:val="28"/>
+          <w:lang w:val="en-US"/>
+        </w:rPr>
+        <w:t xml:space="preserve">: </w:t>
       </w:r>
       <w:r>
         <w:rPr>
@@ -1896,6 +2547,7 @@
         </w:rPr>
         <w:t>PRIMARY KEY (</w:t>
       </w:r>
+      <w:proofErr w:type="spellStart"/>
       <w:r>
         <w:rPr>
           <w:rFonts w:ascii="Times New Roman" w:hAnsi="Times New Roman" w:cs="Times New Roman"/>
@@ -1907,6 +2559,7 @@
         </w:rPr>
         <w:t>CustomerKey</w:t>
       </w:r>
+      <w:proofErr w:type="spellEnd"/>
       <w:r>
         <w:rPr>
           <w:rFonts w:ascii="Times New Roman" w:hAnsi="Times New Roman" w:cs="Times New Roman"/>
@@ -1919,61 +2572,6 @@
     </w:p>
     <w:p>
       <w:pPr>
-        <w:numPr>
-          <w:ilvl w:val="0"/>
-          <w:numId w:val="27"/>
-        </w:numPr>
-        <w:tabs>
-          <w:tab w:val="left" w:pos="1701"/>
-        </w:tabs>
-        <w:spacing w:after="0"/>
-        <w:ind w:firstLine="556"/>
-        <w:jc w:val="both"/>
-        <w:rPr>
-          <w:rFonts w:ascii="Times New Roman" w:hAnsi="Times New Roman" w:cs="Times New Roman"/>
-          <w:sz w:val="28"/>
-          <w:szCs w:val="28"/>
-        </w:rPr>
-      </w:pPr>
-      <w:r>
-        <w:rPr>
-          <w:rFonts w:ascii="Times New Roman" w:hAnsi="Times New Roman" w:cs="Times New Roman"/>
-          <w:i/>
-          <w:iCs/>
-          <w:sz w:val="28"/>
-          <w:szCs w:val="28"/>
-        </w:rPr>
-        <w:t>UQ_CustomerPhone:</w:t>
-      </w:r>
-      <w:r>
-        <w:rPr>
-          <w:rFonts w:ascii="Times New Roman" w:hAnsi="Times New Roman" w:cs="Times New Roman"/>
-          <w:sz w:val="28"/>
-          <w:szCs w:val="28"/>
-        </w:rPr>
-        <w:t xml:space="preserve"> UNIQUE (</w:t>
-      </w:r>
-      <w:r>
-        <w:rPr>
-          <w:rFonts w:ascii="Times New Roman" w:hAnsi="Times New Roman" w:cs="Times New Roman"/>
-          <w:i/>
-          <w:iCs/>
-          <w:sz w:val="28"/>
-          <w:szCs w:val="28"/>
-        </w:rPr>
-        <w:t>Phone</w:t>
-      </w:r>
-      <w:r>
-        <w:rPr>
-          <w:rFonts w:ascii="Times New Roman" w:hAnsi="Times New Roman" w:cs="Times New Roman"/>
-          <w:sz w:val="28"/>
-          <w:szCs w:val="28"/>
-        </w:rPr>
-        <w:t>)</w:t>
-      </w:r>
-    </w:p>
-    <w:p>
-      <w:pPr>
         <w:tabs>
           <w:tab w:val="left" w:pos="1701"/>
         </w:tabs>
@@ -2012,8 +2610,23 @@
           <w:szCs w:val="28"/>
           <w:lang w:val="en-US"/>
         </w:rPr>
-        <w:t>Table Name: dim_menu_item</w:t>
-      </w:r>
+        <w:t>Table Name: </w:t>
+      </w:r>
+      <w:proofErr w:type="spellStart"/>
+      <w:r>
+        <w:rPr>
+          <w:rFonts w:ascii="Times New Roman" w:hAnsi="Times New Roman" w:cs="Times New Roman"/>
+          <w:b/>
+          <w:bCs/>
+          <w:i/>
+          <w:iCs/>
+          <w:sz w:val="28"/>
+          <w:szCs w:val="28"/>
+          <w:lang w:val="en-US"/>
+        </w:rPr>
+        <w:t>dim_menu_item</w:t>
+      </w:r>
+      <w:proofErr w:type="spellEnd"/>
       <w:r>
         <w:rPr>
           <w:rFonts w:ascii="Times New Roman" w:hAnsi="Times New Roman" w:cs="Times New Roman"/>
@@ -2104,6 +2717,7 @@
           <w:szCs w:val="28"/>
         </w:rPr>
       </w:pPr>
+      <w:proofErr w:type="spellStart"/>
       <w:r>
         <w:rPr>
           <w:rFonts w:ascii="Times New Roman" w:hAnsi="Times New Roman" w:cs="Times New Roman"/>
@@ -2114,7 +2728,20 @@
           <w:sz w:val="28"/>
           <w:szCs w:val="28"/>
         </w:rPr>
-        <w:t>Attributes:</w:t>
+        <w:t>Attributes</w:t>
+      </w:r>
+      <w:proofErr w:type="spellEnd"/>
+      <w:r>
+        <w:rPr>
+          <w:rFonts w:ascii="Times New Roman" w:hAnsi="Times New Roman" w:cs="Times New Roman"/>
+          <w:b/>
+          <w:bCs/>
+          <w:i/>
+          <w:iCs/>
+          <w:sz w:val="28"/>
+          <w:szCs w:val="28"/>
+        </w:rPr>
+        <w:t>:</w:t>
       </w:r>
     </w:p>
     <w:p>
@@ -2135,15 +2762,27 @@
           <w:szCs w:val="28"/>
         </w:rPr>
       </w:pPr>
-      <w:r>
-        <w:rPr>
-          <w:rFonts w:ascii="Times New Roman" w:hAnsi="Times New Roman" w:cs="Times New Roman"/>
-          <w:i/>
-          <w:iCs/>
-          <w:sz w:val="28"/>
-          <w:szCs w:val="28"/>
-        </w:rPr>
-        <w:t>MenuItemKey:</w:t>
+      <w:proofErr w:type="spellStart"/>
+      <w:r>
+        <w:rPr>
+          <w:rFonts w:ascii="Times New Roman" w:hAnsi="Times New Roman" w:cs="Times New Roman"/>
+          <w:i/>
+          <w:iCs/>
+          <w:sz w:val="28"/>
+          <w:szCs w:val="28"/>
+        </w:rPr>
+        <w:t>MenuItemKey</w:t>
+      </w:r>
+      <w:proofErr w:type="spellEnd"/>
+      <w:r>
+        <w:rPr>
+          <w:rFonts w:ascii="Times New Roman" w:hAnsi="Times New Roman" w:cs="Times New Roman"/>
+          <w:i/>
+          <w:iCs/>
+          <w:sz w:val="28"/>
+          <w:szCs w:val="28"/>
+        </w:rPr>
+        <w:t>:</w:t>
       </w:r>
       <w:r>
         <w:rPr>
@@ -2188,7 +2827,25 @@
           <w:sz w:val="28"/>
           <w:szCs w:val="28"/>
         </w:rPr>
-        <w:t xml:space="preserve"> VARCHAR(100), NOT NULL</w:t>
+        <w:t xml:space="preserve"> </w:t>
+      </w:r>
+      <w:proofErr w:type="gramStart"/>
+      <w:r>
+        <w:rPr>
+          <w:rFonts w:ascii="Times New Roman" w:hAnsi="Times New Roman" w:cs="Times New Roman"/>
+          <w:sz w:val="28"/>
+          <w:szCs w:val="28"/>
+        </w:rPr>
+        <w:t>VARCHAR(</w:t>
+      </w:r>
+      <w:proofErr w:type="gramEnd"/>
+      <w:r>
+        <w:rPr>
+          <w:rFonts w:ascii="Times New Roman" w:hAnsi="Times New Roman" w:cs="Times New Roman"/>
+          <w:sz w:val="28"/>
+          <w:szCs w:val="28"/>
+        </w:rPr>
+        <w:t>100), NOT NULL</w:t>
       </w:r>
     </w:p>
     <w:p>
@@ -2230,6 +2887,7 @@
         </w:rPr>
         <w:t xml:space="preserve"> </w:t>
       </w:r>
+      <w:proofErr w:type="spellStart"/>
       <w:r>
         <w:rPr>
           <w:rFonts w:ascii="Times New Roman" w:hAnsi="Times New Roman" w:cs="Times New Roman"/>
@@ -2239,6 +2897,7 @@
         </w:rPr>
         <w:t>menu_category</w:t>
       </w:r>
+      <w:proofErr w:type="spellEnd"/>
       <w:r>
         <w:rPr>
           <w:rFonts w:ascii="Times New Roman" w:hAnsi="Times New Roman" w:cs="Times New Roman"/>
@@ -2276,23 +2935,62 @@
           <w:szCs w:val="28"/>
         </w:rPr>
       </w:pPr>
-      <w:r>
-        <w:rPr>
-          <w:rFonts w:ascii="Times New Roman" w:hAnsi="Times New Roman" w:cs="Times New Roman"/>
-          <w:i/>
-          <w:iCs/>
-          <w:sz w:val="28"/>
-          <w:szCs w:val="28"/>
-        </w:rPr>
-        <w:t>CurrentPrice:</w:t>
-      </w:r>
-      <w:r>
-        <w:rPr>
-          <w:rFonts w:ascii="Times New Roman" w:hAnsi="Times New Roman" w:cs="Times New Roman"/>
-          <w:sz w:val="28"/>
-          <w:szCs w:val="28"/>
-        </w:rPr>
-        <w:t xml:space="preserve"> DECIMAL(10,2), NOT NULL</w:t>
+      <w:proofErr w:type="spellStart"/>
+      <w:r>
+        <w:rPr>
+          <w:rFonts w:ascii="Times New Roman" w:hAnsi="Times New Roman" w:cs="Times New Roman"/>
+          <w:i/>
+          <w:iCs/>
+          <w:sz w:val="28"/>
+          <w:szCs w:val="28"/>
+        </w:rPr>
+        <w:t>CurrentPrice</w:t>
+      </w:r>
+      <w:proofErr w:type="spellEnd"/>
+      <w:r>
+        <w:rPr>
+          <w:rFonts w:ascii="Times New Roman" w:hAnsi="Times New Roman" w:cs="Times New Roman"/>
+          <w:i/>
+          <w:iCs/>
+          <w:sz w:val="28"/>
+          <w:szCs w:val="28"/>
+        </w:rPr>
+        <w:t>:</w:t>
+      </w:r>
+      <w:r>
+        <w:rPr>
+          <w:rFonts w:ascii="Times New Roman" w:hAnsi="Times New Roman" w:cs="Times New Roman"/>
+          <w:sz w:val="28"/>
+          <w:szCs w:val="28"/>
+        </w:rPr>
+        <w:t xml:space="preserve"> </w:t>
+      </w:r>
+      <w:proofErr w:type="gramStart"/>
+      <w:r>
+        <w:rPr>
+          <w:rFonts w:ascii="Times New Roman" w:hAnsi="Times New Roman" w:cs="Times New Roman"/>
+          <w:sz w:val="28"/>
+          <w:szCs w:val="28"/>
+        </w:rPr>
+        <w:t>DECIMAL(</w:t>
+      </w:r>
+      <w:proofErr w:type="gramEnd"/>
+      <w:r>
+        <w:rPr>
+          <w:rFonts w:ascii="Times New Roman" w:hAnsi="Times New Roman" w:cs="Times New Roman"/>
+          <w:sz w:val="28"/>
+          <w:szCs w:val="28"/>
+          <w:lang w:val="en-US"/>
+        </w:rPr>
+        <w:t>8</w:t>
+      </w:r>
+      <w:r>
+        <w:rPr>
+          <w:rFonts w:ascii="Times New Roman" w:hAnsi="Times New Roman" w:cs="Times New Roman"/>
+          <w:sz w:val="28"/>
+          <w:szCs w:val="28"/>
+        </w:rPr>
+        <w:t>,2), NOT NULL</w:t>
       </w:r>
     </w:p>
     <w:p>
@@ -2314,6 +3012,7 @@
           <w:lang w:val="en-US"/>
         </w:rPr>
       </w:pPr>
+      <w:proofErr w:type="spellStart"/>
       <w:r>
         <w:rPr>
           <w:rFonts w:ascii="Times New Roman" w:hAnsi="Times New Roman" w:cs="Times New Roman"/>
@@ -2324,7 +3023,20 @@
           <w:sz w:val="28"/>
           <w:szCs w:val="28"/>
         </w:rPr>
-        <w:t>Constraints:</w:t>
+        <w:t>Constraints</w:t>
+      </w:r>
+      <w:proofErr w:type="spellEnd"/>
+      <w:r>
+        <w:rPr>
+          <w:rFonts w:ascii="Times New Roman" w:hAnsi="Times New Roman" w:cs="Times New Roman"/>
+          <w:b/>
+          <w:bCs/>
+          <w:i/>
+          <w:iCs/>
+          <w:sz w:val="28"/>
+          <w:szCs w:val="28"/>
+        </w:rPr>
+        <w:t>:</w:t>
       </w:r>
     </w:p>
     <w:p>
@@ -2346,25 +3058,58 @@
           <w:lang w:val="en-US"/>
         </w:rPr>
       </w:pPr>
-      <w:r>
-        <w:rPr>
-          <w:rFonts w:ascii="Times New Roman" w:hAnsi="Times New Roman" w:cs="Times New Roman"/>
-          <w:i/>
-          <w:iCs/>
-          <w:sz w:val="28"/>
-          <w:szCs w:val="28"/>
-          <w:lang w:val="en-US"/>
-        </w:rPr>
-        <w:t>PK_dim_menu_item:</w:t>
-      </w:r>
-      <w:r>
-        <w:rPr>
-          <w:rFonts w:ascii="Times New Roman" w:hAnsi="Times New Roman" w:cs="Times New Roman"/>
-          <w:sz w:val="28"/>
-          <w:szCs w:val="28"/>
-          <w:lang w:val="en-US"/>
-        </w:rPr>
-        <w:t xml:space="preserve"> PRIMARY KEY (MenuItemKey)</w:t>
+      <w:proofErr w:type="spellStart"/>
+      <w:r>
+        <w:rPr>
+          <w:rFonts w:ascii="Times New Roman" w:hAnsi="Times New Roman" w:cs="Times New Roman"/>
+          <w:i/>
+          <w:iCs/>
+          <w:sz w:val="28"/>
+          <w:szCs w:val="28"/>
+          <w:lang w:val="en-US"/>
+        </w:rPr>
+        <w:t>PK_dim_menu_item</w:t>
+      </w:r>
+      <w:proofErr w:type="spellEnd"/>
+      <w:r>
+        <w:rPr>
+          <w:rFonts w:ascii="Times New Roman" w:hAnsi="Times New Roman" w:cs="Times New Roman"/>
+          <w:i/>
+          <w:iCs/>
+          <w:sz w:val="28"/>
+          <w:szCs w:val="28"/>
+          <w:lang w:val="en-US"/>
+        </w:rPr>
+        <w:t>:</w:t>
+      </w:r>
+      <w:r>
+        <w:rPr>
+          <w:rFonts w:ascii="Times New Roman" w:hAnsi="Times New Roman" w:cs="Times New Roman"/>
+          <w:sz w:val="28"/>
+          <w:szCs w:val="28"/>
+          <w:lang w:val="en-US"/>
+        </w:rPr>
+        <w:t xml:space="preserve"> PRIMARY KEY (</w:t>
+      </w:r>
+      <w:proofErr w:type="spellStart"/>
+      <w:r>
+        <w:rPr>
+          <w:rFonts w:ascii="Times New Roman" w:hAnsi="Times New Roman" w:cs="Times New Roman"/>
+          <w:sz w:val="28"/>
+          <w:szCs w:val="28"/>
+          <w:lang w:val="en-US"/>
+        </w:rPr>
+        <w:t>MenuItemKey</w:t>
+      </w:r>
+      <w:proofErr w:type="spellEnd"/>
+      <w:r>
+        <w:rPr>
+          <w:rFonts w:ascii="Times New Roman" w:hAnsi="Times New Roman" w:cs="Times New Roman"/>
+          <w:sz w:val="28"/>
+          <w:szCs w:val="28"/>
+          <w:lang w:val="en-US"/>
+        </w:rPr>
+        <w:t>)</w:t>
       </w:r>
     </w:p>
     <w:p>
@@ -2385,23 +3130,63 @@
           <w:szCs w:val="28"/>
         </w:rPr>
       </w:pPr>
-      <w:r>
-        <w:rPr>
-          <w:rFonts w:ascii="Times New Roman" w:hAnsi="Times New Roman" w:cs="Times New Roman"/>
-          <w:i/>
-          <w:iCs/>
-          <w:sz w:val="28"/>
-          <w:szCs w:val="28"/>
-        </w:rPr>
-        <w:t>CHK_Price:</w:t>
-      </w:r>
-      <w:r>
-        <w:rPr>
-          <w:rFonts w:ascii="Times New Roman" w:hAnsi="Times New Roman" w:cs="Times New Roman"/>
-          <w:sz w:val="28"/>
-          <w:szCs w:val="28"/>
-        </w:rPr>
-        <w:t xml:space="preserve"> CHECK (CurrentPrice &gt;= 0)</w:t>
+      <w:proofErr w:type="spellStart"/>
+      <w:r>
+        <w:rPr>
+          <w:rFonts w:ascii="Times New Roman" w:hAnsi="Times New Roman" w:cs="Times New Roman"/>
+          <w:i/>
+          <w:iCs/>
+          <w:sz w:val="28"/>
+          <w:szCs w:val="28"/>
+        </w:rPr>
+        <w:t>CHK_Price</w:t>
+      </w:r>
+      <w:proofErr w:type="spellEnd"/>
+      <w:r>
+        <w:rPr>
+          <w:rFonts w:ascii="Times New Roman" w:hAnsi="Times New Roman" w:cs="Times New Roman"/>
+          <w:i/>
+          <w:iCs/>
+          <w:sz w:val="28"/>
+          <w:szCs w:val="28"/>
+        </w:rPr>
+        <w:t>:</w:t>
+      </w:r>
+      <w:r>
+        <w:rPr>
+          <w:rFonts w:ascii="Times New Roman" w:hAnsi="Times New Roman" w:cs="Times New Roman"/>
+          <w:sz w:val="28"/>
+          <w:szCs w:val="28"/>
+        </w:rPr>
+        <w:t xml:space="preserve"> CHECK (</w:t>
+      </w:r>
+      <w:proofErr w:type="spellStart"/>
+      <w:proofErr w:type="gramStart"/>
+      <w:r>
+        <w:rPr>
+          <w:rFonts w:ascii="Times New Roman" w:hAnsi="Times New Roman" w:cs="Times New Roman"/>
+          <w:sz w:val="28"/>
+          <w:szCs w:val="28"/>
+        </w:rPr>
+        <w:t>CurrentPrice</w:t>
+      </w:r>
+      <w:proofErr w:type="spellEnd"/>
+      <w:r>
+        <w:rPr>
+          <w:rFonts w:ascii="Times New Roman" w:hAnsi="Times New Roman" w:cs="Times New Roman"/>
+          <w:sz w:val="28"/>
+          <w:szCs w:val="28"/>
+        </w:rPr>
+        <w:t xml:space="preserve"> &gt;</w:t>
+      </w:r>
+      <w:proofErr w:type="gramEnd"/>
+      <w:r>
+        <w:rPr>
+          <w:rFonts w:ascii="Times New Roman" w:hAnsi="Times New Roman" w:cs="Times New Roman"/>
+          <w:sz w:val="28"/>
+          <w:szCs w:val="28"/>
+        </w:rPr>
+        <w:t>= 0)</w:t>
       </w:r>
     </w:p>
     <w:p>
@@ -2459,8 +3244,9 @@
           <w:szCs w:val="28"/>
           <w:lang w:val="en-US"/>
         </w:rPr>
-        <w:t>. Table Name: dim_table</w:t>
-      </w:r>
+        <w:t>. Table Name: </w:t>
+      </w:r>
+      <w:proofErr w:type="spellStart"/>
       <w:r>
         <w:rPr>
           <w:rFonts w:ascii="Times New Roman" w:hAnsi="Times New Roman" w:cs="Times New Roman"/>
@@ -2472,8 +3258,9 @@
           <w:szCs w:val="28"/>
           <w:lang w:val="en-US"/>
         </w:rPr>
-        <w:t xml:space="preserve"> (</w:t>
-      </w:r>
+        <w:t>dim_table</w:t>
+      </w:r>
+      <w:proofErr w:type="spellEnd"/>
       <w:r>
         <w:rPr>
           <w:rFonts w:ascii="Times New Roman" w:hAnsi="Times New Roman" w:cs="Times New Roman"/>
@@ -2483,8 +3270,9 @@
           <w:iCs/>
           <w:sz w:val="28"/>
           <w:szCs w:val="28"/>
-        </w:rPr>
-        <w:t>ГДЕ</w:t>
+          <w:lang w:val="en-US"/>
+        </w:rPr>
+        <w:t xml:space="preserve"> (</w:t>
       </w:r>
       <w:r>
         <w:rPr>
@@ -2495,6 +3283,18 @@
           <w:iCs/>
           <w:sz w:val="28"/>
           <w:szCs w:val="28"/>
+        </w:rPr>
+        <w:t>ГДЕ</w:t>
+      </w:r>
+      <w:r>
+        <w:rPr>
+          <w:rFonts w:ascii="Times New Roman" w:hAnsi="Times New Roman" w:cs="Times New Roman"/>
+          <w:b/>
+          <w:bCs/>
+          <w:i/>
+          <w:iCs/>
+          <w:sz w:val="28"/>
+          <w:szCs w:val="28"/>
           <w:lang w:val="en-US"/>
         </w:rPr>
         <w:t>?)</w:t>
@@ -2549,6 +3349,7 @@
           <w:szCs w:val="28"/>
         </w:rPr>
       </w:pPr>
+      <w:proofErr w:type="spellStart"/>
       <w:r>
         <w:rPr>
           <w:rFonts w:ascii="Times New Roman" w:hAnsi="Times New Roman" w:cs="Times New Roman"/>
@@ -2559,7 +3360,20 @@
           <w:sz w:val="28"/>
           <w:szCs w:val="28"/>
         </w:rPr>
-        <w:t>Attributes:</w:t>
+        <w:t>Attributes</w:t>
+      </w:r>
+      <w:proofErr w:type="spellEnd"/>
+      <w:r>
+        <w:rPr>
+          <w:rFonts w:ascii="Times New Roman" w:hAnsi="Times New Roman" w:cs="Times New Roman"/>
+          <w:b/>
+          <w:bCs/>
+          <w:i/>
+          <w:iCs/>
+          <w:sz w:val="28"/>
+          <w:szCs w:val="28"/>
+        </w:rPr>
+        <w:t>:</w:t>
       </w:r>
     </w:p>
     <w:p>
@@ -2580,13 +3394,23 @@
           <w:szCs w:val="28"/>
         </w:rPr>
       </w:pPr>
-      <w:r>
-        <w:rPr>
-          <w:rFonts w:ascii="Times New Roman" w:hAnsi="Times New Roman" w:cs="Times New Roman"/>
-          <w:sz w:val="28"/>
-          <w:szCs w:val="28"/>
-        </w:rPr>
-        <w:t>TableKey: INTEGER, PK</w:t>
+      <w:proofErr w:type="spellStart"/>
+      <w:r>
+        <w:rPr>
+          <w:rFonts w:ascii="Times New Roman" w:hAnsi="Times New Roman" w:cs="Times New Roman"/>
+          <w:sz w:val="28"/>
+          <w:szCs w:val="28"/>
+        </w:rPr>
+        <w:t>TableKey</w:t>
+      </w:r>
+      <w:proofErr w:type="spellEnd"/>
+      <w:r>
+        <w:rPr>
+          <w:rFonts w:ascii="Times New Roman" w:hAnsi="Times New Roman" w:cs="Times New Roman"/>
+          <w:sz w:val="28"/>
+          <w:szCs w:val="28"/>
+        </w:rPr>
+        <w:t>: INTEGER, PK</w:t>
       </w:r>
     </w:p>
     <w:p>
@@ -2607,13 +3431,23 @@
           <w:szCs w:val="28"/>
         </w:rPr>
       </w:pPr>
-      <w:r>
-        <w:rPr>
-          <w:rFonts w:ascii="Times New Roman" w:hAnsi="Times New Roman" w:cs="Times New Roman"/>
-          <w:sz w:val="28"/>
-          <w:szCs w:val="28"/>
-        </w:rPr>
-        <w:t>TableNumber: INTEGER, NOT NULL, UNIQUE</w:t>
+      <w:proofErr w:type="spellStart"/>
+      <w:r>
+        <w:rPr>
+          <w:rFonts w:ascii="Times New Roman" w:hAnsi="Times New Roman" w:cs="Times New Roman"/>
+          <w:sz w:val="28"/>
+          <w:szCs w:val="28"/>
+        </w:rPr>
+        <w:t>TableNumber</w:t>
+      </w:r>
+      <w:proofErr w:type="spellEnd"/>
+      <w:r>
+        <w:rPr>
+          <w:rFonts w:ascii="Times New Roman" w:hAnsi="Times New Roman" w:cs="Times New Roman"/>
+          <w:sz w:val="28"/>
+          <w:szCs w:val="28"/>
+        </w:rPr>
+        <w:t>: INTEGER, NOT NULL, UNIQUE</w:t>
       </w:r>
     </w:p>
     <w:p>
@@ -2634,13 +3468,24 @@
           <w:szCs w:val="28"/>
         </w:rPr>
       </w:pPr>
-      <w:r>
-        <w:rPr>
-          <w:rFonts w:ascii="Times New Roman" w:hAnsi="Times New Roman" w:cs="Times New Roman"/>
-          <w:sz w:val="28"/>
-          <w:szCs w:val="28"/>
-        </w:rPr>
-        <w:t>Capacity: INTEGER, NOT NULL</w:t>
+      <w:proofErr w:type="spellStart"/>
+      <w:r>
+        <w:rPr>
+          <w:rFonts w:ascii="Times New Roman" w:hAnsi="Times New Roman" w:cs="Times New Roman"/>
+          <w:sz w:val="28"/>
+          <w:szCs w:val="28"/>
+        </w:rPr>
+        <w:lastRenderedPageBreak/>
+        <w:t>Capacity</w:t>
+      </w:r>
+      <w:proofErr w:type="spellEnd"/>
+      <w:r>
+        <w:rPr>
+          <w:rFonts w:ascii="Times New Roman" w:hAnsi="Times New Roman" w:cs="Times New Roman"/>
+          <w:sz w:val="28"/>
+          <w:szCs w:val="28"/>
+        </w:rPr>
+        <w:t>: INTEGER, NOT NULL</w:t>
       </w:r>
     </w:p>
     <w:p>
@@ -2670,6 +3515,7 @@
         </w:rPr>
         <w:t xml:space="preserve">Location: </w:t>
       </w:r>
+      <w:proofErr w:type="spellStart"/>
       <w:r>
         <w:rPr>
           <w:rFonts w:ascii="Times New Roman" w:hAnsi="Times New Roman" w:cs="Times New Roman"/>
@@ -2679,6 +3525,7 @@
         </w:rPr>
         <w:t>table_location</w:t>
       </w:r>
+      <w:proofErr w:type="spellEnd"/>
       <w:r>
         <w:rPr>
           <w:rFonts w:ascii="Times New Roman" w:hAnsi="Times New Roman" w:cs="Times New Roman"/>
@@ -2713,6 +3560,7 @@
           <w:szCs w:val="28"/>
         </w:rPr>
       </w:pPr>
+      <w:proofErr w:type="spellStart"/>
       <w:r>
         <w:rPr>
           <w:rFonts w:ascii="Times New Roman" w:hAnsi="Times New Roman" w:cs="Times New Roman"/>
@@ -2723,7 +3571,20 @@
           <w:sz w:val="28"/>
           <w:szCs w:val="28"/>
         </w:rPr>
-        <w:t>Constraints:</w:t>
+        <w:t>Constraints</w:t>
+      </w:r>
+      <w:proofErr w:type="spellEnd"/>
+      <w:r>
+        <w:rPr>
+          <w:rFonts w:ascii="Times New Roman" w:hAnsi="Times New Roman" w:cs="Times New Roman"/>
+          <w:b/>
+          <w:bCs/>
+          <w:i/>
+          <w:iCs/>
+          <w:sz w:val="28"/>
+          <w:szCs w:val="28"/>
+        </w:rPr>
+        <w:t>:</w:t>
       </w:r>
     </w:p>
     <w:p>
@@ -2745,14 +3606,45 @@
           <w:lang w:val="en-US"/>
         </w:rPr>
       </w:pPr>
-      <w:r>
-        <w:rPr>
-          <w:rFonts w:ascii="Times New Roman" w:hAnsi="Times New Roman" w:cs="Times New Roman"/>
-          <w:sz w:val="28"/>
-          <w:szCs w:val="28"/>
-          <w:lang w:val="en-US"/>
-        </w:rPr>
-        <w:t>PK_dim_table: PRIMARY KEY (TableKey)</w:t>
+      <w:proofErr w:type="spellStart"/>
+      <w:r>
+        <w:rPr>
+          <w:rFonts w:ascii="Times New Roman" w:hAnsi="Times New Roman" w:cs="Times New Roman"/>
+          <w:sz w:val="28"/>
+          <w:szCs w:val="28"/>
+          <w:lang w:val="en-US"/>
+        </w:rPr>
+        <w:t>PK_dim_table</w:t>
+      </w:r>
+      <w:proofErr w:type="spellEnd"/>
+      <w:r>
+        <w:rPr>
+          <w:rFonts w:ascii="Times New Roman" w:hAnsi="Times New Roman" w:cs="Times New Roman"/>
+          <w:sz w:val="28"/>
+          <w:szCs w:val="28"/>
+          <w:lang w:val="en-US"/>
+        </w:rPr>
+        <w:t>: PRIMARY KEY (</w:t>
+      </w:r>
+      <w:proofErr w:type="spellStart"/>
+      <w:r>
+        <w:rPr>
+          <w:rFonts w:ascii="Times New Roman" w:hAnsi="Times New Roman" w:cs="Times New Roman"/>
+          <w:sz w:val="28"/>
+          <w:szCs w:val="28"/>
+          <w:lang w:val="en-US"/>
+        </w:rPr>
+        <w:t>TableKey</w:t>
+      </w:r>
+      <w:proofErr w:type="spellEnd"/>
+      <w:r>
+        <w:rPr>
+          <w:rFonts w:ascii="Times New Roman" w:hAnsi="Times New Roman" w:cs="Times New Roman"/>
+          <w:sz w:val="28"/>
+          <w:szCs w:val="28"/>
+          <w:lang w:val="en-US"/>
+        </w:rPr>
+        <w:t>)</w:t>
       </w:r>
     </w:p>
     <w:p>
@@ -2773,13 +3665,41 @@
           <w:szCs w:val="28"/>
         </w:rPr>
       </w:pPr>
-      <w:r>
-        <w:rPr>
-          <w:rFonts w:ascii="Times New Roman" w:hAnsi="Times New Roman" w:cs="Times New Roman"/>
-          <w:sz w:val="28"/>
-          <w:szCs w:val="28"/>
-        </w:rPr>
-        <w:t>UQ_TableNumber: UNIQUE (TableNumber)</w:t>
+      <w:proofErr w:type="spellStart"/>
+      <w:r>
+        <w:rPr>
+          <w:rFonts w:ascii="Times New Roman" w:hAnsi="Times New Roman" w:cs="Times New Roman"/>
+          <w:sz w:val="28"/>
+          <w:szCs w:val="28"/>
+        </w:rPr>
+        <w:t>UQ_TableNumber</w:t>
+      </w:r>
+      <w:proofErr w:type="spellEnd"/>
+      <w:r>
+        <w:rPr>
+          <w:rFonts w:ascii="Times New Roman" w:hAnsi="Times New Roman" w:cs="Times New Roman"/>
+          <w:sz w:val="28"/>
+          <w:szCs w:val="28"/>
+        </w:rPr>
+        <w:t>: UNIQUE (</w:t>
+      </w:r>
+      <w:proofErr w:type="spellStart"/>
+      <w:r>
+        <w:rPr>
+          <w:rFonts w:ascii="Times New Roman" w:hAnsi="Times New Roman" w:cs="Times New Roman"/>
+          <w:sz w:val="28"/>
+          <w:szCs w:val="28"/>
+        </w:rPr>
+        <w:t>TableNumber</w:t>
+      </w:r>
+      <w:proofErr w:type="spellEnd"/>
+      <w:r>
+        <w:rPr>
+          <w:rFonts w:ascii="Times New Roman" w:hAnsi="Times New Roman" w:cs="Times New Roman"/>
+          <w:sz w:val="28"/>
+          <w:szCs w:val="28"/>
+        </w:rPr>
+        <w:t>)</w:t>
       </w:r>
     </w:p>
     <w:p>
@@ -2800,13 +3720,51 @@
           <w:szCs w:val="28"/>
         </w:rPr>
       </w:pPr>
-      <w:r>
-        <w:rPr>
-          <w:rFonts w:ascii="Times New Roman" w:hAnsi="Times New Roman" w:cs="Times New Roman"/>
-          <w:sz w:val="28"/>
-          <w:szCs w:val="28"/>
-        </w:rPr>
-        <w:t>CHK_TableNumber: CHECK (TableNumber &gt; 0)</w:t>
+      <w:proofErr w:type="spellStart"/>
+      <w:r>
+        <w:rPr>
+          <w:rFonts w:ascii="Times New Roman" w:hAnsi="Times New Roman" w:cs="Times New Roman"/>
+          <w:sz w:val="28"/>
+          <w:szCs w:val="28"/>
+        </w:rPr>
+        <w:t>CHK_TableNumber</w:t>
+      </w:r>
+      <w:proofErr w:type="spellEnd"/>
+      <w:r>
+        <w:rPr>
+          <w:rFonts w:ascii="Times New Roman" w:hAnsi="Times New Roman" w:cs="Times New Roman"/>
+          <w:sz w:val="28"/>
+          <w:szCs w:val="28"/>
+        </w:rPr>
+        <w:t>: CHECK (</w:t>
+      </w:r>
+      <w:proofErr w:type="spellStart"/>
+      <w:proofErr w:type="gramStart"/>
+      <w:r>
+        <w:rPr>
+          <w:rFonts w:ascii="Times New Roman" w:hAnsi="Times New Roman" w:cs="Times New Roman"/>
+          <w:sz w:val="28"/>
+          <w:szCs w:val="28"/>
+        </w:rPr>
+        <w:t>TableNumber</w:t>
+      </w:r>
+      <w:proofErr w:type="spellEnd"/>
+      <w:r>
+        <w:rPr>
+          <w:rFonts w:ascii="Times New Roman" w:hAnsi="Times New Roman" w:cs="Times New Roman"/>
+          <w:sz w:val="28"/>
+          <w:szCs w:val="28"/>
+        </w:rPr>
+        <w:t xml:space="preserve"> &gt;</w:t>
+      </w:r>
+      <w:proofErr w:type="gramEnd"/>
+      <w:r>
+        <w:rPr>
+          <w:rFonts w:ascii="Times New Roman" w:hAnsi="Times New Roman" w:cs="Times New Roman"/>
+          <w:sz w:val="28"/>
+          <w:szCs w:val="28"/>
+        </w:rPr>
+        <w:t xml:space="preserve"> 0)</w:t>
       </w:r>
     </w:p>
     <w:p>
@@ -2828,14 +3786,25 @@
           <w:lang w:val="en-US"/>
         </w:rPr>
       </w:pPr>
-      <w:r>
-        <w:rPr>
-          <w:rFonts w:ascii="Times New Roman" w:hAnsi="Times New Roman" w:cs="Times New Roman"/>
-          <w:sz w:val="28"/>
-          <w:szCs w:val="28"/>
-          <w:lang w:val="en-US"/>
-        </w:rPr>
-        <w:t>CHK_Capacity: CHECK (Capacity &gt; 0 AND Capacity &lt;= 20)</w:t>
+      <w:proofErr w:type="spellStart"/>
+      <w:r>
+        <w:rPr>
+          <w:rFonts w:ascii="Times New Roman" w:hAnsi="Times New Roman" w:cs="Times New Roman"/>
+          <w:sz w:val="28"/>
+          <w:szCs w:val="28"/>
+          <w:lang w:val="en-US"/>
+        </w:rPr>
+        <w:t>CHK_Capacity</w:t>
+      </w:r>
+      <w:proofErr w:type="spellEnd"/>
+      <w:r>
+        <w:rPr>
+          <w:rFonts w:ascii="Times New Roman" w:hAnsi="Times New Roman" w:cs="Times New Roman"/>
+          <w:sz w:val="28"/>
+          <w:szCs w:val="28"/>
+          <w:lang w:val="en-US"/>
+        </w:rPr>
+        <w:t>: CHECK (Capacity &gt; 0 AND Capacity &lt;= 20)</w:t>
       </w:r>
     </w:p>
     <w:p>
@@ -2882,9 +3851,23 @@
           <w:szCs w:val="28"/>
           <w:lang w:val="en-US"/>
         </w:rPr>
-        <w:lastRenderedPageBreak/>
-        <w:t>5. Table Name: dim_staff</w:t>
-      </w:r>
+        <w:t>5. Table Name: </w:t>
+      </w:r>
+      <w:proofErr w:type="spellStart"/>
+      <w:r>
+        <w:rPr>
+          <w:rFonts w:ascii="Times New Roman" w:hAnsi="Times New Roman" w:cs="Times New Roman"/>
+          <w:b/>
+          <w:bCs/>
+          <w:i/>
+          <w:iCs/>
+          <w:sz w:val="28"/>
+          <w:szCs w:val="28"/>
+          <w:lang w:val="en-US"/>
+        </w:rPr>
+        <w:t>dim_staff</w:t>
+      </w:r>
+      <w:proofErr w:type="spellEnd"/>
       <w:r>
         <w:rPr>
           <w:rFonts w:ascii="Times New Roman" w:hAnsi="Times New Roman" w:cs="Times New Roman"/>
@@ -3010,6 +3993,7 @@
           <w:szCs w:val="28"/>
         </w:rPr>
       </w:pPr>
+      <w:proofErr w:type="spellStart"/>
       <w:r>
         <w:rPr>
           <w:rFonts w:ascii="Times New Roman" w:hAnsi="Times New Roman" w:cs="Times New Roman"/>
@@ -3020,7 +4004,20 @@
           <w:sz w:val="28"/>
           <w:szCs w:val="28"/>
         </w:rPr>
-        <w:t>Attributes:</w:t>
+        <w:t>Attributes</w:t>
+      </w:r>
+      <w:proofErr w:type="spellEnd"/>
+      <w:r>
+        <w:rPr>
+          <w:rFonts w:ascii="Times New Roman" w:hAnsi="Times New Roman" w:cs="Times New Roman"/>
+          <w:b/>
+          <w:bCs/>
+          <w:i/>
+          <w:iCs/>
+          <w:sz w:val="28"/>
+          <w:szCs w:val="28"/>
+        </w:rPr>
+        <w:t>:</w:t>
       </w:r>
     </w:p>
     <w:p>
@@ -3041,15 +4038,27 @@
           <w:szCs w:val="28"/>
         </w:rPr>
       </w:pPr>
-      <w:r>
-        <w:rPr>
-          <w:rFonts w:ascii="Times New Roman" w:hAnsi="Times New Roman" w:cs="Times New Roman"/>
-          <w:i/>
-          <w:iCs/>
-          <w:sz w:val="28"/>
-          <w:szCs w:val="28"/>
-        </w:rPr>
-        <w:t>StaffKey:</w:t>
+      <w:proofErr w:type="spellStart"/>
+      <w:r>
+        <w:rPr>
+          <w:rFonts w:ascii="Times New Roman" w:hAnsi="Times New Roman" w:cs="Times New Roman"/>
+          <w:i/>
+          <w:iCs/>
+          <w:sz w:val="28"/>
+          <w:szCs w:val="28"/>
+        </w:rPr>
+        <w:t>StaffKey</w:t>
+      </w:r>
+      <w:proofErr w:type="spellEnd"/>
+      <w:r>
+        <w:rPr>
+          <w:rFonts w:ascii="Times New Roman" w:hAnsi="Times New Roman" w:cs="Times New Roman"/>
+          <w:i/>
+          <w:iCs/>
+          <w:sz w:val="28"/>
+          <w:szCs w:val="28"/>
+        </w:rPr>
+        <w:t>:</w:t>
       </w:r>
       <w:r>
         <w:rPr>
@@ -3094,7 +4103,25 @@
           <w:sz w:val="28"/>
           <w:szCs w:val="28"/>
         </w:rPr>
-        <w:t xml:space="preserve"> VARCHAR(100), NOT NULL</w:t>
+        <w:t xml:space="preserve"> </w:t>
+      </w:r>
+      <w:proofErr w:type="gramStart"/>
+      <w:r>
+        <w:rPr>
+          <w:rFonts w:ascii="Times New Roman" w:hAnsi="Times New Roman" w:cs="Times New Roman"/>
+          <w:sz w:val="28"/>
+          <w:szCs w:val="28"/>
+        </w:rPr>
+        <w:t>VARCHAR(</w:t>
+      </w:r>
+      <w:proofErr w:type="gramEnd"/>
+      <w:r>
+        <w:rPr>
+          <w:rFonts w:ascii="Times New Roman" w:hAnsi="Times New Roman" w:cs="Times New Roman"/>
+          <w:sz w:val="28"/>
+          <w:szCs w:val="28"/>
+        </w:rPr>
+        <w:t>100), NOT NULL</w:t>
       </w:r>
     </w:p>
     <w:p>
@@ -3131,7 +4158,25 @@
           <w:sz w:val="28"/>
           <w:szCs w:val="28"/>
         </w:rPr>
-        <w:t xml:space="preserve"> VARCHAR(100), NOT NULL</w:t>
+        <w:t xml:space="preserve"> </w:t>
+      </w:r>
+      <w:proofErr w:type="gramStart"/>
+      <w:r>
+        <w:rPr>
+          <w:rFonts w:ascii="Times New Roman" w:hAnsi="Times New Roman" w:cs="Times New Roman"/>
+          <w:sz w:val="28"/>
+          <w:szCs w:val="28"/>
+        </w:rPr>
+        <w:t>VARCHAR(</w:t>
+      </w:r>
+      <w:proofErr w:type="gramEnd"/>
+      <w:r>
+        <w:rPr>
+          <w:rFonts w:ascii="Times New Roman" w:hAnsi="Times New Roman" w:cs="Times New Roman"/>
+          <w:sz w:val="28"/>
+          <w:szCs w:val="28"/>
+        </w:rPr>
+        <w:t>100), NOT NULL</w:t>
       </w:r>
     </w:p>
     <w:p>
@@ -3172,6 +4217,7 @@
         </w:rPr>
         <w:t xml:space="preserve"> </w:t>
       </w:r>
+      <w:proofErr w:type="spellStart"/>
       <w:r>
         <w:rPr>
           <w:rFonts w:ascii="Times New Roman" w:hAnsi="Times New Roman" w:cs="Times New Roman"/>
@@ -3181,6 +4227,7 @@
         </w:rPr>
         <w:t>staff_role</w:t>
       </w:r>
+      <w:proofErr w:type="spellEnd"/>
       <w:r>
         <w:rPr>
           <w:rFonts w:ascii="Times New Roman" w:hAnsi="Times New Roman" w:cs="Times New Roman"/>
@@ -3207,6 +4254,7 @@
           <w:szCs w:val="28"/>
         </w:rPr>
       </w:pPr>
+      <w:proofErr w:type="spellStart"/>
       <w:r>
         <w:rPr>
           <w:rFonts w:ascii="Times New Roman" w:hAnsi="Times New Roman" w:cs="Times New Roman"/>
@@ -3217,7 +4265,20 @@
           <w:sz w:val="28"/>
           <w:szCs w:val="28"/>
         </w:rPr>
-        <w:t>Constraints:</w:t>
+        <w:t>Constraints</w:t>
+      </w:r>
+      <w:proofErr w:type="spellEnd"/>
+      <w:r>
+        <w:rPr>
+          <w:rFonts w:ascii="Times New Roman" w:hAnsi="Times New Roman" w:cs="Times New Roman"/>
+          <w:b/>
+          <w:bCs/>
+          <w:i/>
+          <w:iCs/>
+          <w:sz w:val="28"/>
+          <w:szCs w:val="28"/>
+        </w:rPr>
+        <w:t>:</w:t>
       </w:r>
     </w:p>
     <w:p>
@@ -3239,25 +4300,58 @@
           <w:lang w:val="en-US"/>
         </w:rPr>
       </w:pPr>
-      <w:r>
-        <w:rPr>
-          <w:rFonts w:ascii="Times New Roman" w:hAnsi="Times New Roman" w:cs="Times New Roman"/>
-          <w:i/>
-          <w:iCs/>
-          <w:sz w:val="28"/>
-          <w:szCs w:val="28"/>
-          <w:lang w:val="en-US"/>
-        </w:rPr>
-        <w:t>PK_dim_staff:</w:t>
-      </w:r>
-      <w:r>
-        <w:rPr>
-          <w:rFonts w:ascii="Times New Roman" w:hAnsi="Times New Roman" w:cs="Times New Roman"/>
-          <w:sz w:val="28"/>
-          <w:szCs w:val="28"/>
-          <w:lang w:val="en-US"/>
-        </w:rPr>
-        <w:t xml:space="preserve"> PRIMARY KEY (StaffKey)</w:t>
+      <w:proofErr w:type="spellStart"/>
+      <w:r>
+        <w:rPr>
+          <w:rFonts w:ascii="Times New Roman" w:hAnsi="Times New Roman" w:cs="Times New Roman"/>
+          <w:i/>
+          <w:iCs/>
+          <w:sz w:val="28"/>
+          <w:szCs w:val="28"/>
+          <w:lang w:val="en-US"/>
+        </w:rPr>
+        <w:t>PK_dim_staff</w:t>
+      </w:r>
+      <w:proofErr w:type="spellEnd"/>
+      <w:r>
+        <w:rPr>
+          <w:rFonts w:ascii="Times New Roman" w:hAnsi="Times New Roman" w:cs="Times New Roman"/>
+          <w:i/>
+          <w:iCs/>
+          <w:sz w:val="28"/>
+          <w:szCs w:val="28"/>
+          <w:lang w:val="en-US"/>
+        </w:rPr>
+        <w:t>:</w:t>
+      </w:r>
+      <w:r>
+        <w:rPr>
+          <w:rFonts w:ascii="Times New Roman" w:hAnsi="Times New Roman" w:cs="Times New Roman"/>
+          <w:sz w:val="28"/>
+          <w:szCs w:val="28"/>
+          <w:lang w:val="en-US"/>
+        </w:rPr>
+        <w:t xml:space="preserve"> PRIMARY KEY (</w:t>
+      </w:r>
+      <w:proofErr w:type="spellStart"/>
+      <w:r>
+        <w:rPr>
+          <w:rFonts w:ascii="Times New Roman" w:hAnsi="Times New Roman" w:cs="Times New Roman"/>
+          <w:sz w:val="28"/>
+          <w:szCs w:val="28"/>
+          <w:lang w:val="en-US"/>
+        </w:rPr>
+        <w:t>StaffKey</w:t>
+      </w:r>
+      <w:proofErr w:type="spellEnd"/>
+      <w:r>
+        <w:rPr>
+          <w:rFonts w:ascii="Times New Roman" w:hAnsi="Times New Roman" w:cs="Times New Roman"/>
+          <w:sz w:val="28"/>
+          <w:szCs w:val="28"/>
+          <w:lang w:val="en-US"/>
+        </w:rPr>
+        <w:t>)</w:t>
       </w:r>
     </w:p>
     <w:p>
@@ -3296,8 +4390,22 @@
           <w:sz w:val="28"/>
           <w:szCs w:val="28"/>
         </w:rPr>
-        <w:t>Table Name: Fact_Orders</w:t>
-      </w:r>
+        <w:t>Table Name: </w:t>
+      </w:r>
+      <w:proofErr w:type="spellStart"/>
+      <w:r>
+        <w:rPr>
+          <w:rFonts w:ascii="Times New Roman" w:hAnsi="Times New Roman" w:cs="Times New Roman"/>
+          <w:b/>
+          <w:bCs/>
+          <w:i/>
+          <w:iCs/>
+          <w:sz w:val="28"/>
+          <w:szCs w:val="28"/>
+        </w:rPr>
+        <w:t>Fact_OrderLines</w:t>
+      </w:r>
+      <w:proofErr w:type="spellEnd"/>
     </w:p>
     <w:p>
       <w:pPr>
@@ -3331,7 +4439,25 @@
           <w:sz w:val="28"/>
           <w:szCs w:val="28"/>
         </w:rPr>
-        <w:t xml:space="preserve"> Фактовая таблица заказов — хранит каждую позицию заказа со ссылками на измерения.</w:t>
+        <w:t xml:space="preserve"> </w:t>
+      </w:r>
+      <w:proofErr w:type="spellStart"/>
+      <w:r>
+        <w:rPr>
+          <w:rFonts w:ascii="Times New Roman" w:hAnsi="Times New Roman" w:cs="Times New Roman"/>
+          <w:sz w:val="28"/>
+          <w:szCs w:val="28"/>
+        </w:rPr>
+        <w:t>Фактовая</w:t>
+      </w:r>
+      <w:proofErr w:type="spellEnd"/>
+      <w:r>
+        <w:rPr>
+          <w:rFonts w:ascii="Times New Roman" w:hAnsi="Times New Roman" w:cs="Times New Roman"/>
+          <w:sz w:val="28"/>
+          <w:szCs w:val="28"/>
+        </w:rPr>
+        <w:t xml:space="preserve"> таблица заказов — хранит каждую позицию заказа со ссылками на измерения.</w:t>
       </w:r>
     </w:p>
     <w:p>
@@ -3350,6 +4476,7 @@
           <w:szCs w:val="28"/>
         </w:rPr>
       </w:pPr>
+      <w:proofErr w:type="spellStart"/>
       <w:r>
         <w:rPr>
           <w:rFonts w:ascii="Times New Roman" w:hAnsi="Times New Roman" w:cs="Times New Roman"/>
@@ -3360,7 +4487,20 @@
           <w:sz w:val="28"/>
           <w:szCs w:val="28"/>
         </w:rPr>
-        <w:t>Attributes:</w:t>
+        <w:t>Attributes</w:t>
+      </w:r>
+      <w:proofErr w:type="spellEnd"/>
+      <w:r>
+        <w:rPr>
+          <w:rFonts w:ascii="Times New Roman" w:hAnsi="Times New Roman" w:cs="Times New Roman"/>
+          <w:b/>
+          <w:bCs/>
+          <w:i/>
+          <w:iCs/>
+          <w:sz w:val="28"/>
+          <w:szCs w:val="28"/>
+        </w:rPr>
+        <w:t>:</w:t>
       </w:r>
     </w:p>
     <w:p>
@@ -3381,15 +4521,27 @@
           <w:szCs w:val="28"/>
         </w:rPr>
       </w:pPr>
-      <w:r>
-        <w:rPr>
-          <w:rFonts w:ascii="Times New Roman" w:hAnsi="Times New Roman" w:cs="Times New Roman"/>
-          <w:i/>
-          <w:iCs/>
-          <w:sz w:val="28"/>
-          <w:szCs w:val="28"/>
-        </w:rPr>
-        <w:t>OrderItemKey:</w:t>
+      <w:proofErr w:type="spellStart"/>
+      <w:r>
+        <w:rPr>
+          <w:rFonts w:ascii="Times New Roman" w:hAnsi="Times New Roman" w:cs="Times New Roman"/>
+          <w:i/>
+          <w:iCs/>
+          <w:sz w:val="28"/>
+          <w:szCs w:val="28"/>
+        </w:rPr>
+        <w:t>OrderItemKey</w:t>
+      </w:r>
+      <w:proofErr w:type="spellEnd"/>
+      <w:r>
+        <w:rPr>
+          <w:rFonts w:ascii="Times New Roman" w:hAnsi="Times New Roman" w:cs="Times New Roman"/>
+          <w:i/>
+          <w:iCs/>
+          <w:sz w:val="28"/>
+          <w:szCs w:val="28"/>
+        </w:rPr>
+        <w:t>:</w:t>
       </w:r>
       <w:r>
         <w:rPr>
@@ -3418,6 +4570,7 @@
           <w:szCs w:val="28"/>
         </w:rPr>
       </w:pPr>
+      <w:proofErr w:type="spellStart"/>
       <w:r>
         <w:rPr>
           <w:rFonts w:ascii="Times New Roman" w:hAnsi="Times New Roman" w:cs="Times New Roman"/>
@@ -3428,6 +4581,7 @@
         </w:rPr>
         <w:t>VisitKey</w:t>
       </w:r>
+      <w:proofErr w:type="spellEnd"/>
       <w:r>
         <w:rPr>
           <w:rFonts w:ascii="Times New Roman" w:hAnsi="Times New Roman" w:cs="Times New Roman"/>
@@ -3476,16 +4630,29 @@
           <w:lang w:val="en-US"/>
         </w:rPr>
       </w:pPr>
-      <w:r>
-        <w:rPr>
-          <w:rFonts w:ascii="Times New Roman" w:hAnsi="Times New Roman" w:cs="Times New Roman"/>
-          <w:i/>
-          <w:iCs/>
-          <w:sz w:val="28"/>
-          <w:szCs w:val="28"/>
-          <w:lang w:val="en-US"/>
-        </w:rPr>
-        <w:t>DateKey:</w:t>
+      <w:proofErr w:type="spellStart"/>
+      <w:r>
+        <w:rPr>
+          <w:rFonts w:ascii="Times New Roman" w:hAnsi="Times New Roman" w:cs="Times New Roman"/>
+          <w:i/>
+          <w:iCs/>
+          <w:sz w:val="28"/>
+          <w:szCs w:val="28"/>
+          <w:lang w:val="en-US"/>
+        </w:rPr>
+        <w:t>DateKey</w:t>
+      </w:r>
+      <w:proofErr w:type="spellEnd"/>
+      <w:r>
+        <w:rPr>
+          <w:rFonts w:ascii="Times New Roman" w:hAnsi="Times New Roman" w:cs="Times New Roman"/>
+          <w:i/>
+          <w:iCs/>
+          <w:sz w:val="28"/>
+          <w:szCs w:val="28"/>
+          <w:lang w:val="en-US"/>
+        </w:rPr>
+        <w:t>:</w:t>
       </w:r>
       <w:r>
         <w:rPr>
@@ -3516,16 +4683,29 @@
           <w:lang w:val="en-US"/>
         </w:rPr>
       </w:pPr>
-      <w:r>
-        <w:rPr>
-          <w:rFonts w:ascii="Times New Roman" w:hAnsi="Times New Roman" w:cs="Times New Roman"/>
-          <w:i/>
-          <w:iCs/>
-          <w:sz w:val="28"/>
-          <w:szCs w:val="28"/>
-          <w:lang w:val="en-US"/>
-        </w:rPr>
-        <w:t>CustomerKey:</w:t>
+      <w:proofErr w:type="spellStart"/>
+      <w:r>
+        <w:rPr>
+          <w:rFonts w:ascii="Times New Roman" w:hAnsi="Times New Roman" w:cs="Times New Roman"/>
+          <w:i/>
+          <w:iCs/>
+          <w:sz w:val="28"/>
+          <w:szCs w:val="28"/>
+          <w:lang w:val="en-US"/>
+        </w:rPr>
+        <w:t>CustomerKey</w:t>
+      </w:r>
+      <w:proofErr w:type="spellEnd"/>
+      <w:r>
+        <w:rPr>
+          <w:rFonts w:ascii="Times New Roman" w:hAnsi="Times New Roman" w:cs="Times New Roman"/>
+          <w:i/>
+          <w:iCs/>
+          <w:sz w:val="28"/>
+          <w:szCs w:val="28"/>
+          <w:lang w:val="en-US"/>
+        </w:rPr>
+        <w:t>:</w:t>
       </w:r>
       <w:r>
         <w:rPr>
@@ -3556,16 +4736,29 @@
           <w:lang w:val="en-US"/>
         </w:rPr>
       </w:pPr>
-      <w:r>
-        <w:rPr>
-          <w:rFonts w:ascii="Times New Roman" w:hAnsi="Times New Roman" w:cs="Times New Roman"/>
-          <w:i/>
-          <w:iCs/>
-          <w:sz w:val="28"/>
-          <w:szCs w:val="28"/>
-          <w:lang w:val="en-US"/>
-        </w:rPr>
-        <w:t>MenuItemKey:</w:t>
+      <w:proofErr w:type="spellStart"/>
+      <w:r>
+        <w:rPr>
+          <w:rFonts w:ascii="Times New Roman" w:hAnsi="Times New Roman" w:cs="Times New Roman"/>
+          <w:i/>
+          <w:iCs/>
+          <w:sz w:val="28"/>
+          <w:szCs w:val="28"/>
+          <w:lang w:val="en-US"/>
+        </w:rPr>
+        <w:t>MenuItemKey</w:t>
+      </w:r>
+      <w:proofErr w:type="spellEnd"/>
+      <w:r>
+        <w:rPr>
+          <w:rFonts w:ascii="Times New Roman" w:hAnsi="Times New Roman" w:cs="Times New Roman"/>
+          <w:i/>
+          <w:iCs/>
+          <w:sz w:val="28"/>
+          <w:szCs w:val="28"/>
+          <w:lang w:val="en-US"/>
+        </w:rPr>
+        <w:t>:</w:t>
       </w:r>
       <w:r>
         <w:rPr>
@@ -3596,16 +4789,29 @@
           <w:lang w:val="en-US"/>
         </w:rPr>
       </w:pPr>
-      <w:r>
-        <w:rPr>
-          <w:rFonts w:ascii="Times New Roman" w:hAnsi="Times New Roman" w:cs="Times New Roman"/>
-          <w:i/>
-          <w:iCs/>
-          <w:sz w:val="28"/>
-          <w:szCs w:val="28"/>
-          <w:lang w:val="en-US"/>
-        </w:rPr>
-        <w:t>TableKey:</w:t>
+      <w:proofErr w:type="spellStart"/>
+      <w:r>
+        <w:rPr>
+          <w:rFonts w:ascii="Times New Roman" w:hAnsi="Times New Roman" w:cs="Times New Roman"/>
+          <w:i/>
+          <w:iCs/>
+          <w:sz w:val="28"/>
+          <w:szCs w:val="28"/>
+          <w:lang w:val="en-US"/>
+        </w:rPr>
+        <w:t>TableKey</w:t>
+      </w:r>
+      <w:proofErr w:type="spellEnd"/>
+      <w:r>
+        <w:rPr>
+          <w:rFonts w:ascii="Times New Roman" w:hAnsi="Times New Roman" w:cs="Times New Roman"/>
+          <w:i/>
+          <w:iCs/>
+          <w:sz w:val="28"/>
+          <w:szCs w:val="28"/>
+          <w:lang w:val="en-US"/>
+        </w:rPr>
+        <w:t>:</w:t>
       </w:r>
       <w:r>
         <w:rPr>
@@ -3636,16 +4842,29 @@
           <w:lang w:val="en-US"/>
         </w:rPr>
       </w:pPr>
-      <w:r>
-        <w:rPr>
-          <w:rFonts w:ascii="Times New Roman" w:hAnsi="Times New Roman" w:cs="Times New Roman"/>
-          <w:i/>
-          <w:iCs/>
-          <w:sz w:val="28"/>
-          <w:szCs w:val="28"/>
-          <w:lang w:val="en-US"/>
-        </w:rPr>
-        <w:t>WaiterKey:</w:t>
+      <w:proofErr w:type="spellStart"/>
+      <w:r>
+        <w:rPr>
+          <w:rFonts w:ascii="Times New Roman" w:hAnsi="Times New Roman" w:cs="Times New Roman"/>
+          <w:i/>
+          <w:iCs/>
+          <w:sz w:val="28"/>
+          <w:szCs w:val="28"/>
+          <w:lang w:val="en-US"/>
+        </w:rPr>
+        <w:t>WaiterKey</w:t>
+      </w:r>
+      <w:proofErr w:type="spellEnd"/>
+      <w:r>
+        <w:rPr>
+          <w:rFonts w:ascii="Times New Roman" w:hAnsi="Times New Roman" w:cs="Times New Roman"/>
+          <w:i/>
+          <w:iCs/>
+          <w:sz w:val="28"/>
+          <w:szCs w:val="28"/>
+          <w:lang w:val="en-US"/>
+        </w:rPr>
+        <w:t>:</w:t>
       </w:r>
       <w:r>
         <w:rPr>
@@ -3742,26 +4961,50 @@
           <w:lang w:val="en-US"/>
         </w:rPr>
       </w:pPr>
-      <w:r>
-        <w:rPr>
-          <w:rFonts w:ascii="Times New Roman" w:hAnsi="Times New Roman" w:cs="Times New Roman"/>
-          <w:i/>
-          <w:iCs/>
-          <w:sz w:val="28"/>
-          <w:szCs w:val="28"/>
-          <w:lang w:val="en-US"/>
-        </w:rPr>
-        <w:t>UnitPrice:</w:t>
-      </w:r>
-      <w:r>
-        <w:rPr>
-          <w:rFonts w:ascii="Times New Roman" w:hAnsi="Times New Roman" w:cs="Times New Roman"/>
-          <w:sz w:val="28"/>
-          <w:szCs w:val="28"/>
-          <w:lang w:val="en-US"/>
-        </w:rPr>
-        <w:t xml:space="preserve"> DECIMAL(</w:t>
-      </w:r>
+      <w:proofErr w:type="spellStart"/>
+      <w:r>
+        <w:rPr>
+          <w:rFonts w:ascii="Times New Roman" w:hAnsi="Times New Roman" w:cs="Times New Roman"/>
+          <w:i/>
+          <w:iCs/>
+          <w:sz w:val="28"/>
+          <w:szCs w:val="28"/>
+          <w:lang w:val="en-US"/>
+        </w:rPr>
+        <w:t>UnitPrice</w:t>
+      </w:r>
+      <w:proofErr w:type="spellEnd"/>
+      <w:r>
+        <w:rPr>
+          <w:rFonts w:ascii="Times New Roman" w:hAnsi="Times New Roman" w:cs="Times New Roman"/>
+          <w:i/>
+          <w:iCs/>
+          <w:sz w:val="28"/>
+          <w:szCs w:val="28"/>
+          <w:lang w:val="en-US"/>
+        </w:rPr>
+        <w:t>:</w:t>
+      </w:r>
+      <w:r>
+        <w:rPr>
+          <w:rFonts w:ascii="Times New Roman" w:hAnsi="Times New Roman" w:cs="Times New Roman"/>
+          <w:sz w:val="28"/>
+          <w:szCs w:val="28"/>
+          <w:lang w:val="en-US"/>
+        </w:rPr>
+        <w:t xml:space="preserve"> </w:t>
+      </w:r>
+      <w:proofErr w:type="gramStart"/>
+      <w:r>
+        <w:rPr>
+          <w:rFonts w:ascii="Times New Roman" w:hAnsi="Times New Roman" w:cs="Times New Roman"/>
+          <w:sz w:val="28"/>
+          <w:szCs w:val="28"/>
+          <w:lang w:val="en-US"/>
+        </w:rPr>
+        <w:t>DECIMAL(</w:t>
+      </w:r>
+      <w:proofErr w:type="gramEnd"/>
       <w:r>
         <w:rPr>
           <w:rFonts w:ascii="Times New Roman" w:hAnsi="Times New Roman" w:cs="Times New Roman"/>
@@ -3821,6 +5064,7 @@
           <w:szCs w:val="28"/>
         </w:rPr>
       </w:pPr>
+      <w:proofErr w:type="spellStart"/>
       <w:r>
         <w:rPr>
           <w:rFonts w:ascii="Times New Roman" w:hAnsi="Times New Roman" w:cs="Times New Roman"/>
@@ -3829,7 +5073,18 @@
           <w:sz w:val="28"/>
           <w:szCs w:val="28"/>
         </w:rPr>
-        <w:t>Constraints:</w:t>
+        <w:t>Constraints</w:t>
+      </w:r>
+      <w:proofErr w:type="spellEnd"/>
+      <w:r>
+        <w:rPr>
+          <w:rFonts w:ascii="Times New Roman" w:hAnsi="Times New Roman" w:cs="Times New Roman"/>
+          <w:b/>
+          <w:bCs/>
+          <w:sz w:val="28"/>
+          <w:szCs w:val="28"/>
+        </w:rPr>
+        <w:t>:</w:t>
       </w:r>
     </w:p>
     <w:p>
@@ -3851,25 +5106,69 @@
           <w:lang w:val="en-US"/>
         </w:rPr>
       </w:pPr>
-      <w:r>
-        <w:rPr>
-          <w:rFonts w:ascii="Times New Roman" w:hAnsi="Times New Roman" w:cs="Times New Roman"/>
-          <w:i/>
-          <w:iCs/>
-          <w:sz w:val="28"/>
-          <w:szCs w:val="28"/>
-          <w:lang w:val="en-US"/>
-        </w:rPr>
-        <w:t>PK_Fact_Orders:</w:t>
-      </w:r>
-      <w:r>
-        <w:rPr>
-          <w:rFonts w:ascii="Times New Roman" w:hAnsi="Times New Roman" w:cs="Times New Roman"/>
-          <w:sz w:val="28"/>
-          <w:szCs w:val="28"/>
-          <w:lang w:val="en-US"/>
-        </w:rPr>
-        <w:t xml:space="preserve"> PRIMARY KEY (OrderItemKey)</w:t>
+      <w:proofErr w:type="spellStart"/>
+      <w:r>
+        <w:rPr>
+          <w:rFonts w:ascii="Times New Roman" w:hAnsi="Times New Roman" w:cs="Times New Roman"/>
+          <w:i/>
+          <w:iCs/>
+          <w:sz w:val="28"/>
+          <w:szCs w:val="28"/>
+          <w:lang w:val="en-US"/>
+        </w:rPr>
+        <w:t>PK_</w:t>
+      </w:r>
+      <w:r>
+        <w:rPr>
+          <w:rFonts w:ascii="Times New Roman" w:hAnsi="Times New Roman" w:cs="Times New Roman"/>
+          <w:i/>
+          <w:iCs/>
+          <w:sz w:val="28"/>
+          <w:szCs w:val="28"/>
+          <w:lang w:val="en-US"/>
+        </w:rPr>
+        <w:t>Fact_OrderLines</w:t>
+      </w:r>
+      <w:proofErr w:type="spellEnd"/>
+      <w:r>
+        <w:rPr>
+          <w:rFonts w:ascii="Times New Roman" w:hAnsi="Times New Roman" w:cs="Times New Roman"/>
+          <w:i/>
+          <w:iCs/>
+          <w:sz w:val="28"/>
+          <w:szCs w:val="28"/>
+          <w:lang w:val="en-US"/>
+        </w:rPr>
+        <w:t>:</w:t>
+      </w:r>
+      <w:r>
+        <w:rPr>
+          <w:rFonts w:ascii="Times New Roman" w:hAnsi="Times New Roman" w:cs="Times New Roman"/>
+          <w:sz w:val="28"/>
+          <w:szCs w:val="28"/>
+          <w:lang w:val="en-US"/>
+        </w:rPr>
+        <w:t xml:space="preserve"> PRIMARY KEY (</w:t>
+      </w:r>
+      <w:proofErr w:type="spellStart"/>
+      <w:r>
+        <w:rPr>
+          <w:rFonts w:ascii="Times New Roman" w:hAnsi="Times New Roman" w:cs="Times New Roman"/>
+          <w:sz w:val="28"/>
+          <w:szCs w:val="28"/>
+          <w:lang w:val="en-US"/>
+        </w:rPr>
+        <w:t>OrderItemKey</w:t>
+      </w:r>
+      <w:proofErr w:type="spellEnd"/>
+      <w:r>
+        <w:rPr>
+          <w:rFonts w:ascii="Times New Roman" w:hAnsi="Times New Roman" w:cs="Times New Roman"/>
+          <w:sz w:val="28"/>
+          <w:szCs w:val="28"/>
+          <w:lang w:val="en-US"/>
+        </w:rPr>
+        <w:t>)</w:t>
       </w:r>
     </w:p>
     <w:p>
@@ -3891,25 +5190,109 @@
           <w:lang w:val="en-US"/>
         </w:rPr>
       </w:pPr>
-      <w:r>
-        <w:rPr>
-          <w:rFonts w:ascii="Times New Roman" w:hAnsi="Times New Roman" w:cs="Times New Roman"/>
-          <w:i/>
-          <w:iCs/>
-          <w:sz w:val="28"/>
-          <w:szCs w:val="28"/>
-          <w:lang w:val="en-US"/>
-        </w:rPr>
-        <w:t>FK_Fact_Date:</w:t>
-      </w:r>
-      <w:r>
-        <w:rPr>
-          <w:rFonts w:ascii="Times New Roman" w:hAnsi="Times New Roman" w:cs="Times New Roman"/>
-          <w:sz w:val="28"/>
-          <w:szCs w:val="28"/>
-          <w:lang w:val="en-US"/>
-        </w:rPr>
-        <w:t xml:space="preserve"> FOREIGN KEY (DateKey) REFERENCES dim_date(DateKey) </w:t>
+      <w:proofErr w:type="spellStart"/>
+      <w:r>
+        <w:rPr>
+          <w:rFonts w:ascii="Times New Roman" w:hAnsi="Times New Roman" w:cs="Times New Roman"/>
+          <w:i/>
+          <w:iCs/>
+          <w:sz w:val="28"/>
+          <w:szCs w:val="28"/>
+          <w:lang w:val="en-US"/>
+        </w:rPr>
+        <w:t>FK_Fact_Date</w:t>
+      </w:r>
+      <w:proofErr w:type="spellEnd"/>
+      <w:r>
+        <w:rPr>
+          <w:rFonts w:ascii="Times New Roman" w:hAnsi="Times New Roman" w:cs="Times New Roman"/>
+          <w:i/>
+          <w:iCs/>
+          <w:sz w:val="28"/>
+          <w:szCs w:val="28"/>
+          <w:lang w:val="en-US"/>
+        </w:rPr>
+        <w:t>:</w:t>
+      </w:r>
+      <w:r>
+        <w:rPr>
+          <w:rFonts w:ascii="Times New Roman" w:hAnsi="Times New Roman" w:cs="Times New Roman"/>
+          <w:sz w:val="28"/>
+          <w:szCs w:val="28"/>
+          <w:lang w:val="en-US"/>
+        </w:rPr>
+        <w:t xml:space="preserve"> FOREIGN KEY (</w:t>
+      </w:r>
+      <w:proofErr w:type="spellStart"/>
+      <w:r>
+        <w:rPr>
+          <w:rFonts w:ascii="Times New Roman" w:hAnsi="Times New Roman" w:cs="Times New Roman"/>
+          <w:sz w:val="28"/>
+          <w:szCs w:val="28"/>
+          <w:lang w:val="en-US"/>
+        </w:rPr>
+        <w:t>DateKey</w:t>
+      </w:r>
+      <w:proofErr w:type="spellEnd"/>
+      <w:r>
+        <w:rPr>
+          <w:rFonts w:ascii="Times New Roman" w:hAnsi="Times New Roman" w:cs="Times New Roman"/>
+          <w:sz w:val="28"/>
+          <w:szCs w:val="28"/>
+          <w:lang w:val="en-US"/>
+        </w:rPr>
+        <w:t xml:space="preserve">) REFERENCES </w:t>
+      </w:r>
+      <w:proofErr w:type="spellStart"/>
+      <w:r>
+        <w:rPr>
+          <w:rFonts w:ascii="Times New Roman" w:hAnsi="Times New Roman" w:cs="Times New Roman"/>
+          <w:sz w:val="28"/>
+          <w:szCs w:val="28"/>
+          <w:lang w:val="en-US"/>
+        </w:rPr>
+        <w:t>dim_</w:t>
+      </w:r>
+      <w:proofErr w:type="gramStart"/>
+      <w:r>
+        <w:rPr>
+          <w:rFonts w:ascii="Times New Roman" w:hAnsi="Times New Roman" w:cs="Times New Roman"/>
+          <w:sz w:val="28"/>
+          <w:szCs w:val="28"/>
+          <w:lang w:val="en-US"/>
+        </w:rPr>
+        <w:t>date</w:t>
+      </w:r>
+      <w:proofErr w:type="spellEnd"/>
+      <w:r>
+        <w:rPr>
+          <w:rFonts w:ascii="Times New Roman" w:hAnsi="Times New Roman" w:cs="Times New Roman"/>
+          <w:sz w:val="28"/>
+          <w:szCs w:val="28"/>
+          <w:lang w:val="en-US"/>
+        </w:rPr>
+        <w:t>(</w:t>
+      </w:r>
+      <w:proofErr w:type="spellStart"/>
+      <w:proofErr w:type="gramEnd"/>
+      <w:r>
+        <w:rPr>
+          <w:rFonts w:ascii="Times New Roman" w:hAnsi="Times New Roman" w:cs="Times New Roman"/>
+          <w:sz w:val="28"/>
+          <w:szCs w:val="28"/>
+          <w:lang w:val="en-US"/>
+        </w:rPr>
+        <w:t>DateKey</w:t>
+      </w:r>
+      <w:proofErr w:type="spellEnd"/>
+      <w:r>
+        <w:rPr>
+          <w:rFonts w:ascii="Times New Roman" w:hAnsi="Times New Roman" w:cs="Times New Roman"/>
+          <w:sz w:val="28"/>
+          <w:szCs w:val="28"/>
+          <w:lang w:val="en-US"/>
+        </w:rPr>
+        <w:t xml:space="preserve">) </w:t>
       </w:r>
     </w:p>
     <w:p>
@@ -3931,25 +5314,109 @@
           <w:lang w:val="en-US"/>
         </w:rPr>
       </w:pPr>
-      <w:r>
-        <w:rPr>
-          <w:rFonts w:ascii="Times New Roman" w:hAnsi="Times New Roman" w:cs="Times New Roman"/>
-          <w:i/>
-          <w:iCs/>
-          <w:sz w:val="28"/>
-          <w:szCs w:val="28"/>
-          <w:lang w:val="en-US"/>
-        </w:rPr>
-        <w:t xml:space="preserve">FK_Fact_Customer: </w:t>
-      </w:r>
-      <w:r>
-        <w:rPr>
-          <w:rFonts w:ascii="Times New Roman" w:hAnsi="Times New Roman" w:cs="Times New Roman"/>
-          <w:sz w:val="28"/>
-          <w:szCs w:val="28"/>
-          <w:lang w:val="en-US"/>
-        </w:rPr>
-        <w:t xml:space="preserve">FOREIGN KEY (CustomerKey) REFERENCES dim_customer(CustomerKey) </w:t>
+      <w:proofErr w:type="spellStart"/>
+      <w:r>
+        <w:rPr>
+          <w:rFonts w:ascii="Times New Roman" w:hAnsi="Times New Roman" w:cs="Times New Roman"/>
+          <w:i/>
+          <w:iCs/>
+          <w:sz w:val="28"/>
+          <w:szCs w:val="28"/>
+          <w:lang w:val="en-US"/>
+        </w:rPr>
+        <w:t>FK_Fact_Customer</w:t>
+      </w:r>
+      <w:proofErr w:type="spellEnd"/>
+      <w:r>
+        <w:rPr>
+          <w:rFonts w:ascii="Times New Roman" w:hAnsi="Times New Roman" w:cs="Times New Roman"/>
+          <w:i/>
+          <w:iCs/>
+          <w:sz w:val="28"/>
+          <w:szCs w:val="28"/>
+          <w:lang w:val="en-US"/>
+        </w:rPr>
+        <w:t xml:space="preserve">: </w:t>
+      </w:r>
+      <w:r>
+        <w:rPr>
+          <w:rFonts w:ascii="Times New Roman" w:hAnsi="Times New Roman" w:cs="Times New Roman"/>
+          <w:sz w:val="28"/>
+          <w:szCs w:val="28"/>
+          <w:lang w:val="en-US"/>
+        </w:rPr>
+        <w:t>FOREIGN KEY (</w:t>
+      </w:r>
+      <w:proofErr w:type="spellStart"/>
+      <w:r>
+        <w:rPr>
+          <w:rFonts w:ascii="Times New Roman" w:hAnsi="Times New Roman" w:cs="Times New Roman"/>
+          <w:sz w:val="28"/>
+          <w:szCs w:val="28"/>
+          <w:lang w:val="en-US"/>
+        </w:rPr>
+        <w:t>CustomerKey</w:t>
+      </w:r>
+      <w:proofErr w:type="spellEnd"/>
+      <w:r>
+        <w:rPr>
+          <w:rFonts w:ascii="Times New Roman" w:hAnsi="Times New Roman" w:cs="Times New Roman"/>
+          <w:sz w:val="28"/>
+          <w:szCs w:val="28"/>
+          <w:lang w:val="en-US"/>
+        </w:rPr>
+        <w:t xml:space="preserve">) REFERENCES </w:t>
+      </w:r>
+      <w:proofErr w:type="spellStart"/>
+      <w:r>
+        <w:rPr>
+          <w:rFonts w:ascii="Times New Roman" w:hAnsi="Times New Roman" w:cs="Times New Roman"/>
+          <w:sz w:val="28"/>
+          <w:szCs w:val="28"/>
+          <w:lang w:val="en-US"/>
+        </w:rPr>
+        <w:t>dim_</w:t>
+      </w:r>
+      <w:proofErr w:type="gramStart"/>
+      <w:r>
+        <w:rPr>
+          <w:rFonts w:ascii="Times New Roman" w:hAnsi="Times New Roman" w:cs="Times New Roman"/>
+          <w:sz w:val="28"/>
+          <w:szCs w:val="28"/>
+          <w:lang w:val="en-US"/>
+        </w:rPr>
+        <w:t>customer</w:t>
+      </w:r>
+      <w:proofErr w:type="spellEnd"/>
+      <w:r>
+        <w:rPr>
+          <w:rFonts w:ascii="Times New Roman" w:hAnsi="Times New Roman" w:cs="Times New Roman"/>
+          <w:sz w:val="28"/>
+          <w:szCs w:val="28"/>
+          <w:lang w:val="en-US"/>
+        </w:rPr>
+        <w:t>(</w:t>
+      </w:r>
+      <w:proofErr w:type="spellStart"/>
+      <w:proofErr w:type="gramEnd"/>
+      <w:r>
+        <w:rPr>
+          <w:rFonts w:ascii="Times New Roman" w:hAnsi="Times New Roman" w:cs="Times New Roman"/>
+          <w:sz w:val="28"/>
+          <w:szCs w:val="28"/>
+          <w:lang w:val="en-US"/>
+        </w:rPr>
+        <w:t>CustomerKey</w:t>
+      </w:r>
+      <w:proofErr w:type="spellEnd"/>
+      <w:r>
+        <w:rPr>
+          <w:rFonts w:ascii="Times New Roman" w:hAnsi="Times New Roman" w:cs="Times New Roman"/>
+          <w:sz w:val="28"/>
+          <w:szCs w:val="28"/>
+          <w:lang w:val="en-US"/>
+        </w:rPr>
+        <w:t xml:space="preserve">) </w:t>
       </w:r>
     </w:p>
     <w:p>
@@ -3971,25 +5438,109 @@
           <w:lang w:val="en-US"/>
         </w:rPr>
       </w:pPr>
-      <w:r>
-        <w:rPr>
-          <w:rFonts w:ascii="Times New Roman" w:hAnsi="Times New Roman" w:cs="Times New Roman"/>
-          <w:i/>
-          <w:iCs/>
-          <w:sz w:val="28"/>
-          <w:szCs w:val="28"/>
-          <w:lang w:val="en-US"/>
-        </w:rPr>
-        <w:t xml:space="preserve">FK_Fact_Menu: </w:t>
-      </w:r>
-      <w:r>
-        <w:rPr>
-          <w:rFonts w:ascii="Times New Roman" w:hAnsi="Times New Roman" w:cs="Times New Roman"/>
-          <w:sz w:val="28"/>
-          <w:szCs w:val="28"/>
-          <w:lang w:val="en-US"/>
-        </w:rPr>
-        <w:t xml:space="preserve">FOREIGN KEY (MenuItemKey) REFERENCES dim_menu_item(MenuItemKey) </w:t>
+      <w:proofErr w:type="spellStart"/>
+      <w:r>
+        <w:rPr>
+          <w:rFonts w:ascii="Times New Roman" w:hAnsi="Times New Roman" w:cs="Times New Roman"/>
+          <w:i/>
+          <w:iCs/>
+          <w:sz w:val="28"/>
+          <w:szCs w:val="28"/>
+          <w:lang w:val="en-US"/>
+        </w:rPr>
+        <w:t>FK_Fact_Menu</w:t>
+      </w:r>
+      <w:proofErr w:type="spellEnd"/>
+      <w:r>
+        <w:rPr>
+          <w:rFonts w:ascii="Times New Roman" w:hAnsi="Times New Roman" w:cs="Times New Roman"/>
+          <w:i/>
+          <w:iCs/>
+          <w:sz w:val="28"/>
+          <w:szCs w:val="28"/>
+          <w:lang w:val="en-US"/>
+        </w:rPr>
+        <w:t xml:space="preserve">: </w:t>
+      </w:r>
+      <w:r>
+        <w:rPr>
+          <w:rFonts w:ascii="Times New Roman" w:hAnsi="Times New Roman" w:cs="Times New Roman"/>
+          <w:sz w:val="28"/>
+          <w:szCs w:val="28"/>
+          <w:lang w:val="en-US"/>
+        </w:rPr>
+        <w:t>FOREIGN KEY (</w:t>
+      </w:r>
+      <w:proofErr w:type="spellStart"/>
+      <w:r>
+        <w:rPr>
+          <w:rFonts w:ascii="Times New Roman" w:hAnsi="Times New Roman" w:cs="Times New Roman"/>
+          <w:sz w:val="28"/>
+          <w:szCs w:val="28"/>
+          <w:lang w:val="en-US"/>
+        </w:rPr>
+        <w:t>MenuItemKey</w:t>
+      </w:r>
+      <w:proofErr w:type="spellEnd"/>
+      <w:r>
+        <w:rPr>
+          <w:rFonts w:ascii="Times New Roman" w:hAnsi="Times New Roman" w:cs="Times New Roman"/>
+          <w:sz w:val="28"/>
+          <w:szCs w:val="28"/>
+          <w:lang w:val="en-US"/>
+        </w:rPr>
+        <w:t xml:space="preserve">) REFERENCES </w:t>
+      </w:r>
+      <w:proofErr w:type="spellStart"/>
+      <w:r>
+        <w:rPr>
+          <w:rFonts w:ascii="Times New Roman" w:hAnsi="Times New Roman" w:cs="Times New Roman"/>
+          <w:sz w:val="28"/>
+          <w:szCs w:val="28"/>
+          <w:lang w:val="en-US"/>
+        </w:rPr>
+        <w:t>dim_menu_</w:t>
+      </w:r>
+      <w:proofErr w:type="gramStart"/>
+      <w:r>
+        <w:rPr>
+          <w:rFonts w:ascii="Times New Roman" w:hAnsi="Times New Roman" w:cs="Times New Roman"/>
+          <w:sz w:val="28"/>
+          <w:szCs w:val="28"/>
+          <w:lang w:val="en-US"/>
+        </w:rPr>
+        <w:t>item</w:t>
+      </w:r>
+      <w:proofErr w:type="spellEnd"/>
+      <w:r>
+        <w:rPr>
+          <w:rFonts w:ascii="Times New Roman" w:hAnsi="Times New Roman" w:cs="Times New Roman"/>
+          <w:sz w:val="28"/>
+          <w:szCs w:val="28"/>
+          <w:lang w:val="en-US"/>
+        </w:rPr>
+        <w:t>(</w:t>
+      </w:r>
+      <w:proofErr w:type="spellStart"/>
+      <w:proofErr w:type="gramEnd"/>
+      <w:r>
+        <w:rPr>
+          <w:rFonts w:ascii="Times New Roman" w:hAnsi="Times New Roman" w:cs="Times New Roman"/>
+          <w:sz w:val="28"/>
+          <w:szCs w:val="28"/>
+          <w:lang w:val="en-US"/>
+        </w:rPr>
+        <w:t>MenuItemKey</w:t>
+      </w:r>
+      <w:proofErr w:type="spellEnd"/>
+      <w:r>
+        <w:rPr>
+          <w:rFonts w:ascii="Times New Roman" w:hAnsi="Times New Roman" w:cs="Times New Roman"/>
+          <w:sz w:val="28"/>
+          <w:szCs w:val="28"/>
+          <w:lang w:val="en-US"/>
+        </w:rPr>
+        <w:t xml:space="preserve">) </w:t>
       </w:r>
     </w:p>
     <w:p>
@@ -4011,25 +5562,109 @@
           <w:lang w:val="en-US"/>
         </w:rPr>
       </w:pPr>
-      <w:r>
-        <w:rPr>
-          <w:rFonts w:ascii="Times New Roman" w:hAnsi="Times New Roman" w:cs="Times New Roman"/>
-          <w:i/>
-          <w:iCs/>
-          <w:sz w:val="28"/>
-          <w:szCs w:val="28"/>
-          <w:lang w:val="en-US"/>
-        </w:rPr>
-        <w:t xml:space="preserve">FK_Fact_Table: </w:t>
-      </w:r>
-      <w:r>
-        <w:rPr>
-          <w:rFonts w:ascii="Times New Roman" w:hAnsi="Times New Roman" w:cs="Times New Roman"/>
-          <w:sz w:val="28"/>
-          <w:szCs w:val="28"/>
-          <w:lang w:val="en-US"/>
-        </w:rPr>
-        <w:t>FOREIGN KEY (TableKey) REFERENCES dim_table(TableKey)</w:t>
+      <w:proofErr w:type="spellStart"/>
+      <w:r>
+        <w:rPr>
+          <w:rFonts w:ascii="Times New Roman" w:hAnsi="Times New Roman" w:cs="Times New Roman"/>
+          <w:i/>
+          <w:iCs/>
+          <w:sz w:val="28"/>
+          <w:szCs w:val="28"/>
+          <w:lang w:val="en-US"/>
+        </w:rPr>
+        <w:t>FK_Fact_Table</w:t>
+      </w:r>
+      <w:proofErr w:type="spellEnd"/>
+      <w:r>
+        <w:rPr>
+          <w:rFonts w:ascii="Times New Roman" w:hAnsi="Times New Roman" w:cs="Times New Roman"/>
+          <w:i/>
+          <w:iCs/>
+          <w:sz w:val="28"/>
+          <w:szCs w:val="28"/>
+          <w:lang w:val="en-US"/>
+        </w:rPr>
+        <w:t xml:space="preserve">: </w:t>
+      </w:r>
+      <w:r>
+        <w:rPr>
+          <w:rFonts w:ascii="Times New Roman" w:hAnsi="Times New Roman" w:cs="Times New Roman"/>
+          <w:sz w:val="28"/>
+          <w:szCs w:val="28"/>
+          <w:lang w:val="en-US"/>
+        </w:rPr>
+        <w:t>FOREIGN KEY (</w:t>
+      </w:r>
+      <w:proofErr w:type="spellStart"/>
+      <w:r>
+        <w:rPr>
+          <w:rFonts w:ascii="Times New Roman" w:hAnsi="Times New Roman" w:cs="Times New Roman"/>
+          <w:sz w:val="28"/>
+          <w:szCs w:val="28"/>
+          <w:lang w:val="en-US"/>
+        </w:rPr>
+        <w:t>TableKey</w:t>
+      </w:r>
+      <w:proofErr w:type="spellEnd"/>
+      <w:r>
+        <w:rPr>
+          <w:rFonts w:ascii="Times New Roman" w:hAnsi="Times New Roman" w:cs="Times New Roman"/>
+          <w:sz w:val="28"/>
+          <w:szCs w:val="28"/>
+          <w:lang w:val="en-US"/>
+        </w:rPr>
+        <w:t xml:space="preserve">) REFERENCES </w:t>
+      </w:r>
+      <w:proofErr w:type="spellStart"/>
+      <w:r>
+        <w:rPr>
+          <w:rFonts w:ascii="Times New Roman" w:hAnsi="Times New Roman" w:cs="Times New Roman"/>
+          <w:sz w:val="28"/>
+          <w:szCs w:val="28"/>
+          <w:lang w:val="en-US"/>
+        </w:rPr>
+        <w:t>dim_</w:t>
+      </w:r>
+      <w:proofErr w:type="gramStart"/>
+      <w:r>
+        <w:rPr>
+          <w:rFonts w:ascii="Times New Roman" w:hAnsi="Times New Roman" w:cs="Times New Roman"/>
+          <w:sz w:val="28"/>
+          <w:szCs w:val="28"/>
+          <w:lang w:val="en-US"/>
+        </w:rPr>
+        <w:t>table</w:t>
+      </w:r>
+      <w:proofErr w:type="spellEnd"/>
+      <w:r>
+        <w:rPr>
+          <w:rFonts w:ascii="Times New Roman" w:hAnsi="Times New Roman" w:cs="Times New Roman"/>
+          <w:sz w:val="28"/>
+          <w:szCs w:val="28"/>
+          <w:lang w:val="en-US"/>
+        </w:rPr>
+        <w:t>(</w:t>
+      </w:r>
+      <w:proofErr w:type="spellStart"/>
+      <w:proofErr w:type="gramEnd"/>
+      <w:r>
+        <w:rPr>
+          <w:rFonts w:ascii="Times New Roman" w:hAnsi="Times New Roman" w:cs="Times New Roman"/>
+          <w:sz w:val="28"/>
+          <w:szCs w:val="28"/>
+          <w:lang w:val="en-US"/>
+        </w:rPr>
+        <w:t>TableKey</w:t>
+      </w:r>
+      <w:proofErr w:type="spellEnd"/>
+      <w:r>
+        <w:rPr>
+          <w:rFonts w:ascii="Times New Roman" w:hAnsi="Times New Roman" w:cs="Times New Roman"/>
+          <w:sz w:val="28"/>
+          <w:szCs w:val="28"/>
+          <w:lang w:val="en-US"/>
+        </w:rPr>
+        <w:t>)</w:t>
       </w:r>
     </w:p>
     <w:p>
@@ -4051,25 +5686,109 @@
           <w:lang w:val="en-US"/>
         </w:rPr>
       </w:pPr>
-      <w:r>
-        <w:rPr>
-          <w:rFonts w:ascii="Times New Roman" w:hAnsi="Times New Roman" w:cs="Times New Roman"/>
-          <w:i/>
-          <w:iCs/>
-          <w:sz w:val="28"/>
-          <w:szCs w:val="28"/>
-          <w:lang w:val="en-US"/>
-        </w:rPr>
-        <w:t xml:space="preserve">FK_Fact_Waiter: </w:t>
-      </w:r>
-      <w:r>
-        <w:rPr>
-          <w:rFonts w:ascii="Times New Roman" w:hAnsi="Times New Roman" w:cs="Times New Roman"/>
-          <w:sz w:val="28"/>
-          <w:szCs w:val="28"/>
-          <w:lang w:val="en-US"/>
-        </w:rPr>
-        <w:t xml:space="preserve">FOREIGN KEY (WaiterKey) REFERENCES dim_staff(StaffKey) </w:t>
+      <w:proofErr w:type="spellStart"/>
+      <w:r>
+        <w:rPr>
+          <w:rFonts w:ascii="Times New Roman" w:hAnsi="Times New Roman" w:cs="Times New Roman"/>
+          <w:i/>
+          <w:iCs/>
+          <w:sz w:val="28"/>
+          <w:szCs w:val="28"/>
+          <w:lang w:val="en-US"/>
+        </w:rPr>
+        <w:t>FK_Fact_Waiter</w:t>
+      </w:r>
+      <w:proofErr w:type="spellEnd"/>
+      <w:r>
+        <w:rPr>
+          <w:rFonts w:ascii="Times New Roman" w:hAnsi="Times New Roman" w:cs="Times New Roman"/>
+          <w:i/>
+          <w:iCs/>
+          <w:sz w:val="28"/>
+          <w:szCs w:val="28"/>
+          <w:lang w:val="en-US"/>
+        </w:rPr>
+        <w:t xml:space="preserve">: </w:t>
+      </w:r>
+      <w:r>
+        <w:rPr>
+          <w:rFonts w:ascii="Times New Roman" w:hAnsi="Times New Roman" w:cs="Times New Roman"/>
+          <w:sz w:val="28"/>
+          <w:szCs w:val="28"/>
+          <w:lang w:val="en-US"/>
+        </w:rPr>
+        <w:t>FOREIGN KEY (</w:t>
+      </w:r>
+      <w:proofErr w:type="spellStart"/>
+      <w:r>
+        <w:rPr>
+          <w:rFonts w:ascii="Times New Roman" w:hAnsi="Times New Roman" w:cs="Times New Roman"/>
+          <w:sz w:val="28"/>
+          <w:szCs w:val="28"/>
+          <w:lang w:val="en-US"/>
+        </w:rPr>
+        <w:t>WaiterKey</w:t>
+      </w:r>
+      <w:proofErr w:type="spellEnd"/>
+      <w:r>
+        <w:rPr>
+          <w:rFonts w:ascii="Times New Roman" w:hAnsi="Times New Roman" w:cs="Times New Roman"/>
+          <w:sz w:val="28"/>
+          <w:szCs w:val="28"/>
+          <w:lang w:val="en-US"/>
+        </w:rPr>
+        <w:t xml:space="preserve">) REFERENCES </w:t>
+      </w:r>
+      <w:proofErr w:type="spellStart"/>
+      <w:r>
+        <w:rPr>
+          <w:rFonts w:ascii="Times New Roman" w:hAnsi="Times New Roman" w:cs="Times New Roman"/>
+          <w:sz w:val="28"/>
+          <w:szCs w:val="28"/>
+          <w:lang w:val="en-US"/>
+        </w:rPr>
+        <w:t>dim_</w:t>
+      </w:r>
+      <w:proofErr w:type="gramStart"/>
+      <w:r>
+        <w:rPr>
+          <w:rFonts w:ascii="Times New Roman" w:hAnsi="Times New Roman" w:cs="Times New Roman"/>
+          <w:sz w:val="28"/>
+          <w:szCs w:val="28"/>
+          <w:lang w:val="en-US"/>
+        </w:rPr>
+        <w:t>staff</w:t>
+      </w:r>
+      <w:proofErr w:type="spellEnd"/>
+      <w:r>
+        <w:rPr>
+          <w:rFonts w:ascii="Times New Roman" w:hAnsi="Times New Roman" w:cs="Times New Roman"/>
+          <w:sz w:val="28"/>
+          <w:szCs w:val="28"/>
+          <w:lang w:val="en-US"/>
+        </w:rPr>
+        <w:t>(</w:t>
+      </w:r>
+      <w:proofErr w:type="spellStart"/>
+      <w:proofErr w:type="gramEnd"/>
+      <w:r>
+        <w:rPr>
+          <w:rFonts w:ascii="Times New Roman" w:hAnsi="Times New Roman" w:cs="Times New Roman"/>
+          <w:sz w:val="28"/>
+          <w:szCs w:val="28"/>
+          <w:lang w:val="en-US"/>
+        </w:rPr>
+        <w:t>StaffKey</w:t>
+      </w:r>
+      <w:proofErr w:type="spellEnd"/>
+      <w:r>
+        <w:rPr>
+          <w:rFonts w:ascii="Times New Roman" w:hAnsi="Times New Roman" w:cs="Times New Roman"/>
+          <w:sz w:val="28"/>
+          <w:szCs w:val="28"/>
+          <w:lang w:val="en-US"/>
+        </w:rPr>
+        <w:t xml:space="preserve">) </w:t>
       </w:r>
     </w:p>
     <w:p>
@@ -4090,23 +5809,63 @@
           <w:szCs w:val="28"/>
         </w:rPr>
       </w:pPr>
-      <w:r>
-        <w:rPr>
-          <w:rFonts w:ascii="Times New Roman" w:hAnsi="Times New Roman" w:cs="Times New Roman"/>
-          <w:i/>
-          <w:iCs/>
-          <w:sz w:val="28"/>
-          <w:szCs w:val="28"/>
-        </w:rPr>
-        <w:t>CHK_Quantity:</w:t>
-      </w:r>
-      <w:r>
-        <w:rPr>
-          <w:rFonts w:ascii="Times New Roman" w:hAnsi="Times New Roman" w:cs="Times New Roman"/>
-          <w:sz w:val="28"/>
-          <w:szCs w:val="28"/>
-        </w:rPr>
-        <w:t xml:space="preserve"> CHECK (Quantity &gt; 0)</w:t>
+      <w:proofErr w:type="spellStart"/>
+      <w:r>
+        <w:rPr>
+          <w:rFonts w:ascii="Times New Roman" w:hAnsi="Times New Roman" w:cs="Times New Roman"/>
+          <w:i/>
+          <w:iCs/>
+          <w:sz w:val="28"/>
+          <w:szCs w:val="28"/>
+        </w:rPr>
+        <w:t>CHK_Quantity</w:t>
+      </w:r>
+      <w:proofErr w:type="spellEnd"/>
+      <w:r>
+        <w:rPr>
+          <w:rFonts w:ascii="Times New Roman" w:hAnsi="Times New Roman" w:cs="Times New Roman"/>
+          <w:i/>
+          <w:iCs/>
+          <w:sz w:val="28"/>
+          <w:szCs w:val="28"/>
+        </w:rPr>
+        <w:t>:</w:t>
+      </w:r>
+      <w:r>
+        <w:rPr>
+          <w:rFonts w:ascii="Times New Roman" w:hAnsi="Times New Roman" w:cs="Times New Roman"/>
+          <w:sz w:val="28"/>
+          <w:szCs w:val="28"/>
+        </w:rPr>
+        <w:t xml:space="preserve"> CHECK (</w:t>
+      </w:r>
+      <w:proofErr w:type="spellStart"/>
+      <w:proofErr w:type="gramStart"/>
+      <w:r>
+        <w:rPr>
+          <w:rFonts w:ascii="Times New Roman" w:hAnsi="Times New Roman" w:cs="Times New Roman"/>
+          <w:sz w:val="28"/>
+          <w:szCs w:val="28"/>
+        </w:rPr>
+        <w:t>Quantity</w:t>
+      </w:r>
+      <w:proofErr w:type="spellEnd"/>
+      <w:r>
+        <w:rPr>
+          <w:rFonts w:ascii="Times New Roman" w:hAnsi="Times New Roman" w:cs="Times New Roman"/>
+          <w:sz w:val="28"/>
+          <w:szCs w:val="28"/>
+        </w:rPr>
+        <w:t xml:space="preserve"> &gt;</w:t>
+      </w:r>
+      <w:proofErr w:type="gramEnd"/>
+      <w:r>
+        <w:rPr>
+          <w:rFonts w:ascii="Times New Roman" w:hAnsi="Times New Roman" w:cs="Times New Roman"/>
+          <w:sz w:val="28"/>
+          <w:szCs w:val="28"/>
+        </w:rPr>
+        <w:t xml:space="preserve"> 0)</w:t>
       </w:r>
     </w:p>
     <w:p>
@@ -4127,129 +5886,64 @@
           <w:szCs w:val="28"/>
         </w:rPr>
       </w:pPr>
-      <w:r>
-        <w:rPr>
-          <w:rFonts w:ascii="Times New Roman" w:hAnsi="Times New Roman" w:cs="Times New Roman"/>
-          <w:i/>
-          <w:iCs/>
-          <w:sz w:val="28"/>
-          <w:szCs w:val="28"/>
-        </w:rPr>
-        <w:t xml:space="preserve">CHK_UnitPrice: </w:t>
-      </w:r>
-      <w:r>
-        <w:rPr>
-          <w:rFonts w:ascii="Times New Roman" w:hAnsi="Times New Roman" w:cs="Times New Roman"/>
-          <w:sz w:val="28"/>
-          <w:szCs w:val="28"/>
-        </w:rPr>
-        <w:t>CHECK (UnitPrice &gt;= 0)</w:t>
-      </w:r>
-    </w:p>
-    <w:p>
-      <w:pPr>
-        <w:tabs>
-          <w:tab w:val="left" w:pos="1701"/>
-        </w:tabs>
-        <w:spacing w:after="0" w:line="240" w:lineRule="auto"/>
-        <w:ind w:left="720" w:firstLine="556"/>
-        <w:jc w:val="both"/>
-        <w:rPr>
-          <w:rFonts w:ascii="Times New Roman" w:hAnsi="Times New Roman" w:cs="Times New Roman"/>
-          <w:sz w:val="28"/>
-          <w:szCs w:val="28"/>
-        </w:rPr>
-      </w:pPr>
-    </w:p>
-    <w:p>
-      <w:pPr>
-        <w:tabs>
-          <w:tab w:val="left" w:pos="1701"/>
-        </w:tabs>
-        <w:spacing w:after="0" w:line="240" w:lineRule="auto"/>
-        <w:ind w:left="720" w:firstLine="556"/>
-        <w:jc w:val="both"/>
-        <w:rPr>
-          <w:rFonts w:ascii="Times New Roman" w:hAnsi="Times New Roman" w:cs="Times New Roman"/>
-          <w:sz w:val="28"/>
-          <w:szCs w:val="28"/>
-        </w:rPr>
-      </w:pPr>
-    </w:p>
-    <w:p>
-      <w:pPr>
-        <w:tabs>
-          <w:tab w:val="left" w:pos="1701"/>
-        </w:tabs>
-        <w:spacing w:after="0" w:line="240" w:lineRule="auto"/>
-        <w:ind w:left="720" w:firstLine="556"/>
-        <w:jc w:val="both"/>
-        <w:rPr>
-          <w:rFonts w:ascii="Times New Roman" w:hAnsi="Times New Roman" w:cs="Times New Roman"/>
-          <w:sz w:val="28"/>
-          <w:szCs w:val="28"/>
-        </w:rPr>
-      </w:pPr>
-    </w:p>
-    <w:p>
-      <w:pPr>
-        <w:tabs>
-          <w:tab w:val="left" w:pos="1701"/>
-        </w:tabs>
-        <w:spacing w:after="0" w:line="240" w:lineRule="auto"/>
-        <w:ind w:left="720" w:firstLine="556"/>
-        <w:jc w:val="both"/>
-        <w:rPr>
-          <w:rFonts w:ascii="Times New Roman" w:hAnsi="Times New Roman" w:cs="Times New Roman"/>
-          <w:sz w:val="28"/>
-          <w:szCs w:val="28"/>
-        </w:rPr>
-      </w:pPr>
-    </w:p>
-    <w:p>
-      <w:pPr>
-        <w:tabs>
-          <w:tab w:val="left" w:pos="1701"/>
-        </w:tabs>
-        <w:spacing w:after="0" w:line="240" w:lineRule="auto"/>
-        <w:ind w:left="720" w:firstLine="556"/>
-        <w:jc w:val="both"/>
-        <w:rPr>
-          <w:rFonts w:ascii="Times New Roman" w:hAnsi="Times New Roman" w:cs="Times New Roman"/>
-          <w:sz w:val="28"/>
-          <w:szCs w:val="28"/>
-        </w:rPr>
-      </w:pPr>
-    </w:p>
-    <w:p>
-      <w:pPr>
-        <w:tabs>
-          <w:tab w:val="left" w:pos="1701"/>
-        </w:tabs>
-        <w:spacing w:after="0" w:line="240" w:lineRule="auto"/>
-        <w:ind w:left="720" w:firstLine="556"/>
-        <w:jc w:val="both"/>
-        <w:rPr>
-          <w:rFonts w:ascii="Times New Roman" w:hAnsi="Times New Roman" w:cs="Times New Roman"/>
-          <w:sz w:val="28"/>
-          <w:szCs w:val="28"/>
-        </w:rPr>
-      </w:pPr>
-    </w:p>
-    <w:p>
-      <w:pPr>
-        <w:tabs>
-          <w:tab w:val="left" w:pos="1701"/>
-        </w:tabs>
-        <w:spacing w:after="0" w:line="240" w:lineRule="auto"/>
-        <w:ind w:left="720" w:firstLine="556"/>
-        <w:jc w:val="both"/>
-        <w:rPr>
-          <w:rFonts w:ascii="Times New Roman" w:hAnsi="Times New Roman" w:cs="Times New Roman"/>
-          <w:sz w:val="28"/>
-          <w:szCs w:val="28"/>
-        </w:rPr>
-      </w:pPr>
+      <w:proofErr w:type="spellStart"/>
+      <w:r>
+        <w:rPr>
+          <w:rFonts w:ascii="Times New Roman" w:hAnsi="Times New Roman" w:cs="Times New Roman"/>
+          <w:i/>
+          <w:iCs/>
+          <w:sz w:val="28"/>
+          <w:szCs w:val="28"/>
+        </w:rPr>
+        <w:t>CHK_UnitPrice</w:t>
+      </w:r>
+      <w:proofErr w:type="spellEnd"/>
+      <w:r>
+        <w:rPr>
+          <w:rFonts w:ascii="Times New Roman" w:hAnsi="Times New Roman" w:cs="Times New Roman"/>
+          <w:i/>
+          <w:iCs/>
+          <w:sz w:val="28"/>
+          <w:szCs w:val="28"/>
+        </w:rPr>
+        <w:t xml:space="preserve">: </w:t>
+      </w:r>
+      <w:r>
+        <w:rPr>
+          <w:rFonts w:ascii="Times New Roman" w:hAnsi="Times New Roman" w:cs="Times New Roman"/>
+          <w:sz w:val="28"/>
+          <w:szCs w:val="28"/>
+        </w:rPr>
+        <w:t>CHECK (</w:t>
+      </w:r>
+      <w:proofErr w:type="spellStart"/>
+      <w:proofErr w:type="gramStart"/>
+      <w:r>
+        <w:rPr>
+          <w:rFonts w:ascii="Times New Roman" w:hAnsi="Times New Roman" w:cs="Times New Roman"/>
+          <w:sz w:val="28"/>
+          <w:szCs w:val="28"/>
+        </w:rPr>
+        <w:t>UnitPrice</w:t>
+      </w:r>
+      <w:proofErr w:type="spellEnd"/>
+      <w:r>
+        <w:rPr>
+          <w:rFonts w:ascii="Times New Roman" w:hAnsi="Times New Roman" w:cs="Times New Roman"/>
+          <w:sz w:val="28"/>
+          <w:szCs w:val="28"/>
+        </w:rPr>
+        <w:t xml:space="preserve"> &gt;</w:t>
+      </w:r>
+      <w:proofErr w:type="gramEnd"/>
+      <w:r>
+        <w:rPr>
+          <w:rFonts w:ascii="Times New Roman" w:hAnsi="Times New Roman" w:cs="Times New Roman"/>
+          <w:sz w:val="28"/>
+          <w:szCs w:val="28"/>
+        </w:rPr>
+        <w:t>= 0)</w:t>
+      </w:r>
     </w:p>
     <w:p>
       <w:pPr>
@@ -4337,47 +6031,52 @@
     </w:p>
     <w:p>
       <w:pPr>
+        <w:tabs>
+          <w:tab w:val="left" w:pos="1701"/>
+        </w:tabs>
+        <w:spacing w:after="0" w:line="240" w:lineRule="auto"/>
+        <w:ind w:firstLine="556"/>
+        <w:jc w:val="both"/>
+        <w:rPr>
+          <w:rFonts w:ascii="Times New Roman" w:hAnsi="Times New Roman" w:cs="Times New Roman"/>
+          <w:sz w:val="28"/>
+          <w:szCs w:val="28"/>
+          <w:lang w:val="en-US"/>
+        </w:rPr>
+      </w:pPr>
+    </w:p>
+    <w:p>
+      <w:pPr>
         <w:pStyle w:val="a7"/>
         <w:tabs>
-          <w:tab w:val="left" w:pos="1276"/>
+          <w:tab w:val="left" w:pos="709"/>
         </w:tabs>
         <w:spacing w:after="0" w:line="240" w:lineRule="auto"/>
-        <w:ind w:left="709"/>
-        <w:jc w:val="both"/>
+        <w:ind w:left="0"/>
+        <w:jc w:val="center"/>
         <w:rPr>
           <w:rFonts w:ascii="Times New Roman" w:hAnsi="Times New Roman" w:cs="Times New Roman"/>
           <w:b/>
           <w:bCs/>
           <w:sz w:val="28"/>
           <w:szCs w:val="28"/>
-        </w:rPr>
-      </w:pPr>
-    </w:p>
-    <w:p>
-      <w:pPr>
-        <w:tabs>
-          <w:tab w:val="left" w:pos="1701"/>
-        </w:tabs>
-        <w:spacing w:after="0" w:line="240" w:lineRule="auto"/>
-        <w:ind w:left="-1701" w:right="-567"/>
-        <w:jc w:val="center"/>
-        <w:rPr>
-          <w:rFonts w:ascii="Times New Roman" w:hAnsi="Times New Roman" w:cs="Times New Roman"/>
-          <w:sz w:val="28"/>
-          <w:szCs w:val="28"/>
-        </w:rPr>
-      </w:pPr>
-      <w:r>
-        <w:rPr>
-          <w:rFonts w:ascii="Times New Roman" w:hAnsi="Times New Roman" w:cs="Times New Roman"/>
-          <w:sz w:val="28"/>
-          <w:szCs w:val="28"/>
+          <w:lang w:val="en-US"/>
+        </w:rPr>
+      </w:pPr>
+      <w:r>
+        <w:rPr>
+          <w:rFonts w:ascii="Times New Roman" w:hAnsi="Times New Roman" w:cs="Times New Roman"/>
+          <w:b/>
+          <w:bCs/>
+          <w:sz w:val="28"/>
+          <w:szCs w:val="28"/>
+          <w:lang w:val="en-US"/>
         </w:rPr>
         <w:drawing>
-          <wp:inline distT="0" distB="0" distL="0" distR="0" wp14:anchorId="2C2CD960" wp14:editId="5A509937">
-            <wp:extent cx="6120130" cy="8383905"/>
-            <wp:effectExtent l="0" t="0" r="0" b="0"/>
-            <wp:docPr id="1496248280" name="Рисунок 1"/>
+          <wp:inline distT="0" distB="0" distL="0" distR="0" wp14:anchorId="1605CAE6" wp14:editId="0BAA3D3F">
+            <wp:extent cx="6120130" cy="5689600"/>
+            <wp:effectExtent l="0" t="0" r="0" b="6350"/>
+            <wp:docPr id="57854636" name="Рисунок 1"/>
             <wp:cNvGraphicFramePr>
               <a:graphicFrameLocks xmlns:a="http://schemas.openxmlformats.org/drawingml/2006/main" noChangeAspect="1"/>
             </wp:cNvGraphicFramePr>
@@ -4385,7 +6084,7 @@
               <a:graphicData uri="http://schemas.openxmlformats.org/drawingml/2006/picture">
                 <pic:pic xmlns:pic="http://schemas.openxmlformats.org/drawingml/2006/picture">
                   <pic:nvPicPr>
-                    <pic:cNvPr id="1496248280" name=""/>
+                    <pic:cNvPr id="57854636" name=""/>
                     <pic:cNvPicPr/>
                   </pic:nvPicPr>
                   <pic:blipFill>
@@ -4397,7 +6096,7 @@
                   <pic:spPr>
                     <a:xfrm>
                       <a:off x="0" y="0"/>
-                      <a:ext cx="6120130" cy="8383905"/>
+                      <a:ext cx="6120130" cy="5689600"/>
                     </a:xfrm>
                     <a:prstGeom prst="rect">
                       <a:avLst/>
@@ -4409,56 +6108,6 @@
           </wp:inline>
         </w:drawing>
       </w:r>
-    </w:p>
-    <w:p>
-      <w:pPr>
-        <w:tabs>
-          <w:tab w:val="left" w:pos="1701"/>
-        </w:tabs>
-        <w:spacing w:after="0" w:line="240" w:lineRule="auto"/>
-        <w:jc w:val="both"/>
-        <w:rPr>
-          <w:rFonts w:ascii="Times New Roman" w:hAnsi="Times New Roman" w:cs="Times New Roman"/>
-          <w:sz w:val="28"/>
-          <w:szCs w:val="28"/>
-          <w:lang w:val="en-US"/>
-        </w:rPr>
-      </w:pPr>
-    </w:p>
-    <w:p>
-      <w:pPr>
-        <w:tabs>
-          <w:tab w:val="left" w:pos="1701"/>
-        </w:tabs>
-        <w:spacing w:after="0" w:line="240" w:lineRule="auto"/>
-        <w:ind w:firstLine="556"/>
-        <w:jc w:val="both"/>
-        <w:rPr>
-          <w:rFonts w:ascii="Times New Roman" w:hAnsi="Times New Roman" w:cs="Times New Roman"/>
-          <w:sz w:val="28"/>
-          <w:szCs w:val="28"/>
-          <w:lang w:val="en-US"/>
-        </w:rPr>
-      </w:pPr>
-    </w:p>
-    <w:p>
-      <w:pPr>
-        <w:pStyle w:val="a7"/>
-        <w:tabs>
-          <w:tab w:val="left" w:pos="709"/>
-        </w:tabs>
-        <w:spacing w:after="0" w:line="240" w:lineRule="auto"/>
-        <w:ind w:left="0" w:firstLine="131"/>
-        <w:jc w:val="both"/>
-        <w:rPr>
-          <w:rFonts w:ascii="Times New Roman" w:hAnsi="Times New Roman" w:cs="Times New Roman"/>
-          <w:b/>
-          <w:bCs/>
-          <w:sz w:val="28"/>
-          <w:szCs w:val="28"/>
-          <w:lang w:val="en-US"/>
-        </w:rPr>
-      </w:pPr>
     </w:p>
     <w:sectPr>
       <w:pgSz w:w="11906" w:h="16838"/>
@@ -5361,6 +7010,119 @@
     </w:lvl>
   </w:abstractNum>
   <w:abstractNum w:abstractNumId="6" w15:restartNumberingAfterBreak="0">
+    <w:nsid w:val="0F1E2A63"/>
+    <w:multiLevelType w:val="hybridMultilevel"/>
+    <w:tmpl w:val="A4CCCD60"/>
+    <w:lvl w:ilvl="0" w:tplc="32D683AE">
+      <w:start w:val="1"/>
+      <w:numFmt w:val="bullet"/>
+      <w:lvlText w:val=""/>
+      <w:lvlJc w:val="left"/>
+      <w:pPr>
+        <w:ind w:left="720" w:hanging="360"/>
+      </w:pPr>
+      <w:rPr>
+        <w:rFonts w:ascii="Symbol" w:hAnsi="Symbol" w:hint="default"/>
+      </w:rPr>
+    </w:lvl>
+    <w:lvl w:ilvl="1" w:tplc="04190003" w:tentative="1">
+      <w:start w:val="1"/>
+      <w:numFmt w:val="bullet"/>
+      <w:lvlText w:val="o"/>
+      <w:lvlJc w:val="left"/>
+      <w:pPr>
+        <w:ind w:left="1440" w:hanging="360"/>
+      </w:pPr>
+      <w:rPr>
+        <w:rFonts w:ascii="Courier New" w:hAnsi="Courier New" w:cs="Courier New" w:hint="default"/>
+      </w:rPr>
+    </w:lvl>
+    <w:lvl w:ilvl="2" w:tplc="04190005" w:tentative="1">
+      <w:start w:val="1"/>
+      <w:numFmt w:val="bullet"/>
+      <w:lvlText w:val=""/>
+      <w:lvlJc w:val="left"/>
+      <w:pPr>
+        <w:ind w:left="2160" w:hanging="360"/>
+      </w:pPr>
+      <w:rPr>
+        <w:rFonts w:ascii="Wingdings" w:hAnsi="Wingdings" w:hint="default"/>
+      </w:rPr>
+    </w:lvl>
+    <w:lvl w:ilvl="3" w:tplc="04190001" w:tentative="1">
+      <w:start w:val="1"/>
+      <w:numFmt w:val="bullet"/>
+      <w:lvlText w:val=""/>
+      <w:lvlJc w:val="left"/>
+      <w:pPr>
+        <w:ind w:left="2880" w:hanging="360"/>
+      </w:pPr>
+      <w:rPr>
+        <w:rFonts w:ascii="Symbol" w:hAnsi="Symbol" w:hint="default"/>
+      </w:rPr>
+    </w:lvl>
+    <w:lvl w:ilvl="4" w:tplc="04190003" w:tentative="1">
+      <w:start w:val="1"/>
+      <w:numFmt w:val="bullet"/>
+      <w:lvlText w:val="o"/>
+      <w:lvlJc w:val="left"/>
+      <w:pPr>
+        <w:ind w:left="3600" w:hanging="360"/>
+      </w:pPr>
+      <w:rPr>
+        <w:rFonts w:ascii="Courier New" w:hAnsi="Courier New" w:cs="Courier New" w:hint="default"/>
+      </w:rPr>
+    </w:lvl>
+    <w:lvl w:ilvl="5" w:tplc="04190005" w:tentative="1">
+      <w:start w:val="1"/>
+      <w:numFmt w:val="bullet"/>
+      <w:lvlText w:val=""/>
+      <w:lvlJc w:val="left"/>
+      <w:pPr>
+        <w:ind w:left="4320" w:hanging="360"/>
+      </w:pPr>
+      <w:rPr>
+        <w:rFonts w:ascii="Wingdings" w:hAnsi="Wingdings" w:hint="default"/>
+      </w:rPr>
+    </w:lvl>
+    <w:lvl w:ilvl="6" w:tplc="04190001" w:tentative="1">
+      <w:start w:val="1"/>
+      <w:numFmt w:val="bullet"/>
+      <w:lvlText w:val=""/>
+      <w:lvlJc w:val="left"/>
+      <w:pPr>
+        <w:ind w:left="5040" w:hanging="360"/>
+      </w:pPr>
+      <w:rPr>
+        <w:rFonts w:ascii="Symbol" w:hAnsi="Symbol" w:hint="default"/>
+      </w:rPr>
+    </w:lvl>
+    <w:lvl w:ilvl="7" w:tplc="04190003" w:tentative="1">
+      <w:start w:val="1"/>
+      <w:numFmt w:val="bullet"/>
+      <w:lvlText w:val="o"/>
+      <w:lvlJc w:val="left"/>
+      <w:pPr>
+        <w:ind w:left="5760" w:hanging="360"/>
+      </w:pPr>
+      <w:rPr>
+        <w:rFonts w:ascii="Courier New" w:hAnsi="Courier New" w:cs="Courier New" w:hint="default"/>
+      </w:rPr>
+    </w:lvl>
+    <w:lvl w:ilvl="8" w:tplc="04190005" w:tentative="1">
+      <w:start w:val="1"/>
+      <w:numFmt w:val="bullet"/>
+      <w:lvlText w:val=""/>
+      <w:lvlJc w:val="left"/>
+      <w:pPr>
+        <w:ind w:left="6480" w:hanging="360"/>
+      </w:pPr>
+      <w:rPr>
+        <w:rFonts w:ascii="Wingdings" w:hAnsi="Wingdings" w:hint="default"/>
+      </w:rPr>
+    </w:lvl>
+  </w:abstractNum>
+  <w:abstractNum w:abstractNumId="7" w15:restartNumberingAfterBreak="0">
     <w:nsid w:val="15715614"/>
     <w:multiLevelType w:val="multilevel"/>
     <w:tmpl w:val="21B0E322"/>
@@ -5509,7 +7271,7 @@
       </w:rPr>
     </w:lvl>
   </w:abstractNum>
-  <w:abstractNum w:abstractNumId="7" w15:restartNumberingAfterBreak="0">
+  <w:abstractNum w:abstractNumId="8" w15:restartNumberingAfterBreak="0">
     <w:nsid w:val="1742738A"/>
     <w:multiLevelType w:val="multilevel"/>
     <w:tmpl w:val="AF725E88"/>
@@ -5658,7 +7420,7 @@
       </w:rPr>
     </w:lvl>
   </w:abstractNum>
-  <w:abstractNum w:abstractNumId="8" w15:restartNumberingAfterBreak="0">
+  <w:abstractNum w:abstractNumId="9" w15:restartNumberingAfterBreak="0">
     <w:nsid w:val="22D44D52"/>
     <w:multiLevelType w:val="hybridMultilevel"/>
     <w:tmpl w:val="F7E81CF2"/>
@@ -5749,7 +7511,7 @@
       </w:pPr>
     </w:lvl>
   </w:abstractNum>
-  <w:abstractNum w:abstractNumId="9" w15:restartNumberingAfterBreak="0">
+  <w:abstractNum w:abstractNumId="10" w15:restartNumberingAfterBreak="0">
     <w:nsid w:val="23972131"/>
     <w:multiLevelType w:val="multilevel"/>
     <w:tmpl w:val="29ECA8C2"/>
@@ -5898,7 +7660,7 @@
       </w:rPr>
     </w:lvl>
   </w:abstractNum>
-  <w:abstractNum w:abstractNumId="10" w15:restartNumberingAfterBreak="0">
+  <w:abstractNum w:abstractNumId="11" w15:restartNumberingAfterBreak="0">
     <w:nsid w:val="2C11402F"/>
     <w:multiLevelType w:val="multilevel"/>
     <w:tmpl w:val="7F9034AA"/>
@@ -6046,7 +7808,7 @@
       </w:rPr>
     </w:lvl>
   </w:abstractNum>
-  <w:abstractNum w:abstractNumId="11" w15:restartNumberingAfterBreak="0">
+  <w:abstractNum w:abstractNumId="12" w15:restartNumberingAfterBreak="0">
     <w:nsid w:val="2ECF0610"/>
     <w:multiLevelType w:val="multilevel"/>
     <w:tmpl w:val="DE20F140"/>
@@ -6194,7 +7956,7 @@
       </w:rPr>
     </w:lvl>
   </w:abstractNum>
-  <w:abstractNum w:abstractNumId="12" w15:restartNumberingAfterBreak="0">
+  <w:abstractNum w:abstractNumId="13" w15:restartNumberingAfterBreak="0">
     <w:nsid w:val="30A0395E"/>
     <w:multiLevelType w:val="multilevel"/>
     <w:tmpl w:val="1C5AFEB0"/>
@@ -6343,7 +8105,7 @@
       </w:rPr>
     </w:lvl>
   </w:abstractNum>
-  <w:abstractNum w:abstractNumId="13" w15:restartNumberingAfterBreak="0">
+  <w:abstractNum w:abstractNumId="14" w15:restartNumberingAfterBreak="0">
     <w:nsid w:val="30A97FBD"/>
     <w:multiLevelType w:val="multilevel"/>
     <w:tmpl w:val="73226186"/>
@@ -6492,7 +8254,7 @@
       </w:rPr>
     </w:lvl>
   </w:abstractNum>
-  <w:abstractNum w:abstractNumId="14" w15:restartNumberingAfterBreak="0">
+  <w:abstractNum w:abstractNumId="15" w15:restartNumberingAfterBreak="0">
     <w:nsid w:val="30F2007B"/>
     <w:multiLevelType w:val="hybridMultilevel"/>
     <w:tmpl w:val="6BE815BA"/>
@@ -6583,7 +8345,156 @@
       </w:pPr>
     </w:lvl>
   </w:abstractNum>
-  <w:abstractNum w:abstractNumId="15" w15:restartNumberingAfterBreak="0">
+  <w:abstractNum w:abstractNumId="16" w15:restartNumberingAfterBreak="0">
+    <w:nsid w:val="366A4624"/>
+    <w:multiLevelType w:val="multilevel"/>
+    <w:tmpl w:val="4C3AD158"/>
+    <w:lvl w:ilvl="0">
+      <w:start w:val="1"/>
+      <w:numFmt w:val="bullet"/>
+      <w:lvlText w:val=""/>
+      <w:lvlJc w:val="left"/>
+      <w:pPr>
+        <w:tabs>
+          <w:tab w:val="num" w:pos="720"/>
+        </w:tabs>
+        <w:ind w:left="720" w:hanging="360"/>
+      </w:pPr>
+      <w:rPr>
+        <w:rFonts w:ascii="Symbol" w:hAnsi="Symbol" w:hint="default"/>
+        <w:sz w:val="20"/>
+      </w:rPr>
+    </w:lvl>
+    <w:lvl w:ilvl="1" w:tentative="1">
+      <w:start w:val="1"/>
+      <w:numFmt w:val="bullet"/>
+      <w:lvlText w:val="o"/>
+      <w:lvlJc w:val="left"/>
+      <w:pPr>
+        <w:tabs>
+          <w:tab w:val="num" w:pos="1440"/>
+        </w:tabs>
+        <w:ind w:left="1440" w:hanging="360"/>
+      </w:pPr>
+      <w:rPr>
+        <w:rFonts w:ascii="Courier New" w:hAnsi="Courier New" w:hint="default"/>
+        <w:sz w:val="20"/>
+      </w:rPr>
+    </w:lvl>
+    <w:lvl w:ilvl="2" w:tentative="1">
+      <w:start w:val="1"/>
+      <w:numFmt w:val="bullet"/>
+      <w:lvlText w:val=""/>
+      <w:lvlJc w:val="left"/>
+      <w:pPr>
+        <w:tabs>
+          <w:tab w:val="num" w:pos="2160"/>
+        </w:tabs>
+        <w:ind w:left="2160" w:hanging="360"/>
+      </w:pPr>
+      <w:rPr>
+        <w:rFonts w:ascii="Wingdings" w:hAnsi="Wingdings" w:hint="default"/>
+        <w:sz w:val="20"/>
+      </w:rPr>
+    </w:lvl>
+    <w:lvl w:ilvl="3" w:tentative="1">
+      <w:start w:val="1"/>
+      <w:numFmt w:val="bullet"/>
+      <w:lvlText w:val=""/>
+      <w:lvlJc w:val="left"/>
+      <w:pPr>
+        <w:tabs>
+          <w:tab w:val="num" w:pos="2880"/>
+        </w:tabs>
+        <w:ind w:left="2880" w:hanging="360"/>
+      </w:pPr>
+      <w:rPr>
+        <w:rFonts w:ascii="Wingdings" w:hAnsi="Wingdings" w:hint="default"/>
+        <w:sz w:val="20"/>
+      </w:rPr>
+    </w:lvl>
+    <w:lvl w:ilvl="4" w:tentative="1">
+      <w:start w:val="1"/>
+      <w:numFmt w:val="bullet"/>
+      <w:lvlText w:val=""/>
+      <w:lvlJc w:val="left"/>
+      <w:pPr>
+        <w:tabs>
+          <w:tab w:val="num" w:pos="3600"/>
+        </w:tabs>
+        <w:ind w:left="3600" w:hanging="360"/>
+      </w:pPr>
+      <w:rPr>
+        <w:rFonts w:ascii="Wingdings" w:hAnsi="Wingdings" w:hint="default"/>
+        <w:sz w:val="20"/>
+      </w:rPr>
+    </w:lvl>
+    <w:lvl w:ilvl="5" w:tentative="1">
+      <w:start w:val="1"/>
+      <w:numFmt w:val="bullet"/>
+      <w:lvlText w:val=""/>
+      <w:lvlJc w:val="left"/>
+      <w:pPr>
+        <w:tabs>
+          <w:tab w:val="num" w:pos="4320"/>
+        </w:tabs>
+        <w:ind w:left="4320" w:hanging="360"/>
+      </w:pPr>
+      <w:rPr>
+        <w:rFonts w:ascii="Wingdings" w:hAnsi="Wingdings" w:hint="default"/>
+        <w:sz w:val="20"/>
+      </w:rPr>
+    </w:lvl>
+    <w:lvl w:ilvl="6" w:tentative="1">
+      <w:start w:val="1"/>
+      <w:numFmt w:val="bullet"/>
+      <w:lvlText w:val=""/>
+      <w:lvlJc w:val="left"/>
+      <w:pPr>
+        <w:tabs>
+          <w:tab w:val="num" w:pos="5040"/>
+        </w:tabs>
+        <w:ind w:left="5040" w:hanging="360"/>
+      </w:pPr>
+      <w:rPr>
+        <w:rFonts w:ascii="Wingdings" w:hAnsi="Wingdings" w:hint="default"/>
+        <w:sz w:val="20"/>
+      </w:rPr>
+    </w:lvl>
+    <w:lvl w:ilvl="7" w:tentative="1">
+      <w:start w:val="1"/>
+      <w:numFmt w:val="bullet"/>
+      <w:lvlText w:val=""/>
+      <w:lvlJc w:val="left"/>
+      <w:pPr>
+        <w:tabs>
+          <w:tab w:val="num" w:pos="5760"/>
+        </w:tabs>
+        <w:ind w:left="5760" w:hanging="360"/>
+      </w:pPr>
+      <w:rPr>
+        <w:rFonts w:ascii="Wingdings" w:hAnsi="Wingdings" w:hint="default"/>
+        <w:sz w:val="20"/>
+      </w:rPr>
+    </w:lvl>
+    <w:lvl w:ilvl="8" w:tentative="1">
+      <w:start w:val="1"/>
+      <w:numFmt w:val="bullet"/>
+      <w:lvlText w:val=""/>
+      <w:lvlJc w:val="left"/>
+      <w:pPr>
+        <w:tabs>
+          <w:tab w:val="num" w:pos="6480"/>
+        </w:tabs>
+        <w:ind w:left="6480" w:hanging="360"/>
+      </w:pPr>
+      <w:rPr>
+        <w:rFonts w:ascii="Wingdings" w:hAnsi="Wingdings" w:hint="default"/>
+        <w:sz w:val="20"/>
+      </w:rPr>
+    </w:lvl>
+  </w:abstractNum>
+  <w:abstractNum w:abstractNumId="17" w15:restartNumberingAfterBreak="0">
     <w:nsid w:val="36790029"/>
     <w:multiLevelType w:val="multilevel"/>
     <w:tmpl w:val="A448D5AC"/>
@@ -6732,7 +8643,7 @@
       </w:rPr>
     </w:lvl>
   </w:abstractNum>
-  <w:abstractNum w:abstractNumId="16" w15:restartNumberingAfterBreak="0">
+  <w:abstractNum w:abstractNumId="18" w15:restartNumberingAfterBreak="0">
     <w:nsid w:val="389E3FF6"/>
     <w:multiLevelType w:val="hybridMultilevel"/>
     <w:tmpl w:val="9860006E"/>
@@ -6844,7 +8755,7 @@
       </w:rPr>
     </w:lvl>
   </w:abstractNum>
-  <w:abstractNum w:abstractNumId="17" w15:restartNumberingAfterBreak="0">
+  <w:abstractNum w:abstractNumId="19" w15:restartNumberingAfterBreak="0">
     <w:nsid w:val="3A934B1A"/>
     <w:multiLevelType w:val="hybridMultilevel"/>
     <w:tmpl w:val="29FC2430"/>
@@ -6933,7 +8844,7 @@
       </w:pPr>
     </w:lvl>
   </w:abstractNum>
-  <w:abstractNum w:abstractNumId="18" w15:restartNumberingAfterBreak="0">
+  <w:abstractNum w:abstractNumId="20" w15:restartNumberingAfterBreak="0">
     <w:nsid w:val="43FA201A"/>
     <w:multiLevelType w:val="multilevel"/>
     <w:tmpl w:val="68C4967A"/>
@@ -7082,7 +8993,156 @@
       </w:rPr>
     </w:lvl>
   </w:abstractNum>
-  <w:abstractNum w:abstractNumId="19" w15:restartNumberingAfterBreak="0">
+  <w:abstractNum w:abstractNumId="21" w15:restartNumberingAfterBreak="0">
+    <w:nsid w:val="47A71A19"/>
+    <w:multiLevelType w:val="multilevel"/>
+    <w:tmpl w:val="9F46CE10"/>
+    <w:lvl w:ilvl="0">
+      <w:start w:val="1"/>
+      <w:numFmt w:val="bullet"/>
+      <w:lvlText w:val=""/>
+      <w:lvlJc w:val="left"/>
+      <w:pPr>
+        <w:tabs>
+          <w:tab w:val="num" w:pos="720"/>
+        </w:tabs>
+        <w:ind w:left="720" w:hanging="360"/>
+      </w:pPr>
+      <w:rPr>
+        <w:rFonts w:ascii="Symbol" w:hAnsi="Symbol" w:hint="default"/>
+        <w:sz w:val="20"/>
+      </w:rPr>
+    </w:lvl>
+    <w:lvl w:ilvl="1" w:tentative="1">
+      <w:start w:val="1"/>
+      <w:numFmt w:val="bullet"/>
+      <w:lvlText w:val="o"/>
+      <w:lvlJc w:val="left"/>
+      <w:pPr>
+        <w:tabs>
+          <w:tab w:val="num" w:pos="1440"/>
+        </w:tabs>
+        <w:ind w:left="1440" w:hanging="360"/>
+      </w:pPr>
+      <w:rPr>
+        <w:rFonts w:ascii="Courier New" w:hAnsi="Courier New" w:hint="default"/>
+        <w:sz w:val="20"/>
+      </w:rPr>
+    </w:lvl>
+    <w:lvl w:ilvl="2" w:tentative="1">
+      <w:start w:val="1"/>
+      <w:numFmt w:val="bullet"/>
+      <w:lvlText w:val=""/>
+      <w:lvlJc w:val="left"/>
+      <w:pPr>
+        <w:tabs>
+          <w:tab w:val="num" w:pos="2160"/>
+        </w:tabs>
+        <w:ind w:left="2160" w:hanging="360"/>
+      </w:pPr>
+      <w:rPr>
+        <w:rFonts w:ascii="Wingdings" w:hAnsi="Wingdings" w:hint="default"/>
+        <w:sz w:val="20"/>
+      </w:rPr>
+    </w:lvl>
+    <w:lvl w:ilvl="3" w:tentative="1">
+      <w:start w:val="1"/>
+      <w:numFmt w:val="bullet"/>
+      <w:lvlText w:val=""/>
+      <w:lvlJc w:val="left"/>
+      <w:pPr>
+        <w:tabs>
+          <w:tab w:val="num" w:pos="2880"/>
+        </w:tabs>
+        <w:ind w:left="2880" w:hanging="360"/>
+      </w:pPr>
+      <w:rPr>
+        <w:rFonts w:ascii="Wingdings" w:hAnsi="Wingdings" w:hint="default"/>
+        <w:sz w:val="20"/>
+      </w:rPr>
+    </w:lvl>
+    <w:lvl w:ilvl="4" w:tentative="1">
+      <w:start w:val="1"/>
+      <w:numFmt w:val="bullet"/>
+      <w:lvlText w:val=""/>
+      <w:lvlJc w:val="left"/>
+      <w:pPr>
+        <w:tabs>
+          <w:tab w:val="num" w:pos="3600"/>
+        </w:tabs>
+        <w:ind w:left="3600" w:hanging="360"/>
+      </w:pPr>
+      <w:rPr>
+        <w:rFonts w:ascii="Wingdings" w:hAnsi="Wingdings" w:hint="default"/>
+        <w:sz w:val="20"/>
+      </w:rPr>
+    </w:lvl>
+    <w:lvl w:ilvl="5" w:tentative="1">
+      <w:start w:val="1"/>
+      <w:numFmt w:val="bullet"/>
+      <w:lvlText w:val=""/>
+      <w:lvlJc w:val="left"/>
+      <w:pPr>
+        <w:tabs>
+          <w:tab w:val="num" w:pos="4320"/>
+        </w:tabs>
+        <w:ind w:left="4320" w:hanging="360"/>
+      </w:pPr>
+      <w:rPr>
+        <w:rFonts w:ascii="Wingdings" w:hAnsi="Wingdings" w:hint="default"/>
+        <w:sz w:val="20"/>
+      </w:rPr>
+    </w:lvl>
+    <w:lvl w:ilvl="6" w:tentative="1">
+      <w:start w:val="1"/>
+      <w:numFmt w:val="bullet"/>
+      <w:lvlText w:val=""/>
+      <w:lvlJc w:val="left"/>
+      <w:pPr>
+        <w:tabs>
+          <w:tab w:val="num" w:pos="5040"/>
+        </w:tabs>
+        <w:ind w:left="5040" w:hanging="360"/>
+      </w:pPr>
+      <w:rPr>
+        <w:rFonts w:ascii="Wingdings" w:hAnsi="Wingdings" w:hint="default"/>
+        <w:sz w:val="20"/>
+      </w:rPr>
+    </w:lvl>
+    <w:lvl w:ilvl="7" w:tentative="1">
+      <w:start w:val="1"/>
+      <w:numFmt w:val="bullet"/>
+      <w:lvlText w:val=""/>
+      <w:lvlJc w:val="left"/>
+      <w:pPr>
+        <w:tabs>
+          <w:tab w:val="num" w:pos="5760"/>
+        </w:tabs>
+        <w:ind w:left="5760" w:hanging="360"/>
+      </w:pPr>
+      <w:rPr>
+        <w:rFonts w:ascii="Wingdings" w:hAnsi="Wingdings" w:hint="default"/>
+        <w:sz w:val="20"/>
+      </w:rPr>
+    </w:lvl>
+    <w:lvl w:ilvl="8" w:tentative="1">
+      <w:start w:val="1"/>
+      <w:numFmt w:val="bullet"/>
+      <w:lvlText w:val=""/>
+      <w:lvlJc w:val="left"/>
+      <w:pPr>
+        <w:tabs>
+          <w:tab w:val="num" w:pos="6480"/>
+        </w:tabs>
+        <w:ind w:left="6480" w:hanging="360"/>
+      </w:pPr>
+      <w:rPr>
+        <w:rFonts w:ascii="Wingdings" w:hAnsi="Wingdings" w:hint="default"/>
+        <w:sz w:val="20"/>
+      </w:rPr>
+    </w:lvl>
+  </w:abstractNum>
+  <w:abstractNum w:abstractNumId="22" w15:restartNumberingAfterBreak="0">
     <w:nsid w:val="4AB3781B"/>
     <w:multiLevelType w:val="multilevel"/>
     <w:tmpl w:val="EAC2AB4E"/>
@@ -7231,7 +9291,7 @@
       </w:rPr>
     </w:lvl>
   </w:abstractNum>
-  <w:abstractNum w:abstractNumId="20" w15:restartNumberingAfterBreak="0">
+  <w:abstractNum w:abstractNumId="23" w15:restartNumberingAfterBreak="0">
     <w:nsid w:val="4CF46D49"/>
     <w:multiLevelType w:val="hybridMultilevel"/>
     <w:tmpl w:val="C7E65B08"/>
@@ -7343,7 +9403,7 @@
       </w:rPr>
     </w:lvl>
   </w:abstractNum>
-  <w:abstractNum w:abstractNumId="21" w15:restartNumberingAfterBreak="0">
+  <w:abstractNum w:abstractNumId="24" w15:restartNumberingAfterBreak="0">
     <w:nsid w:val="4E914A86"/>
     <w:multiLevelType w:val="multilevel"/>
     <w:tmpl w:val="98546D14"/>
@@ -7492,7 +9552,7 @@
       </w:rPr>
     </w:lvl>
   </w:abstractNum>
-  <w:abstractNum w:abstractNumId="22" w15:restartNumberingAfterBreak="0">
+  <w:abstractNum w:abstractNumId="25" w15:restartNumberingAfterBreak="0">
     <w:nsid w:val="4FBE67FC"/>
     <w:multiLevelType w:val="hybridMultilevel"/>
     <w:tmpl w:val="5B0A1A34"/>
@@ -7581,7 +9641,120 @@
       </w:pPr>
     </w:lvl>
   </w:abstractNum>
-  <w:abstractNum w:abstractNumId="23" w15:restartNumberingAfterBreak="0">
+  <w:abstractNum w:abstractNumId="26" w15:restartNumberingAfterBreak="0">
+    <w:nsid w:val="5025526E"/>
+    <w:multiLevelType w:val="hybridMultilevel"/>
+    <w:tmpl w:val="1D1AE752"/>
+    <w:lvl w:ilvl="0" w:tplc="32D683AE">
+      <w:start w:val="1"/>
+      <w:numFmt w:val="bullet"/>
+      <w:lvlText w:val=""/>
+      <w:lvlJc w:val="left"/>
+      <w:pPr>
+        <w:ind w:left="720" w:hanging="360"/>
+      </w:pPr>
+      <w:rPr>
+        <w:rFonts w:ascii="Symbol" w:hAnsi="Symbol" w:hint="default"/>
+      </w:rPr>
+    </w:lvl>
+    <w:lvl w:ilvl="1" w:tplc="04190003" w:tentative="1">
+      <w:start w:val="1"/>
+      <w:numFmt w:val="bullet"/>
+      <w:lvlText w:val="o"/>
+      <w:lvlJc w:val="left"/>
+      <w:pPr>
+        <w:ind w:left="1440" w:hanging="360"/>
+      </w:pPr>
+      <w:rPr>
+        <w:rFonts w:ascii="Courier New" w:hAnsi="Courier New" w:cs="Courier New" w:hint="default"/>
+      </w:rPr>
+    </w:lvl>
+    <w:lvl w:ilvl="2" w:tplc="04190005" w:tentative="1">
+      <w:start w:val="1"/>
+      <w:numFmt w:val="bullet"/>
+      <w:lvlText w:val=""/>
+      <w:lvlJc w:val="left"/>
+      <w:pPr>
+        <w:ind w:left="2160" w:hanging="360"/>
+      </w:pPr>
+      <w:rPr>
+        <w:rFonts w:ascii="Wingdings" w:hAnsi="Wingdings" w:hint="default"/>
+      </w:rPr>
+    </w:lvl>
+    <w:lvl w:ilvl="3" w:tplc="04190001" w:tentative="1">
+      <w:start w:val="1"/>
+      <w:numFmt w:val="bullet"/>
+      <w:lvlText w:val=""/>
+      <w:lvlJc w:val="left"/>
+      <w:pPr>
+        <w:ind w:left="2880" w:hanging="360"/>
+      </w:pPr>
+      <w:rPr>
+        <w:rFonts w:ascii="Symbol" w:hAnsi="Symbol" w:hint="default"/>
+      </w:rPr>
+    </w:lvl>
+    <w:lvl w:ilvl="4" w:tplc="04190003" w:tentative="1">
+      <w:start w:val="1"/>
+      <w:numFmt w:val="bullet"/>
+      <w:lvlText w:val="o"/>
+      <w:lvlJc w:val="left"/>
+      <w:pPr>
+        <w:ind w:left="3600" w:hanging="360"/>
+      </w:pPr>
+      <w:rPr>
+        <w:rFonts w:ascii="Courier New" w:hAnsi="Courier New" w:cs="Courier New" w:hint="default"/>
+      </w:rPr>
+    </w:lvl>
+    <w:lvl w:ilvl="5" w:tplc="04190005" w:tentative="1">
+      <w:start w:val="1"/>
+      <w:numFmt w:val="bullet"/>
+      <w:lvlText w:val=""/>
+      <w:lvlJc w:val="left"/>
+      <w:pPr>
+        <w:ind w:left="4320" w:hanging="360"/>
+      </w:pPr>
+      <w:rPr>
+        <w:rFonts w:ascii="Wingdings" w:hAnsi="Wingdings" w:hint="default"/>
+      </w:rPr>
+    </w:lvl>
+    <w:lvl w:ilvl="6" w:tplc="04190001" w:tentative="1">
+      <w:start w:val="1"/>
+      <w:numFmt w:val="bullet"/>
+      <w:lvlText w:val=""/>
+      <w:lvlJc w:val="left"/>
+      <w:pPr>
+        <w:ind w:left="5040" w:hanging="360"/>
+      </w:pPr>
+      <w:rPr>
+        <w:rFonts w:ascii="Symbol" w:hAnsi="Symbol" w:hint="default"/>
+      </w:rPr>
+    </w:lvl>
+    <w:lvl w:ilvl="7" w:tplc="04190003" w:tentative="1">
+      <w:start w:val="1"/>
+      <w:numFmt w:val="bullet"/>
+      <w:lvlText w:val="o"/>
+      <w:lvlJc w:val="left"/>
+      <w:pPr>
+        <w:ind w:left="5760" w:hanging="360"/>
+      </w:pPr>
+      <w:rPr>
+        <w:rFonts w:ascii="Courier New" w:hAnsi="Courier New" w:cs="Courier New" w:hint="default"/>
+      </w:rPr>
+    </w:lvl>
+    <w:lvl w:ilvl="8" w:tplc="04190005" w:tentative="1">
+      <w:start w:val="1"/>
+      <w:numFmt w:val="bullet"/>
+      <w:lvlText w:val=""/>
+      <w:lvlJc w:val="left"/>
+      <w:pPr>
+        <w:ind w:left="6480" w:hanging="360"/>
+      </w:pPr>
+      <w:rPr>
+        <w:rFonts w:ascii="Wingdings" w:hAnsi="Wingdings" w:hint="default"/>
+      </w:rPr>
+    </w:lvl>
+  </w:abstractNum>
+  <w:abstractNum w:abstractNumId="27" w15:restartNumberingAfterBreak="0">
     <w:nsid w:val="511D1129"/>
     <w:multiLevelType w:val="multilevel"/>
     <w:tmpl w:val="1F545680"/>
@@ -7730,7 +9903,7 @@
       </w:rPr>
     </w:lvl>
   </w:abstractNum>
-  <w:abstractNum w:abstractNumId="24" w15:restartNumberingAfterBreak="0">
+  <w:abstractNum w:abstractNumId="28" w15:restartNumberingAfterBreak="0">
     <w:nsid w:val="5E8B43CA"/>
     <w:multiLevelType w:val="multilevel"/>
     <w:tmpl w:val="AD32D0A0"/>
@@ -7879,7 +10052,7 @@
       </w:rPr>
     </w:lvl>
   </w:abstractNum>
-  <w:abstractNum w:abstractNumId="25" w15:restartNumberingAfterBreak="0">
+  <w:abstractNum w:abstractNumId="29" w15:restartNumberingAfterBreak="0">
     <w:nsid w:val="60557608"/>
     <w:multiLevelType w:val="multilevel"/>
     <w:tmpl w:val="DEFE3EE4"/>
@@ -8028,7 +10201,7 @@
       </w:rPr>
     </w:lvl>
   </w:abstractNum>
-  <w:abstractNum w:abstractNumId="26" w15:restartNumberingAfterBreak="0">
+  <w:abstractNum w:abstractNumId="30" w15:restartNumberingAfterBreak="0">
     <w:nsid w:val="62B171B9"/>
     <w:multiLevelType w:val="multilevel"/>
     <w:tmpl w:val="208C0A04"/>
@@ -8177,7 +10350,7 @@
       </w:rPr>
     </w:lvl>
   </w:abstractNum>
-  <w:abstractNum w:abstractNumId="27" w15:restartNumberingAfterBreak="0">
+  <w:abstractNum w:abstractNumId="31" w15:restartNumberingAfterBreak="0">
     <w:nsid w:val="639770C3"/>
     <w:multiLevelType w:val="multilevel"/>
     <w:tmpl w:val="49B0690C"/>
@@ -8325,7 +10498,7 @@
       </w:rPr>
     </w:lvl>
   </w:abstractNum>
-  <w:abstractNum w:abstractNumId="28" w15:restartNumberingAfterBreak="0">
+  <w:abstractNum w:abstractNumId="32" w15:restartNumberingAfterBreak="0">
     <w:nsid w:val="644C1551"/>
     <w:multiLevelType w:val="multilevel"/>
     <w:tmpl w:val="8EBA0E58"/>
@@ -8474,7 +10647,7 @@
       </w:rPr>
     </w:lvl>
   </w:abstractNum>
-  <w:abstractNum w:abstractNumId="29" w15:restartNumberingAfterBreak="0">
+  <w:abstractNum w:abstractNumId="33" w15:restartNumberingAfterBreak="0">
     <w:nsid w:val="6CDD1670"/>
     <w:multiLevelType w:val="multilevel"/>
     <w:tmpl w:val="EC4493F0"/>
@@ -8622,7 +10795,7 @@
       </w:rPr>
     </w:lvl>
   </w:abstractNum>
-  <w:abstractNum w:abstractNumId="30" w15:restartNumberingAfterBreak="0">
+  <w:abstractNum w:abstractNumId="34" w15:restartNumberingAfterBreak="0">
     <w:nsid w:val="6D9E261E"/>
     <w:multiLevelType w:val="multilevel"/>
     <w:tmpl w:val="1F320EDE"/>
@@ -8771,7 +10944,7 @@
       </w:rPr>
     </w:lvl>
   </w:abstractNum>
-  <w:abstractNum w:abstractNumId="31" w15:restartNumberingAfterBreak="0">
+  <w:abstractNum w:abstractNumId="35" w15:restartNumberingAfterBreak="0">
     <w:nsid w:val="6ECA025B"/>
     <w:multiLevelType w:val="multilevel"/>
     <w:tmpl w:val="3E046A66"/>
@@ -8920,7 +11093,7 @@
       </w:rPr>
     </w:lvl>
   </w:abstractNum>
-  <w:abstractNum w:abstractNumId="32" w15:restartNumberingAfterBreak="0">
+  <w:abstractNum w:abstractNumId="36" w15:restartNumberingAfterBreak="0">
     <w:nsid w:val="6F1677FB"/>
     <w:multiLevelType w:val="hybridMultilevel"/>
     <w:tmpl w:val="2C6A5E34"/>
@@ -9009,7 +11182,7 @@
       </w:pPr>
     </w:lvl>
   </w:abstractNum>
-  <w:abstractNum w:abstractNumId="33" w15:restartNumberingAfterBreak="0">
+  <w:abstractNum w:abstractNumId="37" w15:restartNumberingAfterBreak="0">
     <w:nsid w:val="761D09D9"/>
     <w:multiLevelType w:val="multilevel"/>
     <w:tmpl w:val="D1403B8E"/>
@@ -9158,7 +11331,7 @@
       </w:rPr>
     </w:lvl>
   </w:abstractNum>
-  <w:abstractNum w:abstractNumId="34" w15:restartNumberingAfterBreak="0">
+  <w:abstractNum w:abstractNumId="38" w15:restartNumberingAfterBreak="0">
     <w:nsid w:val="781354C1"/>
     <w:multiLevelType w:val="multilevel"/>
     <w:tmpl w:val="12AC965A"/>
@@ -9306,7 +11479,7 @@
       </w:rPr>
     </w:lvl>
   </w:abstractNum>
-  <w:abstractNum w:abstractNumId="35" w15:restartNumberingAfterBreak="0">
+  <w:abstractNum w:abstractNumId="39" w15:restartNumberingAfterBreak="0">
     <w:nsid w:val="79812756"/>
     <w:multiLevelType w:val="multilevel"/>
     <w:tmpl w:val="758E2ED2"/>
@@ -9455,7 +11628,7 @@
       </w:rPr>
     </w:lvl>
   </w:abstractNum>
-  <w:abstractNum w:abstractNumId="36" w15:restartNumberingAfterBreak="0">
+  <w:abstractNum w:abstractNumId="40" w15:restartNumberingAfterBreak="0">
     <w:nsid w:val="7AB375EB"/>
     <w:multiLevelType w:val="multilevel"/>
     <w:tmpl w:val="F9469AE2"/>
@@ -9604,7 +11777,7 @@
       </w:rPr>
     </w:lvl>
   </w:abstractNum>
-  <w:abstractNum w:abstractNumId="37" w15:restartNumberingAfterBreak="0">
+  <w:abstractNum w:abstractNumId="41" w15:restartNumberingAfterBreak="0">
     <w:nsid w:val="7B390416"/>
     <w:multiLevelType w:val="multilevel"/>
     <w:tmpl w:val="D4185B48"/>
@@ -9753,7 +11926,7 @@
       </w:rPr>
     </w:lvl>
   </w:abstractNum>
-  <w:abstractNum w:abstractNumId="38" w15:restartNumberingAfterBreak="0">
+  <w:abstractNum w:abstractNumId="42" w15:restartNumberingAfterBreak="0">
     <w:nsid w:val="7C911B89"/>
     <w:multiLevelType w:val="hybridMultilevel"/>
     <w:tmpl w:val="277C0612"/>
@@ -9866,40 +12039,40 @@
     </w:lvl>
   </w:abstractNum>
   <w:num w:numId="1" w16cid:durableId="1661956759">
-    <w:abstractNumId w:val="32"/>
+    <w:abstractNumId w:val="36"/>
   </w:num>
   <w:num w:numId="2" w16cid:durableId="567811101">
-    <w:abstractNumId w:val="14"/>
+    <w:abstractNumId w:val="15"/>
   </w:num>
   <w:num w:numId="3" w16cid:durableId="210925734">
-    <w:abstractNumId w:val="16"/>
+    <w:abstractNumId w:val="18"/>
   </w:num>
   <w:num w:numId="4" w16cid:durableId="1984311759">
-    <w:abstractNumId w:val="38"/>
+    <w:abstractNumId w:val="42"/>
   </w:num>
   <w:num w:numId="5" w16cid:durableId="427966316">
-    <w:abstractNumId w:val="20"/>
+    <w:abstractNumId w:val="23"/>
   </w:num>
   <w:num w:numId="6" w16cid:durableId="2041468526">
-    <w:abstractNumId w:val="8"/>
+    <w:abstractNumId w:val="9"/>
   </w:num>
   <w:num w:numId="7" w16cid:durableId="1522744497">
-    <w:abstractNumId w:val="30"/>
+    <w:abstractNumId w:val="34"/>
   </w:num>
   <w:num w:numId="8" w16cid:durableId="430972375">
-    <w:abstractNumId w:val="6"/>
+    <w:abstractNumId w:val="7"/>
   </w:num>
   <w:num w:numId="9" w16cid:durableId="448941398">
-    <w:abstractNumId w:val="31"/>
+    <w:abstractNumId w:val="35"/>
   </w:num>
   <w:num w:numId="10" w16cid:durableId="363755708">
     <w:abstractNumId w:val="2"/>
   </w:num>
   <w:num w:numId="11" w16cid:durableId="831067289">
-    <w:abstractNumId w:val="19"/>
+    <w:abstractNumId w:val="22"/>
   </w:num>
   <w:num w:numId="12" w16cid:durableId="2085948923">
-    <w:abstractNumId w:val="23"/>
+    <w:abstractNumId w:val="27"/>
   </w:num>
   <w:num w:numId="13" w16cid:durableId="400063485">
     <w:abstractNumId w:val="0"/>
@@ -9908,79 +12081,91 @@
     <w:abstractNumId w:val="5"/>
   </w:num>
   <w:num w:numId="15" w16cid:durableId="233666568">
-    <w:abstractNumId w:val="7"/>
+    <w:abstractNumId w:val="8"/>
   </w:num>
   <w:num w:numId="16" w16cid:durableId="796609095">
-    <w:abstractNumId w:val="18"/>
+    <w:abstractNumId w:val="20"/>
   </w:num>
   <w:num w:numId="17" w16cid:durableId="926887382">
-    <w:abstractNumId w:val="22"/>
+    <w:abstractNumId w:val="25"/>
   </w:num>
   <w:num w:numId="18" w16cid:durableId="931158445">
-    <w:abstractNumId w:val="17"/>
+    <w:abstractNumId w:val="19"/>
   </w:num>
   <w:num w:numId="19" w16cid:durableId="129440266">
-    <w:abstractNumId w:val="33"/>
+    <w:abstractNumId w:val="37"/>
   </w:num>
   <w:num w:numId="20" w16cid:durableId="1953707446">
-    <w:abstractNumId w:val="28"/>
+    <w:abstractNumId w:val="32"/>
   </w:num>
   <w:num w:numId="21" w16cid:durableId="1480145997">
-    <w:abstractNumId w:val="15"/>
+    <w:abstractNumId w:val="17"/>
   </w:num>
   <w:num w:numId="22" w16cid:durableId="414865461">
     <w:abstractNumId w:val="4"/>
   </w:num>
   <w:num w:numId="23" w16cid:durableId="1055852596">
+    <w:abstractNumId w:val="12"/>
+  </w:num>
+  <w:num w:numId="24" w16cid:durableId="446779872">
     <w:abstractNumId w:val="11"/>
   </w:num>
-  <w:num w:numId="24" w16cid:durableId="446779872">
-    <w:abstractNumId w:val="10"/>
-  </w:num>
   <w:num w:numId="25" w16cid:durableId="1600328954">
-    <w:abstractNumId w:val="13"/>
+    <w:abstractNumId w:val="14"/>
   </w:num>
   <w:num w:numId="26" w16cid:durableId="446586333">
-    <w:abstractNumId w:val="37"/>
+    <w:abstractNumId w:val="41"/>
   </w:num>
   <w:num w:numId="27" w16cid:durableId="652023145">
-    <w:abstractNumId w:val="34"/>
+    <w:abstractNumId w:val="38"/>
   </w:num>
   <w:num w:numId="28" w16cid:durableId="736826190">
-    <w:abstractNumId w:val="36"/>
+    <w:abstractNumId w:val="40"/>
   </w:num>
   <w:num w:numId="29" w16cid:durableId="1435174216">
-    <w:abstractNumId w:val="26"/>
+    <w:abstractNumId w:val="30"/>
   </w:num>
   <w:num w:numId="30" w16cid:durableId="2120105670">
-    <w:abstractNumId w:val="29"/>
+    <w:abstractNumId w:val="33"/>
   </w:num>
   <w:num w:numId="31" w16cid:durableId="1147820609">
-    <w:abstractNumId w:val="35"/>
+    <w:abstractNumId w:val="39"/>
   </w:num>
   <w:num w:numId="32" w16cid:durableId="862674638">
-    <w:abstractNumId w:val="12"/>
+    <w:abstractNumId w:val="13"/>
   </w:num>
   <w:num w:numId="33" w16cid:durableId="406004733">
     <w:abstractNumId w:val="1"/>
   </w:num>
   <w:num w:numId="34" w16cid:durableId="451752645">
-    <w:abstractNumId w:val="21"/>
+    <w:abstractNumId w:val="24"/>
   </w:num>
   <w:num w:numId="35" w16cid:durableId="303194645">
-    <w:abstractNumId w:val="25"/>
+    <w:abstractNumId w:val="29"/>
   </w:num>
   <w:num w:numId="36" w16cid:durableId="2070372224">
     <w:abstractNumId w:val="3"/>
   </w:num>
   <w:num w:numId="37" w16cid:durableId="1450929975">
-    <w:abstractNumId w:val="9"/>
+    <w:abstractNumId w:val="10"/>
   </w:num>
   <w:num w:numId="38" w16cid:durableId="579561948">
-    <w:abstractNumId w:val="24"/>
+    <w:abstractNumId w:val="28"/>
   </w:num>
   <w:num w:numId="39" w16cid:durableId="1110780784">
-    <w:abstractNumId w:val="27"/>
+    <w:abstractNumId w:val="31"/>
+  </w:num>
+  <w:num w:numId="40" w16cid:durableId="1671372047">
+    <w:abstractNumId w:val="16"/>
+  </w:num>
+  <w:num w:numId="41" w16cid:durableId="1899515110">
+    <w:abstractNumId w:val="21"/>
+  </w:num>
+  <w:num w:numId="42" w16cid:durableId="1720472748">
+    <w:abstractNumId w:val="6"/>
+  </w:num>
+  <w:num w:numId="43" w16cid:durableId="2026445743">
+    <w:abstractNumId w:val="26"/>
   </w:num>
 </w:numbering>
 </file>
